--- a/klagomål/A 13924-2026 FSC-klagomål.docx
+++ b/klagomål/A 13924-2026 FSC-klagomål.docx
@@ -997,7 +997,7 @@
     <w:r>
       <w:tab/>
       <w:tab/>
-      <w:t>2026-03-18</w:t>
+      <w:t>2026-03-19</w:t>
       <w:br/>
       <w:br/>
     </w:r>

--- a/klagomål/A 13924-2026 FSC-klagomål.docx
+++ b/klagomål/A 13924-2026 FSC-klagomål.docx
@@ -997,7 +997,7 @@
     <w:r>
       <w:tab/>
       <w:tab/>
-      <w:t>2026-03-19</w:t>
+      <w:t>2026-03-20</w:t>
       <w:br/>
       <w:br/>
     </w:r>

--- a/klagomål/A 13924-2026 FSC-klagomål.docx
+++ b/klagomål/A 13924-2026 FSC-klagomål.docx
@@ -997,7 +997,7 @@
     <w:r>
       <w:tab/>
       <w:tab/>
-      <w:t>2026-03-20</w:t>
+      <w:t>2026-03-21</w:t>
       <w:br/>
       <w:br/>
     </w:r>

--- a/klagomål/A 13924-2026 FSC-klagomål.docx
+++ b/klagomål/A 13924-2026 FSC-klagomål.docx
@@ -997,7 +997,7 @@
     <w:r>
       <w:tab/>
       <w:tab/>
-      <w:t>2026-03-21</w:t>
+      <w:t>2026-03-22</w:t>
       <w:br/>
       <w:br/>
     </w:r>

--- a/klagomål/A 13924-2026 FSC-klagomål.docx
+++ b/klagomål/A 13924-2026 FSC-klagomål.docx
@@ -997,7 +997,7 @@
     <w:r>
       <w:tab/>
       <w:tab/>
-      <w:t>2026-03-22</w:t>
+      <w:t>2026-03-23</w:t>
       <w:br/>
       <w:br/>
     </w:r>

--- a/klagomål/A 13924-2026 FSC-klagomål.docx
+++ b/klagomål/A 13924-2026 FSC-klagomål.docx
@@ -997,7 +997,7 @@
     <w:r>
       <w:tab/>
       <w:tab/>
-      <w:t>2026-03-23</w:t>
+      <w:t>2026-03-24</w:t>
       <w:br/>
       <w:br/>
     </w:r>

--- a/klagomål/A 13924-2026 FSC-klagomål.docx
+++ b/klagomål/A 13924-2026 FSC-klagomål.docx
@@ -997,7 +997,7 @@
     <w:r>
       <w:tab/>
       <w:tab/>
-      <w:t>2026-03-24</w:t>
+      <w:t>2026-03-25</w:t>
       <w:br/>
       <w:br/>
     </w:r>

--- a/klagomål/A 13924-2026 FSC-klagomål.docx
+++ b/klagomål/A 13924-2026 FSC-klagomål.docx
@@ -997,7 +997,7 @@
     <w:r>
       <w:tab/>
       <w:tab/>
-      <w:t>2026-03-25</w:t>
+      <w:t>2026-03-26</w:t>
       <w:br/>
       <w:br/>
     </w:r>

--- a/klagomål/A 13924-2026 FSC-klagomål.docx
+++ b/klagomål/A 13924-2026 FSC-klagomål.docx
@@ -997,7 +997,7 @@
     <w:r>
       <w:tab/>
       <w:tab/>
-      <w:t>2026-03-26</w:t>
+      <w:t>2026-03-27</w:t>
       <w:br/>
       <w:br/>
     </w:r>

--- a/klagomål/A 13924-2026 FSC-klagomål.docx
+++ b/klagomål/A 13924-2026 FSC-klagomål.docx
@@ -997,7 +997,7 @@
     <w:r>
       <w:tab/>
       <w:tab/>
-      <w:t>2026-03-27</w:t>
+      <w:t>2026-03-28</w:t>
       <w:br/>
       <w:br/>
     </w:r>

--- a/klagomål/A 13924-2026 FSC-klagomål.docx
+++ b/klagomål/A 13924-2026 FSC-klagomål.docx
@@ -997,7 +997,7 @@
     <w:r>
       <w:tab/>
       <w:tab/>
-      <w:t>2026-03-28</w:t>
+      <w:t>2026-03-29</w:t>
       <w:br/>
       <w:br/>
     </w:r>

--- a/klagomål/A 13924-2026 FSC-klagomål.docx
+++ b/klagomål/A 13924-2026 FSC-klagomål.docx
@@ -997,7 +997,7 @@
     <w:r>
       <w:tab/>
       <w:tab/>
-      <w:t>2026-03-29</w:t>
+      <w:t>2026-03-30</w:t>
       <w:br/>
       <w:br/>
     </w:r>

--- a/klagomål/A 13924-2026 FSC-klagomål.docx
+++ b/klagomål/A 13924-2026 FSC-klagomål.docx
@@ -997,7 +997,7 @@
     <w:r>
       <w:tab/>
       <w:tab/>
-      <w:t>2026-03-30</w:t>
+      <w:t>2026-03-31</w:t>
       <w:br/>
       <w:br/>
     </w:r>

--- a/klagomål/A 13924-2026 FSC-klagomål.docx
+++ b/klagomål/A 13924-2026 FSC-klagomål.docx
@@ -997,7 +997,7 @@
     <w:r>
       <w:tab/>
       <w:tab/>
-      <w:t>2026-03-31</w:t>
+      <w:t>2026-04-01</w:t>
       <w:br/>
       <w:br/>
     </w:r>

--- a/klagomål/A 13924-2026 FSC-klagomål.docx
+++ b/klagomål/A 13924-2026 FSC-klagomål.docx
@@ -997,7 +997,7 @@
     <w:r>
       <w:tab/>
       <w:tab/>
-      <w:t>2026-04-01</w:t>
+      <w:t>2026-04-02</w:t>
       <w:br/>
       <w:br/>
     </w:r>

--- a/klagomål/A 13924-2026 FSC-klagomål.docx
+++ b/klagomål/A 13924-2026 FSC-klagomål.docx
@@ -997,7 +997,7 @@
     <w:r>
       <w:tab/>
       <w:tab/>
-      <w:t>2026-04-02</w:t>
+      <w:t>2026-04-03</w:t>
       <w:br/>
       <w:br/>
     </w:r>

--- a/klagomål/A 13924-2026 FSC-klagomål.docx
+++ b/klagomål/A 13924-2026 FSC-klagomål.docx
@@ -997,7 +997,7 @@
     <w:r>
       <w:tab/>
       <w:tab/>
-      <w:t>2026-04-03</w:t>
+      <w:t>2026-04-04</w:t>
       <w:br/>
       <w:br/>
     </w:r>

--- a/klagomål/A 13924-2026 FSC-klagomål.docx
+++ b/klagomål/A 13924-2026 FSC-klagomål.docx
@@ -997,7 +997,7 @@
     <w:r>
       <w:tab/>
       <w:tab/>
-      <w:t>2026-04-04</w:t>
+      <w:t>2026-04-05</w:t>
       <w:br/>
       <w:br/>
     </w:r>

--- a/klagomål/A 13924-2026 FSC-klagomål.docx
+++ b/klagomål/A 13924-2026 FSC-klagomål.docx
@@ -997,7 +997,7 @@
     <w:r>
       <w:tab/>
       <w:tab/>
-      <w:t>2026-04-14</w:t>
+      <w:t>2026-04-15</w:t>
       <w:br/>
       <w:br/>
     </w:r>

--- a/klagomål/A 13924-2026 FSC-klagomål.docx
+++ b/klagomål/A 13924-2026 FSC-klagomål.docx
@@ -997,7 +997,7 @@
     <w:r>
       <w:tab/>
       <w:tab/>
-      <w:t>2026-04-15</w:t>
+      <w:t>2026-04-16</w:t>
       <w:br/>
       <w:br/>
     </w:r>

--- a/klagomål/A 13924-2026 FSC-klagomål.docx
+++ b/klagomål/A 13924-2026 FSC-klagomål.docx
@@ -997,7 +997,7 @@
     <w:r>
       <w:tab/>
       <w:tab/>
-      <w:t>2026-04-16</w:t>
+      <w:t>2026-04-17</w:t>
       <w:br/>
       <w:br/>
     </w:r>

--- a/klagomål/A 13924-2026 FSC-klagomål.docx
+++ b/klagomål/A 13924-2026 FSC-klagomål.docx
@@ -997,7 +997,7 @@
     <w:r>
       <w:tab/>
       <w:tab/>
-      <w:t>2026-04-17</w:t>
+      <w:t>2026-04-18</w:t>
       <w:br/>
       <w:br/>
     </w:r>

--- a/klagomål/A 13924-2026 FSC-klagomål.docx
+++ b/klagomål/A 13924-2026 FSC-klagomål.docx
@@ -997,7 +997,7 @@
     <w:r>
       <w:tab/>
       <w:tab/>
-      <w:t>2026-04-18</w:t>
+      <w:t>2026-04-19</w:t>
       <w:br/>
       <w:br/>
     </w:r>

--- a/klagomål/A 13924-2026 FSC-klagomål.docx
+++ b/klagomål/A 13924-2026 FSC-klagomål.docx
@@ -997,7 +997,7 @@
     <w:r>
       <w:tab/>
       <w:tab/>
-      <w:t>2026-04-19</w:t>
+      <w:t>2026-04-20</w:t>
       <w:br/>
       <w:br/>
     </w:r>

--- a/klagomål/A 13924-2026 FSC-klagomål.docx
+++ b/klagomål/A 13924-2026 FSC-klagomål.docx
@@ -997,7 +997,7 @@
     <w:r>
       <w:tab/>
       <w:tab/>
-      <w:t>2026-04-20</w:t>
+      <w:t>2026-04-21</w:t>
       <w:br/>
       <w:br/>
     </w:r>

--- a/klagomål/A 13924-2026 FSC-klagomål.docx
+++ b/klagomål/A 13924-2026 FSC-klagomål.docx
@@ -997,7 +997,7 @@
     <w:r>
       <w:tab/>
       <w:tab/>
-      <w:t>2026-04-21</w:t>
+      <w:t>2026-04-22</w:t>
       <w:br/>
       <w:br/>
     </w:r>

--- a/klagomål/A 13924-2026 FSC-klagomål.docx
+++ b/klagomål/A 13924-2026 FSC-klagomål.docx
@@ -997,7 +997,7 @@
     <w:r>
       <w:tab/>
       <w:tab/>
-      <w:t>2026-04-22</w:t>
+      <w:t>2026-04-23</w:t>
       <w:br/>
       <w:br/>
     </w:r>

--- a/klagomål/A 13924-2026 FSC-klagomål.docx
+++ b/klagomål/A 13924-2026 FSC-klagomål.docx
@@ -997,7 +997,7 @@
     <w:r>
       <w:tab/>
       <w:tab/>
-      <w:t>2026-04-23</w:t>
+      <w:t>2026-04-24</w:t>
       <w:br/>
       <w:br/>
     </w:r>

--- a/klagomål/A 13924-2026 FSC-klagomål.docx
+++ b/klagomål/A 13924-2026 FSC-klagomål.docx
@@ -997,7 +997,7 @@
     <w:r>
       <w:tab/>
       <w:tab/>
-      <w:t>2026-04-24</w:t>
+      <w:t>2026-04-25</w:t>
       <w:br/>
       <w:br/>
     </w:r>

--- a/klagomål/A 13924-2026 FSC-klagomål.docx
+++ b/klagomål/A 13924-2026 FSC-klagomål.docx
@@ -997,7 +997,7 @@
     <w:r>
       <w:tab/>
       <w:tab/>
-      <w:t>2026-04-25</w:t>
+      <w:t>2026-04-26</w:t>
       <w:br/>
       <w:br/>
     </w:r>

--- a/klagomål/A 13924-2026 FSC-klagomål.docx
+++ b/klagomål/A 13924-2026 FSC-klagomål.docx
@@ -997,7 +997,7 @@
     <w:r>
       <w:tab/>
       <w:tab/>
-      <w:t>2026-04-26</w:t>
+      <w:t>2026-04-27</w:t>
       <w:br/>
       <w:br/>
     </w:r>

--- a/klagomål/A 13924-2026 FSC-klagomål.docx
+++ b/klagomål/A 13924-2026 FSC-klagomål.docx
@@ -997,7 +997,7 @@
     <w:r>
       <w:tab/>
       <w:tab/>
-      <w:t>2026-04-27</w:t>
+      <w:t>2026-04-28</w:t>
       <w:br/>
       <w:br/>
     </w:r>

--- a/klagomål/A 13924-2026 FSC-klagomål.docx
+++ b/klagomål/A 13924-2026 FSC-klagomål.docx
@@ -997,7 +997,7 @@
     <w:r>
       <w:tab/>
       <w:tab/>
-      <w:t>2026-04-28</w:t>
+      <w:t>2026-04-29</w:t>
       <w:br/>
       <w:br/>
     </w:r>

--- a/klagomål/A 13924-2026 FSC-klagomål.docx
+++ b/klagomål/A 13924-2026 FSC-klagomål.docx
@@ -997,7 +997,7 @@
     <w:r>
       <w:tab/>
       <w:tab/>
-      <w:t>2026-04-29</w:t>
+      <w:t>2026-04-30</w:t>
       <w:br/>
       <w:br/>
     </w:r>

--- a/klagomål/A 13924-2026 FSC-klagomål.docx
+++ b/klagomål/A 13924-2026 FSC-klagomål.docx
@@ -997,7 +997,7 @@
     <w:r>
       <w:tab/>
       <w:tab/>
-      <w:t>2026-04-30</w:t>
+      <w:t>2026-05-01</w:t>
       <w:br/>
       <w:br/>
     </w:r>

--- a/klagomål/A 13924-2026 FSC-klagomål.docx
+++ b/klagomål/A 13924-2026 FSC-klagomål.docx
@@ -997,7 +997,7 @@
     <w:r>
       <w:tab/>
       <w:tab/>
-      <w:t>2026-05-01</w:t>
+      <w:t>2026-05-02</w:t>
       <w:br/>
       <w:br/>
     </w:r>

--- a/klagomål/A 13924-2026 FSC-klagomål.docx
+++ b/klagomål/A 13924-2026 FSC-klagomål.docx
@@ -997,7 +997,7 @@
     <w:r>
       <w:tab/>
       <w:tab/>
-      <w:t>2026-05-02</w:t>
+      <w:t>2026-05-03</w:t>
       <w:br/>
       <w:br/>
     </w:r>

--- a/klagomål/A 13924-2026 FSC-klagomål.docx
+++ b/klagomål/A 13924-2026 FSC-klagomål.docx
@@ -997,7 +997,7 @@
     <w:r>
       <w:tab/>
       <w:tab/>
-      <w:t>2026-05-16</w:t>
+      <w:t>2026-05-17</w:t>
       <w:br/>
       <w:br/>
     </w:r>

--- a/klagomål/A 13924-2026 FSC-klagomål.docx
+++ b/klagomål/A 13924-2026 FSC-klagomål.docx
@@ -997,7 +997,7 @@
     <w:r>
       <w:tab/>
       <w:tab/>
-      <w:t>2026-05-17</w:t>
+      <w:t>2026-05-18</w:t>
       <w:br/>
       <w:br/>
     </w:r>

--- a/klagomål/A 13924-2026 FSC-klagomål.docx
+++ b/klagomål/A 13924-2026 FSC-klagomål.docx
@@ -997,7 +997,7 @@
     <w:r>
       <w:tab/>
       <w:tab/>
-      <w:t>2026-05-18</w:t>
+      <w:t>2026-05-19</w:t>
       <w:br/>
       <w:br/>
     </w:r>

--- a/klagomål/A 13924-2026 FSC-klagomål.docx
+++ b/klagomål/A 13924-2026 FSC-klagomål.docx
@@ -997,7 +997,7 @@
     <w:r>
       <w:tab/>
       <w:tab/>
-      <w:t>2026-05-19</w:t>
+      <w:t>2026-05-20</w:t>
       <w:br/>
       <w:br/>
     </w:r>

--- a/klagomål/A 13924-2026 FSC-klagomål.docx
+++ b/klagomål/A 13924-2026 FSC-klagomål.docx
@@ -997,7 +997,7 @@
     <w:r>
       <w:tab/>
       <w:tab/>
-      <w:t>2026-05-20</w:t>
+      <w:t>2026-05-21</w:t>
       <w:br/>
       <w:br/>
     </w:r>

--- a/klagomål/A 13924-2026 FSC-klagomål.docx
+++ b/klagomål/A 13924-2026 FSC-klagomål.docx
@@ -997,7 +997,7 @@
     <w:r>
       <w:tab/>
       <w:tab/>
-      <w:t>2026-05-21</w:t>
+      <w:t>2026-05-22</w:t>
       <w:br/>
       <w:br/>
     </w:r>

--- a/klagomål/A 13924-2026 FSC-klagomål.docx
+++ b/klagomål/A 13924-2026 FSC-klagomål.docx
@@ -997,7 +997,7 @@
     <w:r>
       <w:tab/>
       <w:tab/>
-      <w:t>2026-05-22</w:t>
+      <w:t>2026-05-23</w:t>
       <w:br/>
       <w:br/>
     </w:r>

--- a/klagomål/A 13924-2026 FSC-klagomål.docx
+++ b/klagomål/A 13924-2026 FSC-klagomål.docx
@@ -997,7 +997,7 @@
     <w:r>
       <w:tab/>
       <w:tab/>
-      <w:t>2026-05-23</w:t>
+      <w:t>2026-05-24</w:t>
       <w:br/>
       <w:br/>
     </w:r>

--- a/klagomål/A 13924-2026 FSC-klagomål.docx
+++ b/klagomål/A 13924-2026 FSC-klagomål.docx
@@ -997,7 +997,7 @@
     <w:r>
       <w:tab/>
       <w:tab/>
-      <w:t>2026-05-24</w:t>
+      <w:t>2026-05-25</w:t>
       <w:br/>
       <w:br/>
     </w:r>

--- a/klagomål/A 13924-2026 FSC-klagomål.docx
+++ b/klagomål/A 13924-2026 FSC-klagomål.docx
@@ -997,7 +997,7 @@
     <w:r>
       <w:tab/>
       <w:tab/>
-      <w:t>2026-05-25</w:t>
+      <w:t>2026-05-26</w:t>
       <w:br/>
       <w:br/>
     </w:r>

--- a/klagomål/A 13924-2026 FSC-klagomål.docx
+++ b/klagomål/A 13924-2026 FSC-klagomål.docx
@@ -997,7 +997,7 @@
     <w:r>
       <w:tab/>
       <w:tab/>
-      <w:t>2026-05-26</w:t>
+      <w:t>2026-05-27</w:t>
       <w:br/>
       <w:br/>
     </w:r>

--- a/klagomål/A 13924-2026 FSC-klagomål.docx
+++ b/klagomål/A 13924-2026 FSC-klagomål.docx
@@ -997,7 +997,7 @@
     <w:r>
       <w:tab/>
       <w:tab/>
-      <w:t>2026-05-27</w:t>
+      <w:t>2026-05-28</w:t>
       <w:br/>
       <w:br/>
     </w:r>

--- a/klagomål/A 13924-2026 FSC-klagomål.docx
+++ b/klagomål/A 13924-2026 FSC-klagomål.docx
@@ -997,7 +997,7 @@
     <w:r>
       <w:tab/>
       <w:tab/>
-      <w:t>2026-05-28</w:t>
+      <w:t>2026-05-29</w:t>
       <w:br/>
       <w:br/>
     </w:r>

--- a/klagomål/A 13924-2026 FSC-klagomål.docx
+++ b/klagomål/A 13924-2026 FSC-klagomål.docx
@@ -997,7 +997,7 @@
     <w:r>
       <w:tab/>
       <w:tab/>
-      <w:t>2026-05-29</w:t>
+      <w:t>2026-05-30</w:t>
       <w:br/>
       <w:br/>
     </w:r>

--- a/klagomål/A 13924-2026 FSC-klagomål.docx
+++ b/klagomål/A 13924-2026 FSC-klagomål.docx
@@ -997,7 +997,7 @@
     <w:r>
       <w:tab/>
       <w:tab/>
-      <w:t>2026-05-30</w:t>
+      <w:t>2026-05-31</w:t>
       <w:br/>
       <w:br/>
     </w:r>

--- a/klagomål/A 13924-2026 FSC-klagomål.docx
+++ b/klagomål/A 13924-2026 FSC-klagomål.docx
@@ -997,7 +997,7 @@
     <w:r>
       <w:tab/>
       <w:tab/>
-      <w:t>2026-05-31</w:t>
+      <w:t>2026-06-01</w:t>
       <w:br/>
       <w:br/>
     </w:r>

--- a/klagomål/A 13924-2026 FSC-klagomål.docx
+++ b/klagomål/A 13924-2026 FSC-klagomål.docx
@@ -997,7 +997,7 @@
     <w:r>
       <w:tab/>
       <w:tab/>
-      <w:t>2026-06-01</w:t>
+      <w:t>2026-06-02</w:t>
       <w:br/>
       <w:br/>
     </w:r>

--- a/klagomål/A 13924-2026 FSC-klagomål.docx
+++ b/klagomål/A 13924-2026 FSC-klagomål.docx
@@ -997,7 +997,7 @@
     <w:r>
       <w:tab/>
       <w:tab/>
-      <w:t>2026-06-02</w:t>
+      <w:t>2026-06-03</w:t>
       <w:br/>
       <w:br/>
     </w:r>

--- a/klagomål/A 13924-2026 FSC-klagomål.docx
+++ b/klagomål/A 13924-2026 FSC-klagomål.docx
@@ -997,7 +997,7 @@
     <w:r>
       <w:tab/>
       <w:tab/>
-      <w:t>2026-06-03</w:t>
+      <w:t>2026-06-04</w:t>
       <w:br/>
       <w:br/>
     </w:r>

--- a/klagomål/A 13924-2026 FSC-klagomål.docx
+++ b/klagomål/A 13924-2026 FSC-klagomål.docx
@@ -997,7 +997,7 @@
     <w:r>
       <w:tab/>
       <w:tab/>
-      <w:t>2026-06-04</w:t>
+      <w:t>2026-06-05</w:t>
       <w:br/>
       <w:br/>
     </w:r>

--- a/klagomål/A 13924-2026 FSC-klagomål.docx
+++ b/klagomål/A 13924-2026 FSC-klagomål.docx
@@ -997,7 +997,7 @@
     <w:r>
       <w:tab/>
       <w:tab/>
-      <w:t>2026-06-05</w:t>
+      <w:t>2026-06-06</w:t>
       <w:br/>
       <w:br/>
     </w:r>

--- a/klagomål/A 13924-2026 FSC-klagomål.docx
+++ b/klagomål/A 13924-2026 FSC-klagomål.docx
@@ -997,7 +997,7 @@
     <w:r>
       <w:tab/>
       <w:tab/>
-      <w:t>2026-06-06</w:t>
+      <w:t>2026-06-07</w:t>
       <w:br/>
       <w:br/>
     </w:r>

--- a/klagomål/A 13924-2026 FSC-klagomål.docx
+++ b/klagomål/A 13924-2026 FSC-klagomål.docx
@@ -997,7 +997,7 @@
     <w:r>
       <w:tab/>
       <w:tab/>
-      <w:t>2026-06-07</w:t>
+      <w:t>2026-06-08</w:t>
       <w:br/>
       <w:br/>
     </w:r>

--- a/klagomål/A 13924-2026 FSC-klagomål.docx
+++ b/klagomål/A 13924-2026 FSC-klagomål.docx
@@ -997,7 +997,7 @@
     <w:r>
       <w:tab/>
       <w:tab/>
-      <w:t>2026-06-08</w:t>
+      <w:t>2026-06-09</w:t>
       <w:br/>
       <w:br/>
     </w:r>

--- a/klagomål/A 13924-2026 FSC-klagomål.docx
+++ b/klagomål/A 13924-2026 FSC-klagomål.docx
@@ -997,7 +997,7 @@
     <w:r>
       <w:tab/>
       <w:tab/>
-      <w:t>2026-06-09</w:t>
+      <w:t>2026-06-10</w:t>
       <w:br/>
       <w:br/>
     </w:r>

--- a/klagomål/A 13924-2026 FSC-klagomål.docx
+++ b/klagomål/A 13924-2026 FSC-klagomål.docx
@@ -997,7 +997,7 @@
     <w:r>
       <w:tab/>
       <w:tab/>
-      <w:t>2026-06-10</w:t>
+      <w:t>2026-06-11</w:t>
       <w:br/>
       <w:br/>
     </w:r>

--- a/klagomål/A 13924-2026 FSC-klagomål.docx
+++ b/klagomål/A 13924-2026 FSC-klagomål.docx
@@ -997,7 +997,7 @@
     <w:r>
       <w:tab/>
       <w:tab/>
-      <w:t>2026-06-11</w:t>
+      <w:t>2026-06-12</w:t>
       <w:br/>
       <w:br/>
     </w:r>

--- a/klagomål/A 13924-2026 FSC-klagomål.docx
+++ b/klagomål/A 13924-2026 FSC-klagomål.docx
@@ -997,7 +997,7 @@
     <w:r>
       <w:tab/>
       <w:tab/>
-      <w:t>2026-06-12</w:t>
+      <w:t>2026-06-13</w:t>
       <w:br/>
       <w:br/>
     </w:r>

--- a/klagomål/A 13924-2026 FSC-klagomål.docx
+++ b/klagomål/A 13924-2026 FSC-klagomål.docx
@@ -997,7 +997,7 @@
     <w:r>
       <w:tab/>
       <w:tab/>
-      <w:t>2026-06-15</w:t>
+      <w:t>2026-06-16</w:t>
       <w:br/>
       <w:br/>
     </w:r>

--- a/klagomål/A 13924-2026 FSC-klagomål.docx
+++ b/klagomål/A 13924-2026 FSC-klagomål.docx
@@ -997,7 +997,7 @@
     <w:r>
       <w:tab/>
       <w:tab/>
-      <w:t>2026-06-16</w:t>
+      <w:t>2026-06-17</w:t>
       <w:br/>
       <w:br/>
     </w:r>

--- a/klagomål/A 13924-2026 FSC-klagomål.docx
+++ b/klagomål/A 13924-2026 FSC-klagomål.docx
@@ -1,6 +1,6 @@
 
 <file path=word/document.xml><?xml version="1.0" encoding="utf-8"?>
-<w:document xmlns:wpc="http://schemas.microsoft.com/office/word/2010/wordprocessingCanvas" xmlns:cx="http://schemas.microsoft.com/office/drawing/2014/chartex" xmlns:cx1="http://schemas.microsoft.com/office/drawing/2015/9/8/chartex" xmlns:cx2="http://schemas.microsoft.com/office/drawing/2015/10/21/chartex" xmlns:cx3="http://schemas.microsoft.com/office/drawing/2016/5/9/chartex" xmlns:cx4="http://schemas.microsoft.com/office/drawing/2016/5/10/chartex" xmlns:cx5="http://schemas.microsoft.com/office/drawing/2016/5/11/chartex" xmlns:cx6="http://schemas.microsoft.com/office/drawing/2016/5/12/chartex" xmlns:cx7="http://schemas.microsoft.com/office/drawing/2016/5/13/chartex" xmlns:cx8="http://schemas.microsoft.com/office/drawing/2016/5/14/chartex" xmlns:mc="http://schemas.openxmlformats.org/markup-compatibility/2006" xmlns:aink="http://schemas.microsoft.com/office/drawing/2016/ink" xmlns:am3d="http://schemas.microsoft.com/office/drawing/2017/model3d" xmlns:o="urn:schemas-microsoft-com:office:office" xmlns:oel="http://schemas.microsoft.com/office/2019/extlst" xmlns:r="http://schemas.openxmlformats.org/officeDocument/2006/relationships" xmlns:m="http://schemas.openxmlformats.org/officeDocument/2006/math" xmlns:v="urn:schemas-microsoft-com:vml" xmlns:wp14="http://schemas.microsoft.com/office/word/2010/wordprocessingDrawing" xmlns:wp="http://schemas.openxmlformats.org/drawingml/2006/wordprocessingDrawing" xmlns:w10="urn:schemas-microsoft-com:office:word" xmlns:w="http://schemas.openxmlformats.org/wordprocessingml/2006/main" xmlns:w14="http://schemas.microsoft.com/office/word/2010/wordml" xmlns:w15="http://schemas.microsoft.com/office/word/2012/wordml" xmlns:w16cex="http://schemas.microsoft.com/office/word/2018/wordml/cex" xmlns:w16cid="http://schemas.microsoft.com/office/word/2016/wordml/cid" xmlns:w16="http://schemas.microsoft.com/office/word/2018/wordml" xmlns:w16sdtdh="http://schemas.microsoft.com/office/word/2020/wordml/sdtdatahash" xmlns:w16se="http://schemas.microsoft.com/office/word/2015/wordml/symex" xmlns:wpg="http://schemas.microsoft.com/office/word/2010/wordprocessingGroup" xmlns:wpi="http://schemas.microsoft.com/office/word/2010/wordprocessingInk" xmlns:wne="http://schemas.microsoft.com/office/word/2006/wordml" xmlns:wps="http://schemas.microsoft.com/office/word/2010/wordprocessingShape" mc:Ignorable="w14 w15 w16se w16cid w16 w16cex w16sdtdh wp14">
+<w:document xmlns:wpc="http://schemas.microsoft.com/office/word/2010/wordprocessingCanvas" xmlns:cx="http://schemas.microsoft.com/office/drawing/2014/chartex" xmlns:cx1="http://schemas.microsoft.com/office/drawing/2015/9/8/chartex" xmlns:cx2="http://schemas.microsoft.com/office/drawing/2015/10/21/chartex" xmlns:cx3="http://schemas.microsoft.com/office/drawing/2016/5/9/chartex" xmlns:cx4="http://schemas.microsoft.com/office/drawing/2016/5/10/chartex" xmlns:cx5="http://schemas.microsoft.com/office/drawing/2016/5/11/chartex" xmlns:cx6="http://schemas.microsoft.com/office/drawing/2016/5/12/chartex" xmlns:cx7="http://schemas.microsoft.com/office/drawing/2016/5/13/chartex" xmlns:cx8="http://schemas.microsoft.com/office/drawing/2016/5/14/chartex" xmlns:mc="http://schemas.openxmlformats.org/markup-compatibility/2006" xmlns:aink="http://schemas.microsoft.com/office/drawing/2016/ink" xmlns:am3d="http://schemas.microsoft.com/office/drawing/2017/model3d" xmlns:o="urn:schemas-microsoft-com:office:office" xmlns:oel="http://schemas.microsoft.com/office/2019/extlst" xmlns:r="http://schemas.openxmlformats.org/officeDocument/2006/relationships" xmlns:m="http://schemas.openxmlformats.org/officeDocument/2006/math" xmlns:v="urn:schemas-microsoft-com:vml" xmlns:wp14="http://schemas.microsoft.com/office/word/2010/wordprocessingDrawing" xmlns:wp="http://schemas.openxmlformats.org/drawingml/2006/wordprocessingDrawing" xmlns:w10="urn:schemas-microsoft-com:office:word" xmlns:w="http://schemas.openxmlformats.org/wordprocessingml/2006/main" xmlns:w14="http://schemas.microsoft.com/office/word/2010/wordml" xmlns:w15="http://schemas.microsoft.com/office/word/2012/wordml" xmlns:w16cex="http://schemas.microsoft.com/office/word/2018/wordml/cex" xmlns:w16cid="http://schemas.microsoft.com/office/word/2016/wordml/cid" xmlns:w16="http://schemas.microsoft.com/office/word/2018/wordml" xmlns:w16du="http://schemas.microsoft.com/office/word/2023/wordml/word16du" xmlns:w16sdtdh="http://schemas.microsoft.com/office/word/2020/wordml/sdtdatahash" xmlns:w16sdtfl="http://schemas.microsoft.com/office/word/2024/wordml/sdtformatlock" xmlns:w16se="http://schemas.microsoft.com/office/word/2015/wordml/symex" xmlns:wpg="http://schemas.microsoft.com/office/word/2010/wordprocessingGroup" xmlns:wpi="http://schemas.microsoft.com/office/word/2010/wordprocessingInk" xmlns:wne="http://schemas.microsoft.com/office/word/2006/wordml" xmlns:wps="http://schemas.microsoft.com/office/word/2010/wordprocessingShape" mc:Ignorable="w14 w15 w16se w16cid w16 w16cex w16sdtdh w16sdtfl w16du wp14">
   <w:body>
     <w:p>
       <w:r>
@@ -168,7 +168,7 @@
     </w:p>
     <w:p>
       <w:r>
-        <w:t>Detta dokument behandlar höga naturvärden i avverkningsanmälan A 13924-2026 i Timrå kommun. Denna avverkningsanmälan inkom 2026-03-17 11:46:53 och omfattar 3,7 ha.</w:t>
+        <w:t>Detta dokument behandlar höga naturvärden i avverkningsanmälan A 13924-2026 i Timrå kommun som inkom 2026-03-17 och omfattar 3,7 ha.</w:t>
       </w:r>
     </w:p>
     <w:p>
@@ -191,12 +191,15 @@
     </w:p>
     <w:p>
       <w:r>
-        <w:t>I avverkningsanmälan har följande 1 naturvårdsarter hittats: knärot (VU, §8). Av dessa är 1 rödlistade. För rödlistade arter har rödlistekategorin angivits inom parentes. För fridlysta arter anges även paragrafen i Artskyddsförordningen som arten är fridlyst enligt.</w:t>
-      </w:r>
-    </w:p>
-    <w:p>
-      <w:r>
-        <w:t>De påträffade naturvårdsarterna är ett tydligt kvitto på att detta rör sig om en skog med höga naturvärden. I Figur 1 visas en karta över det avverkningsanmälda området, där samtliga fyndplatser för naturvårdsarter som finns registrerade på Artportalen har markerats.</w:t>
+        <w:t>I och inom 24 meter från avverkningsanmälan har följande 37 naturvårdsarter hittats: storspov (EN, §4), blå kärrhök (VU, §4), hussvala (VU, §4), igelkott (VU), knärot (VU, T, §8), pilgrimsfalk (VU, §4), tofsvipa (VU, §4), tornseglare (VU, §4), bivråk (NT, §4), björktrast (NT, §4), duvhök (NT, §4), göktyta (NT, §4), järnsparv (NT, §4), kungsörn (NT, §4), ladusvala (NT, §4), mindre hackspett (NT, T, §4), nordfladdermus (NT, §4a), nötkråka (NT, T, §4), rosenfink (NT, §4), rödvingetrast (NT, §4), sparvuggla (NT, §4), sädesärla (NT, §4), talltita (NT, §4), bergfink (T, §4), gråspett (T, §4), spillkråka (T, §4), stenfalk (T, §4), stjärtmes (T, §4), tallbit (T, §4), fiskgjuse (§4), fjällvråk (§4), grönsiska (§4), havsörn (§4), smålom (§4), svartvit flugsnappare (§4), trana (§4) och ärtsångare (§4). Av dessa är 23 rödlistade. För rödlistade arter har rödlistekategorin angivits inom parentes. Typiska arter inom Natura 2000 som är kopplade till skogsekosystem har markerats med (T). För fridlysta arter anges även paragrafen i Artskyddsförordningen som arten är fridlyst enligt.</w:t>
+      </w:r>
+    </w:p>
+    <w:p>
+      <w:r>
+        <w:t>De påträffade naturvårdsarterna är ett tydligt kvitto på att det rör sig om en skog med höga naturvärden.</w:t>
+      </w:r>
+      <w:r>
+        <w:t xml:space="preserve"> I Figur 1 visas fyndplatser för naturvårdsarter i området, som finns registrerade på Artportalen.</w:t>
       </w:r>
     </w:p>
     <w:p>
@@ -206,7 +209,7 @@
       <w:r>
         <w:drawing>
           <wp:inline xmlns:a="http://schemas.openxmlformats.org/drawingml/2006/main" xmlns:pic="http://schemas.openxmlformats.org/drawingml/2006/picture">
-            <wp:extent cx="5486400" cy="5607269"/>
+            <wp:extent cx="5486400" cy="5225998"/>
             <wp:docPr id="1" name="Picture 1"/>
             <wp:cNvGraphicFramePr>
               <a:graphicFrameLocks noChangeAspect="1"/>
@@ -227,7 +230,7 @@
                   <pic:spPr>
                     <a:xfrm>
                       <a:off x="0" y="0"/>
-                      <a:ext cx="5486400" cy="5607269"/>
+                      <a:ext cx="5486400" cy="5225998"/>
                     </a:xfrm>
                     <a:prstGeom prst="rect"/>
                   </pic:spPr>
@@ -241,14 +244,15 @@
     <w:p>
       <w:pPr>
         <w:pStyle w:val="Caption"/>
+        <w:spacing w:after="240"/>
       </w:pPr>
       <w:r>
-        <w:t>Figur 1. Fyndplatser för naturvårdsarter i det avverkningsanmälda området (röd linje). Markörer utan svart kant är placerade på fyndplatsen. Markörer med svart kant är placerade vid sidan av fyndplatsen och har ett svart streck som visar fyndplatsens exakta position. Kartans mittpunktskoordinat är N 6930289, E 618452 i SWEREF 99 TM.</w:t>
+        <w:t>Figur 1. Fyndplatser för naturvårdsarter i och inom 24 meter från avverkningsanmälan (röd linje). Markörer utan svart kant är placerade på fyndplatsen. Markörer med svart kant är placerade vid sidan av fyndplatsen och har ett svart streck som visar fyndplatsens exakta position. Kartans mittpunktskoordinat är N 6930289, E 618452 i SWEREF 99 TM.</w:t>
       </w:r>
     </w:p>
     <w:p>
       <w:pPr>
-        <w:pStyle w:val="Heading1"/>
+        <w:pStyle w:val="Heading2"/>
       </w:pPr>
       <w:r>
         <w:t>Fridlysta arter</w:t>
@@ -256,7 +260,114 @@
     </w:p>
     <w:p>
       <w:r>
-        <w:t>Följande fridlysta arter har sina livsmiljöer och växtplatser i den avverkningsanmälda skogen: knärot (VU, §8).</w:t>
+        <w:t>Följande fridlysta arter har sina livsmiljöer och växtplatser i den avverkningsanmälda skogen: storspov (EN, §4), blå kärrhök (VU, §4), hussvala (VU, §4), knärot (VU, T, §8), pilgrimsfalk (VU, §4), tofsvipa (VU, §4), tornseglare (VU, §4), bivråk (NT, §4), björktrast (NT, §4), duvhök (NT, §4), göktyta (NT, §4), järnsparv (NT, §4), kungsörn (NT, §4), ladusvala (NT, §4), mindre hackspett (NT, T, §4), nordfladdermus (NT, §4a), nötkråka (NT, T, §4), rosenfink (NT, §4), rödvingetrast (NT, §4), sparvuggla (NT, §4), sädesärla (NT, §4), talltita (NT, §4), bergfink (T, §4), gråspett (T, §4), spillkråka (T, §4), stenfalk (T, §4), stjärtmes (T, §4), tallbit (T, §4), fiskgjuse (§4), fjällvråk (§4), grönsiska (§4), havsörn (§4), smålom (§4), svartvit flugsnappare (§4), trana (§4) och ärtsångare (§4).</w:t>
+      </w:r>
+    </w:p>
+    <w:p>
+      <w:r>
+        <w:t xml:space="preserve">Observera att medlemsländerna är skyldiga att agera i enlighet med EU:s fågeldirektiv där det uttryckligen står att direktivet gäller för fåglar samt för deras ägg, bon och </w:t>
+      </w:r>
+      <w:r>
+        <w:rPr>
+          <w:b/>
+        </w:rPr>
+        <w:t xml:space="preserve">livsmiljöer </w:t>
+      </w:r>
+      <w:r>
+        <w:t>(artikel 1). Vidare att de åtgärder som vidtas inte får leda till en försämring av den nuvarande situationen beträffande bevarandet av de fågelarter som avses i artikel 1 (artikel 13). Fågeldirektivet är styrande för tillsynsansvariga myndigheters ärendehantering, ställningstaganden och beslutsfattande.</w:t>
+      </w:r>
+    </w:p>
+    <w:p>
+      <w:r>
+        <w:rPr>
+          <w:b/>
+        </w:rPr>
+        <w:t>Bergfink (§4)</w:t>
+      </w:r>
+      <w:r>
+        <w:t xml:space="preserve"> häckar i barr- och blandskog samt i fjällbjörkskog. Den förekommer i Norrland, västra Dalarna och norra Värmland samt sparsamt till sällsynt vidare söderut till mellersta Värmland, norra Västmanland och södra Gästrikland. Bergfink är typisk art för </w:t>
+      </w:r>
+      <w:r>
+        <w:rPr>
+          <w:i/>
+        </w:rPr>
+        <w:t>9040 Fjällbjörkskog</w:t>
+      </w:r>
+      <w:r>
+        <w:t xml:space="preserve"> (SLU Artdatabanken, 2025).</w:t>
+      </w:r>
+    </w:p>
+    <w:p>
+      <w:r>
+        <w:rPr>
+          <w:b/>
+        </w:rPr>
+        <w:t>Bivråk (NT, §4)</w:t>
+      </w:r>
+      <w:r>
+        <w:t xml:space="preserve"> ingår i bilaga 1 i EU:s fågeldirektiv och är prioriterad art i Skogsvårdslagen. Den har minskat med 2/3-delar sedan 1970-talet och under de senaste 30 åren har minskningstakten uppgått till 22.5 (15–30) %. Arten häckar i tät, ogallrad skog på högproduktiv mark, i södra Sverige främst i lövskogsrika trakter, i Norrland till stor del i högproduktiv granskog, Födan består av getinglarver och -puppor, men även av fågelungar och groddjur. Bivråken påverkas negativt av avverkning och omföring av lövträdsrika marker till täta produktionsskogar av barrträd samt av den allmänna "</w:t>
+      </w:r>
+      <w:r>
+        <w:rPr>
+          <w:i/>
+        </w:rPr>
+        <w:t>förtorkningen</w:t>
+      </w:r>
+      <w:r>
+        <w:t>" av landskapet genom täckdikning, dikning av skogsmark etc. Bevara lövskogar och öka andelen löv i barrskog. Gallra inte i onödan och inte alls i sumpskog. Dika inte ut vattensamlingar, sumpskogar, alkärr eller andra våta miljöer. Kring alla boplatser ska det lämnas en skyddszon vid avverkning eller andra skogliga åtgärder. Som tumregel ska skyddszonen vara så bred att boet inte syns väl från öppen mark. Minskningstakten för den svenska populationen bedöms vara nära gränsvärdet för Sårbar (VU) (SLU Artdatabanken, 2026; Skogsstyrelsen, 2016).</w:t>
+      </w:r>
+    </w:p>
+    <w:p>
+      <w:r>
+        <w:rPr>
+          <w:b/>
+        </w:rPr>
+        <w:t>Duvhök (NT, §4)</w:t>
+      </w:r>
+      <w:r>
+        <w:t>, som är rödlistad som nära hotad, har minskat med 15 (0–30) % under de senaste 18 åren och minskningstakten för den svenska populationen bedöms vara nära gränsvärdet för sårbar (VU). Arten är starkt bunden till skogsmark och jagar helst inne i äldre skog. Den missgynnas av stora hyggen och täta planteringar. De gamla fåglarna är i huvudsak stationära i sina revir och boet läggs inne i tät, oftast äldre skog. Kantzoner mot öppen mark undviks och duvhöken, som är beroende av insynsskyddade boplatser, är därför känsligare för slutavverkning än flera andra rovfåglar. Friställande av boträd eller avverkning så att boplatsen blir exponerad mot öppen mark, medför att platsen överges. Eftersom duvhöken helst häckar i gammal skog, är dess häckningsplatser i princip alltid mer eller mindre hotade av skogsbruk och avverkningar (SLU Artdatabanken, 2026; Skogsstyrelsen 2016).</w:t>
+      </w:r>
+    </w:p>
+    <w:p>
+      <w:r>
+        <w:rPr>
+          <w:b/>
+        </w:rPr>
+        <w:t>Fiskgjuse (§4)</w:t>
+      </w:r>
+      <w:r>
+        <w:t xml:space="preserve"> är fridlyst enligt 4§ artskyddsförordningen och upptagen i bilaga 1 EU:s fågeldirektiv. Den bygger vanligen sitt stora risbo i toppen av en plattkronad, kraftig tall (&gt;90%) med utsikt över omgivningen. Skogsavverkningar utan hänsyn till bevarandet av fiskgjusens boträd och häckningsbiotop utgör en fara genom att tillgången på lämpliga träd minskar. Lämna en skyddszon kring boplatser vid avverkning eller gallring. Boträdets placering styr behovet av skyddszon vilket måste bedömas från fall till fall, men skyddszonen bör vara tillräckligt bred för att behålla skydd mot insyn, erbjuda lämpliga sittplatser och förhindra att boträdet blåser ner. Avstå från skogsbruksåtgärder i hänsynskrävande miljöer, som på uddar eller öar med äldre skog eller hällmarkstallskog där det häckar fiskgjuse. Gör naturvårdsavsättningar i äldre skog i lämpliga områden för fiskgjuse, t.ex. på uddar och i hällmarksområden (SLU Artdatabanken, 2024; Skogsstyrelsen, 2016).</w:t>
+      </w:r>
+    </w:p>
+    <w:p>
+      <w:r>
+        <w:rPr>
+          <w:b/>
+        </w:rPr>
+        <w:t>Gråspett (§4)</w:t>
+      </w:r>
+      <w:r>
+        <w:t xml:space="preserve"> är fridlyst enligt 4§ artskyddsförordningen och upptagen i bilaga 1 fågeldirektivet. Gråspetten är en bra indikator för lövrika områden på landskapsnivå och försvinner när gles, flerskiktad, lövrik skog med hög andel döda och döende träd ersätts av täta, barrdominerade likåldriga bestånd. Arten missgynnas av skogliga åtgärder som minskar mängden död ved, som t.ex. bortrensning av vindfällen, avverkning i sumpskogsmiljöer och på brandfält. Häckningsreviret är stort, cirka 50–100 hektar. Under vintern är gråspetten mer beroende av äldre skog och döda träd och kan då röra sig över betydligt större områden, uppemot 2000–5000 hektar. Gråspett är typisk art för </w:t>
+      </w:r>
+      <w:r>
+        <w:rPr>
+          <w:i/>
+        </w:rPr>
+        <w:t xml:space="preserve">9010 Taiga </w:t>
+      </w:r>
+      <w:r>
+        <w:t>(Skogsstyrelsen, 2016; SLU Artdatabanken, 2025).</w:t>
+      </w:r>
+    </w:p>
+    <w:p>
+      <w:r>
+        <w:rPr>
+          <w:b/>
+        </w:rPr>
+        <w:t>Havsörn (§4)</w:t>
+      </w:r>
+      <w:r>
+        <w:t xml:space="preserve"> omfattas av bilaga 1 EU:s fågeldirektiv. Skyddandet av befintliga bon måste upprätthållas och i samband med skogsavverkning bör en skyddszon på minst 100 meters radie runt boplatsen lämnas intakt. Under häckningsperioden (1 januari till 15 augusti) är havsörnen störningskänslig och inga skogsbruksåtgärder eller annan störande verksamhet får förekomma närmare än 500 m från boet under den tiden. För att åstadkomma en succession av lämpliga boträd för kommande generationer av havsörnar behöver ett betydligt större antal s.k. evighetsträd sparas vid avverkningar redan idag (SLU Artdatabanken, 2026; Skogsstyrelsen, 2016).</w:t>
       </w:r>
     </w:p>
     <w:p>
@@ -285,7 +396,7 @@
         <w:t xml:space="preserve"> 9050 Näringsrik granskog</w:t>
       </w:r>
       <w:r>
-        <w:t xml:space="preserve">, rödlistad som sårbar och fridlyst enligt 8§ artskyddsförordningen. En nyligen genomförd analys av 79 floraväktarlokaler indikerar att det behövs någonstans mellan 100 och 150 meters skyddszon för att en knärotspopulation inte ska dö ut på lång sikt (Sebestyén &amp; Sundberg, 2025). Detta ligger väl i linje med tidigare genomförda studier som visar att det krävs väl tilltagna buffertzoner för att knäroten inte ska ta skada av skogsbruksåtgärder i intilliggande skog (Johnson, 2014; Koelmeijer m.fl., 2022; Skogsstyrelsen, 2022). Arten är även känslig för gallring vilket framgår av Skogsstyrelsens egen vägledning för hänsyn till knärot (Skogsstyrelsen, 2022). För rika förekomster av knärot är reservatsbildning eller biotopskydd lämpliga åtgärder för att skydda den. På knärot kan den sällsynta rostsvampen </w:t>
+        <w:t xml:space="preserve">, rödlistad som sårbar och fridlyst enligt 8§ artskyddsförordningen. En nyligen genomförd analys av 79 floraväktarlokaler indikerar att det behövs någonstans mellan 100 och 150 meters skyddszon för att en knärotspopulation inte ska dö ut på lång sikt (Sebestyén &amp; Sundberg, 2025). Detta ligger väl i linje med tidigare genomförda studier som visar att det krävs väl tilltagna buffertzoner för att knäroten inte ska ta skada av skogsbruksåtgärder i intilliggande skog (Johnson, 2014; Koelmeijer m.fl., 2022; Skogsstyrelsen, 2022). Arten är även känslig för gallring vilket framgår av Skogsstyrelsens egen vägledning för hänsyn till knärot (Skogsstyrelsen, 2022). Ytterligare en studie visar på den starka korrelationen mellan minskande arealer kontinuitetsskog och lokal utdöenderisk. Knäroten uppvisade en mycket låg koloniseringsgrad (0,7 % över 10 år) i kombination med hög lokal utrotningsrisk (75,2 %), där utrotningssannolikheten ökade kraftigt när arealen kontinuitetsskog minskade mellan undersökningar, t.ex. på grund av kalhyggesbruk (Johansson et al., 2026). För rika förekomster av knärot är reservatsbildning eller biotopskydd lämpliga åtgärder för att skydda den. På knärot kan den sällsynta rostsvampen </w:t>
       </w:r>
       <w:r>
         <w:rPr>
@@ -318,7 +429,7 @@
       <w:r>
         <w:drawing>
           <wp:inline xmlns:a="http://schemas.openxmlformats.org/drawingml/2006/main" xmlns:pic="http://schemas.openxmlformats.org/drawingml/2006/picture">
-            <wp:extent cx="5486400" cy="6952481"/>
+            <wp:extent cx="5486400" cy="6953582"/>
             <wp:docPr id="2" name="Picture 2"/>
             <wp:cNvGraphicFramePr>
               <a:graphicFrameLocks noChangeAspect="1"/>
@@ -339,7 +450,7 @@
                   <pic:spPr>
                     <a:xfrm>
                       <a:off x="0" y="0"/>
-                      <a:ext cx="5486400" cy="6952481"/>
+                      <a:ext cx="5486400" cy="6953582"/>
                     </a:xfrm>
                     <a:prstGeom prst="rect"/>
                   </pic:spPr>
@@ -353,19 +464,241 @@
     <w:p>
       <w:pPr>
         <w:pStyle w:val="Caption"/>
+        <w:spacing w:after="240"/>
       </w:pPr>
       <w:r>
         <w:t>Figur 2. Fyndplatser och buffertzoner för knärot i det avverkningsanmälda området. Endast fyndplatser vars buffertzoner överlappar med det avverkningsanmälda området har tagits med i visualiseringen. Kartans mittpunktskoordinat är N 6930289, E 618452 i SWEREF 99 TM.</w:t>
       </w:r>
     </w:p>
     <w:p>
+      <w:r>
+        <w:rPr>
+          <w:b/>
+        </w:rPr>
+        <w:t>Kungsörn (NT, §4)</w:t>
+      </w:r>
+      <w:r>
+        <w:t xml:space="preserve"> är rödlistad som nära hotad och upptagen i bilaga 1 EU:s fågeldirektiv. Boträd får inte avverkas och skyddande skog bör vid avverkning alltid sparas runt örnbon, även runt s.k. alternativbon. Som utgångspunkt vid bedömning av hur mycket skog som skall lämnas runt boträdet bör 200 meters radie gälla. Under häckningsperioden (1 januari till 31 augusti) är kungsörnen störningskänslig och inga skogsbruksåtgärder eller andra störande verksamheter får förekomma närmare än 500 m från boet under den tiden. Arealen på det sparade skogspartiet kan uppgå till åtskilliga tiotals hektar beroende på t.ex. topografi, vindexponering och insyn. Det är även värdefullt om sammanhängande skog kan lämnas i någon riktning. Avverkning av gammelskog i bergsbranter och annan svår terräng måste undvikas (SLU Artdatabanken, 2024; Skogsstyrelsen, 2016).</w:t>
+      </w:r>
+    </w:p>
+    <w:p>
+      <w:r>
+        <w:rPr>
+          <w:b/>
+        </w:rPr>
+        <w:t>Mindre hackspett (NT, §4)</w:t>
+      </w:r>
+      <w:r>
+        <w:t xml:space="preserve"> är rödlistad som nära hotad, fridlyst och prioriterad art i Skogsvårdslagen. Minskningstakten har uppgått till 25 (10–40) % under de senaste 15 åren och bedöms vara nära gränsvärdet för Sårbar (VU). (A2bc). Arten har stora revir och höga krav när det gäller förekomst av lövskog på landskapsnivå. För att häcka framgångsrikt behöver ett par cirka 40 ha äldre lövdominerad skog inom ett område på upp till 200 ha. Under vintern kan födosök även ske i äldre grandominerad skog. Mindre hackspett är typisk art för </w:t>
+      </w:r>
+      <w:r>
+        <w:rPr>
+          <w:i/>
+        </w:rPr>
+        <w:t>9010 Taiga, 9750 Svämlövskog, 9080 Lövsumpskog, 9030 Landhöjningsskog och 9040 Fjällbjörkskog</w:t>
+      </w:r>
+      <w:r>
+        <w:t xml:space="preserve"> (SLU Artdatabanken, 2021; Skogsstyrelsen, 2016).</w:t>
+      </w:r>
+    </w:p>
+    <w:p>
+      <w:r>
+        <w:rPr>
+          <w:b/>
+        </w:rPr>
+        <w:t>Nordfladdermus (NT, §4a)</w:t>
+      </w:r>
+      <w:r>
+        <w:t xml:space="preserve"> omfattas av bilaga 4 EU:s art- och habitatdirektiv vilket innebär ett strikt skydd där arten och dess livsmiljöer ska bevaras. Nordfladdermus föredrar variationsrik skog med förekomst av sjöar, vattendrag och våtmarker och hittas framförallt i halvöppna miljöer som trädbärande beteshagar och i kantzoner mellan skog och odlingsmark. Den undviker stora öppna områden som stora hyggen och större sammanhängande planteringar vilket minskar längden bryn och landskapets heterogenitet och därmed födotillgången och mängden lämpliga jaktplatser. Skogsbruksåtgärder som leder till minskad förekomst av äldre, gles skog och då särskilt tillgång på hålträd och träd med löst sittande bark kan leda till brist på koloniplatser och viloplatser. Nordfladdermus har minskat med 27,5 (5–50) % under de senaste 21 åren och minskningstakten för den svenska populationen bedöms vara nära gränsvärdet för Sårbar (VU). (A2bc) (SLU Artdatabanken, 2024; Skogsstyrelsen, 2016).</w:t>
+      </w:r>
+    </w:p>
+    <w:p>
+      <w:r>
+        <w:rPr>
+          <w:b/>
+        </w:rPr>
+        <w:t>Nötkråka (NT, §4)</w:t>
+      </w:r>
+      <w:r>
+        <w:t xml:space="preserve"> är uppdelad på de två underarterna tjocknäbbad nötkråka (NT) som häckar i mossrik granskog med närbelägna hasselbestånd i södra och mellersta Sverige samt smalnäbbad nötkråka som är specialiserad på sibirisk cembratall i norra Sverige. Minskningstakten, som framför allt rör den tjocknäbbade nötkråkan (NT), har uppgått till 25 (10–40) % under de senaste 15 åren och bedöms vara nära gränsvärdet för sårbar (VU). Minskningen avser förekomstarea, kvalitén på artens habitat (minskad förekomst av hassel och försämrade häckningsmiljöer i barrskog) och antalet reproduktiva individer. Reviren har en storlek på 12–15 hektar och den häckar i mossrik äldre granskog med närbelägna hasselbestånd inom 5–6 km avstånd från häckningsområdet.</w:t>
+      </w:r>
+    </w:p>
+    <w:p>
+      <w:r>
+        <w:t xml:space="preserve">Avverkning, gallring och röjning av såväl granskog i häckningsreviret som hassel i födosöksområdena missgynnar nötkråkan kraftigt och det kan ta åtskilliga decennier innan skogen åter blir lämplig för häckning. För att säkerställa existensen för den tjocknäbbade nötkråkan bör de förekomster av hassel, som nu visat sig tillräckliga för nötkråkan, bevaras. Hasselbuskar bör inte huggas ned i hagmarker eller intill åkrar där nötkråkor födosöker, eftersom dessa fristående buskar ger betydligt mer nötter än hasselbuskar som står i skog. Likaså är bevarande av nuvarande karaktär hos sådan granskog, som nu genom angränsande hasselförekomst visat sig kunna hysa en nötkråkestam, nödvändig. Nötkråka är typisk art för </w:t>
+      </w:r>
+      <w:r>
+        <w:rPr>
+          <w:i/>
+        </w:rPr>
+        <w:t>9010 Taiga</w:t>
+      </w:r>
+      <w:r>
+        <w:t xml:space="preserve"> (SLU Artdatabanken, 2026; Skogsstyrelsen, 2016).</w:t>
+      </w:r>
+    </w:p>
+    <w:p>
+      <w:r>
+        <w:rPr>
+          <w:b/>
+        </w:rPr>
+        <w:t>Pilgrimsfalk (VU, §4)</w:t>
+      </w:r>
+      <w:r>
+        <w:t xml:space="preserve"> är rödlistad som sårbar och är upptagen i bilaga 1 EU:s fågeldirektiv. Den har minskat med 17.5 (15–20) % under de senaste 18 åren och minskningstakten överstiger gränsvärdet för sårbar (VU). Pilgrimsfalken häckar i branta klippväggar, där boet läggs på en öppen, svåråtkomlig klipphylla. Många av de bebodda klippstupen gränsar till skogsmark. Markhäckningar förekommer relativt frekvent på stora, blöta myrar i Norrbottens län. Tidigare var häckningar i risbon, framför allt i fiskgjusebon, förhållandevis vanligt men förekommer numera sällan. Lämna en skyddszon med träd mot häckningsplatsen (klippbranten), så att häckningsmiljön behålls oförändrad. Eventuell skog i själva rasbranten lämnas orörd. Vid häckning i risbon, avstå från avverkning inom 100 meter från boet.  Hänsyn bör tas även till äldre, dokumenterade häckningsplatser även om de för tillfället inte är i bruk (SLU Artdatabanken, 2026; Skogsstyrelsen, 2016).</w:t>
+      </w:r>
+    </w:p>
+    <w:p>
+      <w:r>
+        <w:rPr>
+          <w:b/>
+        </w:rPr>
+        <w:t>Sparvuggla (NT, §4)</w:t>
+      </w:r>
+      <w:r>
+        <w:t xml:space="preserve"> är fridlyst enligt 4§ artskyddsförordningen och omfattas av bilaga 1 EU:s fågeldirektiv. Den har minskat med 15 (5–25) % under de senaste 15 åren och minskningstakten för den svenska populationen bedöms vara nära gränsvärdet för Sårbar (VU).  Sparvugglan häckar i naturskog samt i klassisk bondeskog och förekommer främst i större skogsområden som domineras av barrblandskog med stort inslag av asp, björk och andra lövträd. Den behöver relativt stora skogsområden och saknas helt i mindre skogar och isolerade dungar. Reviren är i storleksordningen upp till 200 hektar. Sparvugglan missgynnas av överföring av variationsrika bondeskogar till ensartade produktionsskogar. Särskilt avverkning av lövträdsrika kantzoner och igenplantering av gamla inägor (SLU Artdatabanken, 2026; Skogsstyrelsen, 2016).</w:t>
+      </w:r>
+    </w:p>
+    <w:p>
+      <w:r>
+        <w:rPr>
+          <w:b/>
+        </w:rPr>
+        <w:t>Spillkråka (§4)</w:t>
+      </w:r>
+      <w:r>
+        <w:t xml:space="preserve"> omfattas av bilaga 1 i EU:s fågeldirektiv och är typisk art för </w:t>
+      </w:r>
+      <w:r>
+        <w:rPr>
+          <w:i/>
+        </w:rPr>
+        <w:t xml:space="preserve">9010 Taiga </w:t>
+      </w:r>
+      <w:r>
+        <w:t>och</w:t>
+      </w:r>
+      <w:r>
+        <w:rPr>
+          <w:i/>
+        </w:rPr>
+        <w:t xml:space="preserve"> 9740 Skogsbevuxen myr</w:t>
+      </w:r>
+      <w:r>
+        <w:t>. Den behöver grova träd, främst tall, asp och bok som boträd. Skogsbruk med korta omloppstider och täta, homogena ungskogar utgör det största hotet. Spillkråka är en nyckelart i skogliga miljöer vars övergivna bohål utnyttjas av flera andra hålhäckande fågelarter och fladdermöss, däribland pärluggla (EN, §4), knipa (§4), salskrake (§4) och skogsduva (§4). Hökuggla (VU, §4) och slaguggla (§4) häckar ofta i högstubbar som brutits av i höjd med ett gammalt spillkråkebo (SLU Artdatabanken, 2026; Skogsstyrelsen, 2016).</w:t>
+      </w:r>
+    </w:p>
+    <w:p>
+      <w:r>
+        <w:rPr>
+          <w:b/>
+        </w:rPr>
+        <w:t>Stenfalk (§4)</w:t>
+      </w:r>
+      <w:r>
+        <w:t xml:space="preserve"> är typisk art för </w:t>
+      </w:r>
+      <w:r>
+        <w:rPr>
+          <w:i/>
+        </w:rPr>
+        <w:t>9040 Fjällbjörkskog</w:t>
+      </w:r>
+      <w:r>
+        <w:t xml:space="preserve"> och omfattas av bilaga 1 EU:s fågeldirektiv. Den förekommer främst i fjällen men häckar även i gles barrskog i Norrlands inland. Arten lever i stor utsträckning på småfåglar och vadare som den fångar i öppna miljöer. I skogslandet påträffas därför en majoritet av boplatserna i anslutning till större myrar och hyggen. Stenfalken häckar i gles skog, ofta i tall eller en björk belägen så att falkarna har bra utsikt från boet. På Öland häckar den i kråkbon i mer eller mindre solitära granar ute på alvaret. Hänsyn ska främst tas mot boplatser (bon som används och alternativbon) och under perioden 1 april−31 juli ska inga skogliga åtgärder ske inom 200 meter från bebodda bon</w:t>
+      </w:r>
+      <w:r>
+        <w:rPr>
+          <w:i/>
+        </w:rPr>
+        <w:t xml:space="preserve"> </w:t>
+      </w:r>
+      <w:r>
+        <w:t>(SLU Artdatabanken, 2026; Skogsstyrelsen, 2016).</w:t>
+      </w:r>
+    </w:p>
+    <w:p>
+      <w:r>
+        <w:rPr>
+          <w:b/>
+        </w:rPr>
+        <w:t>Stjärtmes (§4)</w:t>
+      </w:r>
+      <w:r>
+        <w:t xml:space="preserve"> häckar i löv- och blandskog. Studier har visat att den behöver ca 15 % medelålders till äldre lövrika bestånd (&gt;50 % löv), om avståndet mellan bestånden är 500 m. Stjärtmes är fridlyst enligt 4§ artskyddsförordningen och typisk art för </w:t>
+      </w:r>
+      <w:r>
+        <w:rPr>
+          <w:i/>
+        </w:rPr>
+        <w:t>9010 Taiga, 9030 Landhöjningsskog, 9080 Lövsumpskog</w:t>
+      </w:r>
+      <w:r>
+        <w:t xml:space="preserve"> och</w:t>
+      </w:r>
+      <w:r>
+        <w:rPr>
+          <w:i/>
+        </w:rPr>
+        <w:t xml:space="preserve"> 9750 Svämlövskog </w:t>
+      </w:r>
+      <w:r>
+        <w:t>(Jansson, 1999; Skogsstyrelsen, 2014; SLU Artdatabanken, 2025).</w:t>
+      </w:r>
+    </w:p>
+    <w:p>
+      <w:r>
+        <w:rPr>
+          <w:b/>
+        </w:rPr>
+        <w:t>Tallbit (§4)</w:t>
+      </w:r>
+      <w:r>
+        <w:t xml:space="preserve"> ställer höga krav på sin livsmiljö och permanent förekomst av häckande tallbit finns huvudsakligen i gammal grandominerad barrblandskog av naturskogskaraktär. Reviren är relativt stora (12–75 hektar) och arten saknas i områden med storskaligt skogsbruk med hög andel stora hyggen och täta ungskogar. Områden med dokumenterad permanent förekomst har vanligtvis så stora naturvärden att skogsbruk är olämpligt. Tallbit är typisk art för </w:t>
+      </w:r>
+      <w:r>
+        <w:rPr>
+          <w:i/>
+        </w:rPr>
+        <w:t>9010 Taiga</w:t>
+      </w:r>
+      <w:r>
+        <w:t xml:space="preserve"> (SLU Artdatabanken, 2026; Skogsstyrelsen, 2016). Observationer av tallbit i naturskog eller under häckningstid måste alltid utredas.</w:t>
+      </w:r>
+    </w:p>
+    <w:p>
+      <w:r>
+        <w:rPr>
+          <w:b/>
+        </w:rPr>
+        <w:t>Talltita (NT, §4)</w:t>
+      </w:r>
+      <w:r>
+        <w:t>, rödlistad som nära hotad och prioriterad art i Skogsvårdslagen, har häckningsrevir i anmälan. Arten har minskat kraftigt de senaste 30 åren och minskningstakten innevarande 10-årsperiod beräknas till 20 (10–30) %. Talltitan är synnerligen trogen sitt cirka 15 hektar stora revir och är beroende av flerskiktade olikåldriga skogar för att kunna föda upp sina ungar. Talltitan försvinner om dess livsmiljö kalavverkas (Eggers &amp; Low, 2014; Ekman, 1979; Griesser et al, 2007; Klein, 2020; Siffczyk et al, 2003; SLU Artdatabanken, 2021).</w:t>
+      </w:r>
+    </w:p>
+    <w:p>
+      <w:r>
+        <w:rPr>
+          <w:b/>
+        </w:rPr>
+        <w:t>Tornseglare (VU, §4)</w:t>
+      </w:r>
+      <w:r>
+        <w:t xml:space="preserve"> har minskat med 40 (30–50) % under de senaste 24 åren och minskningstakten överstiger gränsvärdet för sårbar (VU). Tornseglaren är en typisk hålhäckare som numera huvudsakligen är knuten till mänsklig bebyggelse. En mindre andel av beståndet häckar i mer ursprungliga miljöer, i första hand i gamla hackspetthål (främst spillkråkehål) och andra typer av håligheter i träd, men även i klippskrevor. I de inre delarna av de två nordligaste länen (Lappland) häckar den huvudsakligen i ren skogsmiljö, framförallt i gammal gles tallskog. För de tornseglare som häckar i träd i Norrlands inland har situationen sannolikt försämrats till följd av minskad mängd hålträd och av stora arealer tät produktionsskog. När arten förekommer i sluten skog handlar det ofta om skyddsvärda skogsmiljöer med äldre tallskog av naturskogskaraktär (SLU Artdatabanken, 2026; Skogsstyrelsen, 2016).</w:t>
+      </w:r>
+    </w:p>
+    <w:p>
+      <w:r>
+        <w:t>I BILAGA 1 finns mer detaljerad information om ekologi samt krav på livsmiljö hos fridlysta arter.</w:t>
+      </w:r>
+    </w:p>
+    <w:p>
       <w:pPr>
-        <w:pStyle w:val="Caption"/>
+        <w:pStyle w:val="Heading2"/>
       </w:pPr>
-    </w:p>
-    <w:p>
-      <w:r>
-        <w:t>I BILAGA 1 finns mer detaljerad information om ekologi samt krav på livsmiljö hos fridlysta arter.</w:t>
+      <w:r>
+        <w:t>Övriga naturvårdsarter</w:t>
       </w:r>
     </w:p>
     <w:p>
@@ -420,6 +753,22 @@
       <w:r>
         <w:t>I den avverkningsanmälda skogen har fridlysta arter sina livsmiljöer och växtplatser. Att skada de fridlysta arternas livsmiljöer, växtplatser eller ekologiska funktion är inte tillåtet enligt artskyddsförordningen.</w:t>
       </w:r>
+      <w:r>
+        <w:rPr>
+          <w:i/>
+        </w:rPr>
+        <w:t xml:space="preserve"> EU:s medlemsländer och skogsbolag är skyldiga att agera i enlighet med EU:s fågeldirektiv där det uttryckligen står att direktivet gäller för fåglar samt för deras ägg, bon och </w:t>
+      </w:r>
+      <w:r>
+        <w:rPr>
+          <w:b/>
+          <w:i/>
+        </w:rPr>
+        <w:t xml:space="preserve">livsmiljöer </w:t>
+      </w:r>
+      <w:r>
+        <w:t>(artikel 1). Vidare att de åtgärder som vidtas inte får leda till en försämring av den nuvarande situationen beträffande bevarandet av de fågelarter som avses i artikel 1 (artikel 13).</w:t>
+      </w:r>
     </w:p>
     <w:p>
       <w:r>
@@ -437,10 +786,18 @@
         <w:rPr>
           <w:b/>
         </w:rPr>
-        <w:t xml:space="preserve">6.4.3 </w:t>
-      </w:r>
-      <w:r>
-        <w:t>Bevarandeåtgärder genomförs för de kända förekomster av rödlistade arter som påverkas av skogsbruk.</w:t>
+        <w:t xml:space="preserve">6.4.1 </w:t>
+      </w:r>
+      <w:r>
+        <w:t>Följande biotoper undantas från alla skogsbruksåtgärder, förutom åtgärder påkallade för att bevara eller främja biotopens naturliga eller hävdbetingade biologiska mångfald:</w:t>
+      </w:r>
+    </w:p>
+    <w:p>
+      <w:pPr>
+        <w:ind w:left="357"/>
+      </w:pPr>
+      <w:r>
+        <w:t>b) nyckelbiotoper enligt Skogsstyrelsens definition och metod (1995)</w:t>
       </w:r>
     </w:p>
     <w:p>
@@ -458,15 +815,7 @@
         <w:rPr>
           <w:i/>
         </w:rPr>
-        <w:t>I det avverkningsanmälda skogsområdet har 1 naturvårdsarter varav 1 rödlistade arter sina livsmiljöer och växtplatser.</w:t>
-      </w:r>
-    </w:p>
-    <w:p>
-      <w:pPr>
-        <w:pStyle w:val="Heading2"/>
-      </w:pPr>
-      <w:r>
-        <w:t>Ur Chain of Custody Certification (FSC-STD-40-004 ver 3.0)</w:t>
+        <w:t>I det avverkningsanmälda skogsområdet har 23 rödlistade arter och signalarter påträffats. Detta ska jämföras med Skogsstyrelsens uppföljning 2017 av nyckelbiotoper som visade att man i genomsnitt hittar 20,6 olika rödlistade arter och signalarter i en nyckelbiotop (Wijk, S. 2017. Biologisk mångfald i nyckelbiotoper – Resultat från inventeringen “Uppföljning biologisk mångfald” 2009–2015. Rapport 4/2017 Skogsstyrelsen, Jönköping).</w:t>
       </w:r>
     </w:p>
     <w:p>
@@ -474,63 +823,10 @@
         <w:rPr>
           <w:b/>
         </w:rPr>
-        <w:t xml:space="preserve">1.3 </w:t>
-      </w:r>
-      <w:r>
-        <w:t xml:space="preserve">The organization shall commit to the FSC values as defined in FSC-POL-01-004 Policy for the Association of Organizations with FSC. </w:t>
-      </w:r>
-    </w:p>
-    <w:p>
-      <w:pPr>
-        <w:pStyle w:val="Heading2"/>
-      </w:pPr>
-      <w:r>
-        <w:t>Ur FSC:s policy för associerade organisationer (FSC-POL-01-004)</w:t>
-      </w:r>
-    </w:p>
-    <w:p>
-      <w:r>
-        <w:t xml:space="preserve">Som “Chain of Custody”-certifierad organisation är skogsbolaget bunden av de fastställda reglerna i Del 1 Punkt 1 c) i Policy för organisationer associerade med FSC (FSC-POL-01-004 V2-0 EN + SVE version 2012-03-02): </w:t>
-      </w:r>
-    </w:p>
-    <w:p>
-      <w:pPr>
-        <w:pStyle w:val="ListNumber"/>
-      </w:pPr>
-      <w:r>
-        <w:t>De organisationer FSC kan acceptera association med får inte direkt eller indirekt ha några kopplingar till nedanstående, oacceptabla aktiviteter:</w:t>
-      </w:r>
-    </w:p>
-    <w:p>
-      <w:pPr>
-        <w:ind w:left="357"/>
-      </w:pPr>
-      <w:r>
-        <w:t>a) Olaglig skogsavverkning och handel med olagligt avverkat virke eller skogsprodukter</w:t>
-      </w:r>
-    </w:p>
-    <w:p>
-      <w:pPr>
-        <w:ind w:left="357"/>
-      </w:pPr>
-      <w:r>
-        <w:t>...</w:t>
-      </w:r>
-    </w:p>
-    <w:p>
-      <w:pPr>
-        <w:ind w:left="357"/>
-      </w:pPr>
-      <w:r>
-        <w:t>c) Skogsbruk som förstör höga naturvärden</w:t>
-      </w:r>
-    </w:p>
-    <w:p>
-      <w:pPr>
-        <w:ind w:left="357"/>
-      </w:pPr>
-      <w:r>
-        <w:t>d) Betydande omvandling av skog till plantager eller annan, icke skoglig, markanvändning</w:t>
+        <w:t xml:space="preserve">6.4.3 </w:t>
+      </w:r>
+      <w:r>
+        <w:t>Bevarandeåtgärder genomförs för de kända förekomster av rödlistade arter som påverkas av skogsbruk.</w:t>
       </w:r>
     </w:p>
     <w:p>
@@ -548,7 +844,7 @@
         <w:rPr>
           <w:i/>
         </w:rPr>
-        <w:t>Avverkning av skog med höga naturvärden samt skada på fridlysta arter strider både mot FSC Controlled Wood-standarden och FSC:s policy for associerade organisationer.</w:t>
+        <w:t>I det avverkningsanmälda skogsområdet har 37 naturvårdsarter varav 23 rödlistade arter sina livsmiljöer och växtplatser.</w:t>
       </w:r>
     </w:p>
     <w:p>
@@ -556,12 +852,31 @@
         <w:pStyle w:val="Heading2"/>
       </w:pPr>
       <w:r>
-        <w:t>Ur FSC Controlled Wood (FSC-STD-40-005)</w:t>
-      </w:r>
-    </w:p>
-    <w:p>
-      <w:r>
-        <w:t>Virke som inte accepteras i FSC-märkta produkter (oacceptabelt ursprung) enligt FSC Controlled Wood (FSC-STD-40-005):</w:t>
+        <w:t>Ur Chain of Custody Certification (FSC-STD-40-004 ver 3.0)</w:t>
+      </w:r>
+    </w:p>
+    <w:p>
+      <w:r>
+        <w:rPr>
+          <w:b/>
+        </w:rPr>
+        <w:t xml:space="preserve">1.3 </w:t>
+      </w:r>
+      <w:r>
+        <w:t xml:space="preserve">The organization shall commit to the FSC values as defined in FSC-POL-01-004 Policy for the Association of Organizations with FSC. </w:t>
+      </w:r>
+    </w:p>
+    <w:p>
+      <w:pPr>
+        <w:pStyle w:val="Heading2"/>
+      </w:pPr>
+      <w:r>
+        <w:t>Ur FSC:s policy för associerade organisationer (FSC-POL-01-004)</w:t>
+      </w:r>
+    </w:p>
+    <w:p>
+      <w:r>
+        <w:t xml:space="preserve">Som “Chain of Custody”-certifierad organisation är skogsbolaget bunden av de fastställda reglerna i Del 1 Punkt 1 c) i Policy för organisationer associerade med FSC (FSC-POL-01-004 V2-0 EN + SVE version 2012-03-02): </w:t>
       </w:r>
     </w:p>
     <w:p>
@@ -569,31 +884,39 @@
         <w:pStyle w:val="ListNumber"/>
       </w:pPr>
       <w:r>
-        <w:t>Illegalt avverkat virke.</w:t>
+        <w:t>De organisationer FSC kan acceptera association med får inte direkt eller indirekt ha några kopplingar till nedanstående, oacceptabla aktiviteter:</w:t>
       </w:r>
     </w:p>
     <w:p>
       <w:pPr>
-        <w:pStyle w:val="ListNumber"/>
+        <w:ind w:left="357"/>
       </w:pPr>
       <w:r>
+        <w:t>a) Olaglig skogsavverkning och handel med olagligt avverkat virke eller skogsprodukter</w:t>
+      </w:r>
+    </w:p>
+    <w:p>
+      <w:pPr>
+        <w:ind w:left="357"/>
+      </w:pPr>
+      <w:r>
         <w:t>...</w:t>
       </w:r>
     </w:p>
     <w:p>
       <w:pPr>
-        <w:pStyle w:val="ListNumber"/>
+        <w:ind w:left="357"/>
       </w:pPr>
       <w:r>
-        <w:t>Virke från avverkningar som hotar höga naturvärden.</w:t>
+        <w:t>c) Skogsbruk som förstör höga naturvärden</w:t>
       </w:r>
     </w:p>
     <w:p>
       <w:pPr>
-        <w:pStyle w:val="ListNumber"/>
+        <w:ind w:left="357"/>
       </w:pPr>
       <w:r>
-        <w:t>Virke från skog som konverteras till plantager eller icke-skogligt bruk.</w:t>
+        <w:t>d) Betydande omvandling av skog till plantager eller annan, icke skoglig, markanvändning</w:t>
       </w:r>
     </w:p>
     <w:p>
@@ -616,15 +939,47 @@
     </w:p>
     <w:p>
       <w:pPr>
-        <w:pStyle w:val="Heading1"/>
+        <w:pStyle w:val="Heading2"/>
       </w:pPr>
       <w:r>
-        <w:t>Ur PEFC-standarden gällande lagefterlevnad</w:t>
-      </w:r>
-    </w:p>
-    <w:p>
-      <w:r>
-        <w:t>PEFC-standarden förutsätter att tillämplig svensk lagstiftning följs. Det är utsedd tillsynsmyndighet som ansvarar för tillsyn av lagens efterlevnad. PEFC-standarden återger innehållet i vissa certifieringskritiska lag- och föreskriftskrav vilka ska ingå i granskning av PEFC-systemets efterlevnad.</w:t>
+        <w:t>Ur FSC Controlled Wood (FSC-STD-40-005)</w:t>
+      </w:r>
+    </w:p>
+    <w:p>
+      <w:r>
+        <w:t>Virke som inte accepteras i FSC-märkta produkter (oacceptabelt ursprung) enligt FSC Controlled Wood (FSC-STD-40-005):</w:t>
+      </w:r>
+    </w:p>
+    <w:p>
+      <w:pPr>
+        <w:pStyle w:val="ListNumber"/>
+      </w:pPr>
+      <w:r>
+        <w:t>Illegalt avverkat virke.</w:t>
+      </w:r>
+    </w:p>
+    <w:p>
+      <w:pPr>
+        <w:pStyle w:val="ListNumber"/>
+      </w:pPr>
+      <w:r>
+        <w:t>...</w:t>
+      </w:r>
+    </w:p>
+    <w:p>
+      <w:pPr>
+        <w:pStyle w:val="ListNumber"/>
+      </w:pPr>
+      <w:r>
+        <w:t>Virke från avverkningar som hotar höga naturvärden.</w:t>
+      </w:r>
+    </w:p>
+    <w:p>
+      <w:pPr>
+        <w:pStyle w:val="ListNumber"/>
+      </w:pPr>
+      <w:r>
+        <w:t>Virke från skog som konverteras till plantager eller icke-skogligt bruk.</w:t>
       </w:r>
     </w:p>
     <w:p>
@@ -642,6 +997,37 @@
         <w:rPr>
           <w:i/>
         </w:rPr>
+        <w:t>Avverkning av skog med höga naturvärden samt skada på fridlysta arter strider både mot FSC Controlled Wood-standarden och FSC:s policy for associerade organisationer.</w:t>
+      </w:r>
+    </w:p>
+    <w:p>
+      <w:pPr>
+        <w:pStyle w:val="Heading1"/>
+      </w:pPr>
+      <w:r>
+        <w:t>Ur PEFC-standarden gällande lagefterlevnad</w:t>
+      </w:r>
+    </w:p>
+    <w:p>
+      <w:r>
+        <w:t>PEFC-standarden förutsätter att tillämplig svensk lagstiftning följs. Det är utsedd tillsynsmyndighet som ansvarar för tillsyn av lagens efterlevnad. PEFC-standarden återger innehållet i vissa certifieringskritiska lag- och föreskriftskrav vilka ska ingå i granskning av PEFC-systemets efterlevnad.</w:t>
+      </w:r>
+    </w:p>
+    <w:p>
+      <w:pPr>
+        <w:pStyle w:val="ListBullet"/>
+      </w:pPr>
+      <w:r>
+        <w:rPr>
+          <w:b/>
+          <w:i/>
+        </w:rPr>
+        <w:t xml:space="preserve">Kommentar: </w:t>
+      </w:r>
+      <w:r>
+        <w:rPr>
+          <w:i/>
+        </w:rPr>
         <w:t>I den avverkningsanmälda skogen har fridlysta arter sina livsmiljöer och växtplatser. Att skada de fridlysta arternas livsmiljöer, växtplatser eller ekologiska funktion är inte tillåtet enligt artskyddsförordningen</w:t>
       </w:r>
     </w:p>
@@ -656,6 +1042,204 @@
       </w:pPr>
       <w:r>
         <w:t>BILAGA 1 – Fridlysta arter</w:t>
+      </w:r>
+    </w:p>
+    <w:p>
+      <w:pPr>
+        <w:pStyle w:val="Heading1"/>
+      </w:pPr>
+      <w:r>
+        <w:t>Bivråk – ekologi samt krav på livsmiljön</w:t>
+      </w:r>
+    </w:p>
+    <w:p>
+      <w:r>
+        <w:t>Bivråk (NT, §4) ingår i bilaga 1 i EU:s fågeldirektiv och är prioriterad art i Skogsvårdslagen. Den har minskat med 2/3-delar sedan 1970-talet och under de senaste 30 åren har minskningstakten uppgått till 22.5 (15–30) %. Minskningstakten för den svenska populationen bedöms vara nära gränsvärdet för Sårbar (VU) (SLU Artdatabanken, 2026).</w:t>
+      </w:r>
+    </w:p>
+    <w:p>
+      <w:r>
+        <w:t>Arten häckar i tät, ogallrad skog på högproduktiv mark, i södra Sverige främst i lövskogsrika trakter, i Norrland till stor del i högproduktiv granskog, Födan består av getinglarver och -puppor, men även av fågelungar och groddjur. (SLU Artdatabanken, 2026).</w:t>
+      </w:r>
+    </w:p>
+    <w:p>
+      <w:r>
+        <w:t>En trolig delförklaring till minskande bivråksstammar är att det i dagens skogs- och jordbruksbygder finns ett sämre utbud av insektsrika biotoper jämfört med förhållandena för 20–40 år sedan. Minskad insektsrikedom innebär förmodligen en lägre täthet av sociala getingsamhällen och därmed sämre förutsättningar för bivråkens häckning. En allmän "</w:t>
+      </w:r>
+      <w:r>
+        <w:rPr>
+          <w:i/>
+        </w:rPr>
+        <w:t>förtorkning</w:t>
+      </w:r>
+      <w:r>
+        <w:t>" av landskapet (täckdikning, dikning av skogsmark etc.) liksom omföring av lövträdsrika marker till täta produktionsskogar av barrträd medför dessutom en försämrad förekomst av tättingar (trastar etc.) och grodor, vilket sannolikt påverkar bivråken negativt. (SLU Artdatabanken, 2026).</w:t>
+      </w:r>
+    </w:p>
+    <w:p>
+      <w:r>
+        <w:t>Bevara lövskogar och öka andelen löv i barrskog. Gallra inte i onödan och inte alls i sumpskog. Dika inte ut vattensamlingar, sumpskogar, alkärr eller andra våta miljöer. Kring alla boplatser ska det lämnas en skyddszon vid avverkning eller andra skogliga åtgärder. Som tumregel ska skyddszonen vara så bred att boet inte syns väl från öppen mark (SLU Artdatabanken, 2026; Skogsstyrelsen, 2016).</w:t>
+      </w:r>
+    </w:p>
+    <w:p>
+      <w:pPr>
+        <w:pStyle w:val="Heading2"/>
+      </w:pPr>
+      <w:r>
+        <w:t>Referenser – bivråk</w:t>
+      </w:r>
+    </w:p>
+    <w:p>
+      <w:r>
+        <w:t xml:space="preserve">Skogsstyrelsen, 2016. </w:t>
+      </w:r>
+      <w:r>
+        <w:rPr>
+          <w:i/>
+        </w:rPr>
+        <w:t>Vägledning för hänsyn till bivråk.</w:t>
+      </w:r>
+    </w:p>
+    <w:p>
+      <w:r>
+        <w:t xml:space="preserve">SLU Artdatabanken, 2026. </w:t>
+      </w:r>
+      <w:r>
+        <w:rPr>
+          <w:i/>
+        </w:rPr>
+        <w:t xml:space="preserve">Artfaktablad. Naturvård – artfakta. </w:t>
+      </w:r>
+      <w:r>
+        <w:t>SLU Artdatabanken, Uppsala</w:t>
+      </w:r>
+    </w:p>
+    <w:p>
+      <w:pPr>
+        <w:pStyle w:val="Heading1"/>
+      </w:pPr>
+      <w:r>
+        <w:t>Duvhök – ekologi samt krav på livsmiljön</w:t>
+      </w:r>
+    </w:p>
+    <w:p>
+      <w:r>
+        <w:t>Duvhök (NT, §4) är rödlistad som nära hotad och fridlyst enligt 4§ artskyddsförordningen. Arten har minskat med 15 (0–30) % under de senaste 18 åren och minskningstakten för den svenska populationen bedöms vara nära gränsvärdet för sårbar (VU). Bedömningen baseras på direkt observation, ett för arten lämpligt abundansindex och minskad geografisk utbredning och/eller försämrad habitatkvalitet (allt yngre och tätare skogar vilket försvårar för boplacering samt missgynnar jaktmöjligheterna) (SLU Artdatabanken, 2026).</w:t>
+      </w:r>
+    </w:p>
+    <w:p>
+      <w:r>
+        <w:t>Duvhöken är starkt bunden till skogsmark, såväl för häckning som födosök. Den påträffas oftast i större skogsområden med äldre skog, men kan ibland även häcka i dungar i områden dominerade av öppen mark. De gamla fåglarna är i huvudsak stationära i sina revir. Duvhöken jagar helst inne i äldre skog och missgynnas av stora hyggen och täta planteringar (Skogsstyrelsen, 2016).</w:t>
+      </w:r>
+    </w:p>
+    <w:p>
+      <w:r>
+        <w:t>Boet läggs inne i tät, oftast äldre skog. Kantzoner mot öppen mark undviks och duvhöken är därför känsligare för slutavverkning än flera andra rovfåglar. Boträdet måste vara grovgrenigt och är oftast en äldre gran eller tall, i sydligaste Sverige är bok vanligt. Duvhöken är beroende av insynsskyddade boplatser. Friställande av boträd eller avverkning så att boplatsen är exponerad mot öppen mark, medför att platsen överges. Samma bo kan användas flera år i rad, men likt andra rovfåglar har den normalt ett eller flera alternativa bon (Skogsstyrelsen, 2016). Eftersom duvhöken helst häckar i gammal skog, är dess häckningsplatser i princip alltid mer eller mindre hotade av skogsbruk och avverkningar (SLU Artdatabanken, 2026).</w:t>
+      </w:r>
+    </w:p>
+    <w:p>
+      <w:r>
+        <w:t>Den viktigaste begränsande faktorn för duvhökspopulationen i stort är födan och ett allvarligare problem är därför den av skogsbruket orsakade storskaliga omvandlingen och utarmningen av skogslandskapet, som kan påverka såväl duvhökens möjlighet att jaga som förekomsten av viktiga byten. Duvhökens jaktteknik gör den beroende av landskapets utformning och sammansättning och dess preferens för gammal skog tyder på att den är anpassad till att jaga i skog som är “lagom” tät. I öppnare biotoper, till exempel hyggen, kommer dess jaktteknik inte till sin rätt och i tätare biotoper, t.ex. ungskogar, har den relativt stora duvhöken svårt att manövrera (SLU Artdatabanken, 2026).</w:t>
+      </w:r>
+    </w:p>
+    <w:p>
+      <w:pPr>
+        <w:pStyle w:val="Heading2"/>
+      </w:pPr>
+      <w:r>
+        <w:t>Referenser – duvhök</w:t>
+      </w:r>
+    </w:p>
+    <w:p>
+      <w:r>
+        <w:t xml:space="preserve">Skogsstyrelsen, 2016. </w:t>
+      </w:r>
+      <w:r>
+        <w:rPr>
+          <w:i/>
+        </w:rPr>
+        <w:t xml:space="preserve">Duvhök – Vägledning för hänsyn till fåglar. </w:t>
+      </w:r>
+      <w:r>
+        <w:t>https://www.skogsstyrelsen.se/globalassets/lag-och-tillsyn/artskydd/vagledningar-for-hansyn-till-faglar/duvhok-vagledning-hansyn2.pdf</w:t>
+      </w:r>
+    </w:p>
+    <w:p>
+      <w:r>
+        <w:t xml:space="preserve">SLU Artdatabanken, 2026. </w:t>
+      </w:r>
+      <w:r>
+        <w:rPr>
+          <w:i/>
+        </w:rPr>
+        <w:t xml:space="preserve">Artfaktablad. Naturvård – artfakta. </w:t>
+      </w:r>
+      <w:r>
+        <w:t>SLU Artdatabanken, Uppsala</w:t>
+      </w:r>
+    </w:p>
+    <w:p>
+      <w:pPr>
+        <w:pStyle w:val="Heading1"/>
+      </w:pPr>
+      <w:r>
+        <w:t>Havsörn – ekologi samt krav på livsmiljön</w:t>
+      </w:r>
+    </w:p>
+    <w:p>
+      <w:r>
+        <w:t>Havsörn är fridlyst enligt 4§ artskyddsförordningen och upptagen i bilaga 1 EU:s fågeldirektiv. Havsörnen häckar i anslutning till skärgårdar, kuster, sjöar och vattendrag, ofta på öar men ibland även ganska långt från vatten. I svenska kustområden varierar medelavståndet mellan etablerade par från ca 13 km till under 5 km, mest beroende på bytestillgänglighet; minsta avstånd mellan samtidigt bebodda bon i vårt land är ca 1,5 km. Ofta har ett havsörnspar flera olika bon som kan användas omväxlande (SLU Artdatabanken, 2026; Skogsstyrelsen, 2016).</w:t>
+      </w:r>
+    </w:p>
+    <w:p>
+      <w:r>
+        <w:t>Boet byggs nästan uteslutande i träd, oftast tallar. Häckar sällsynt även på klipphyllor eller direkt på marken. Boet placeras oftast i trädets övre del och kan bli mycket stort, vilket ställer stora krav på boträdet. Trädet måste ha en stark, bärande krona med lämpliga grova grenar, vilket utvecklas först när trädet har uppnått en hög ålder. Genomsnittsåldern hos botallar vid svenska Ostkusten under 1970- och 80-talet var 160 år (från 100 till 350 år) men har sannolikt redan nu sjunkit betydligt genom en brist på gamla träd. Frekvensen nybyggda bon i för svaga träd där boet rasat under häckningen har ökat markant under senare år i Syd- och Mellansverige. I Lappland var boträden i snitt 350 år (200 – ca 600 år). Mot bakgrund av de lägsta uppmätta åldrarna hos dessa fungerande boträd utgör den sjunkande omloppstiden vid slutavverkningar i Sverige ett hot – det kommer inte att räcka med att spara överståndare vid slutavverkningar av kanske högst 70-åriga bestånd i framtiden (SLU Artdatabanken, 2026; Skogsstyrelsen, 2016).</w:t>
+      </w:r>
+    </w:p>
+    <w:p>
+      <w:r>
+        <w:t>Skyddandet av befintliga bon måste upprätthållas och i samband med skogsavverkning ska befintliga boträd sparas med en lämpligt avgränsad skyddszon runtom. Vid slutavverkning bör en skyddszon på 100 meters radie runt boplatsen lämnas intakt. Under häckningsperioden (1 januari till 15 augusti) är havsörnen störningskänslig och inga skogsbruksåtgärder eller annan störande verksamhet får förekomma närmare än 500 m från boet under den tiden. (SLU Artdatabanken, 2026; Skogsstyrelsen, 2016).</w:t>
+      </w:r>
+    </w:p>
+    <w:p>
+      <w:r>
+        <w:t>För att garantera möjligheter till häckning även i framtiden bör ett nätverk av häckningsområden skyddas inom artens hela naturliga utbredningsområde i landet. Havsörnen är upptagen bland de arter som enligt fågeldirektivet/habitatdirektivet har ett sådant gemenskapsintresse inom EU att särskilda skydds- eller bevarandeområden behöver utses (Miljöbalken, Bilagan till Artskyddsförordningen 1998:179, reviderad 2001). Arten är beroende av grova träd för placering av sina stora risbon och detta kan bli en begränsande faktor kommande 30 år (tre generationer). För att åstadkomma en succession av lämpliga boträd för kommande generationer av havsörnar behöver ett betydligt större antal s.k. evighetsträd sparas vid avverkningar redan idag. (SLU Artdatabanken, 2026).</w:t>
+      </w:r>
+    </w:p>
+    <w:p>
+      <w:pPr>
+        <w:pStyle w:val="Heading2"/>
+      </w:pPr>
+      <w:r>
+        <w:t>Referenser – havsörn</w:t>
+      </w:r>
+    </w:p>
+    <w:p>
+      <w:r>
+        <w:t xml:space="preserve">Skogsstyrelsen, 2016. </w:t>
+      </w:r>
+      <w:r>
+        <w:rPr>
+          <w:i/>
+        </w:rPr>
+        <w:t xml:space="preserve">Vägledning för hänsyn till havsörn. </w:t>
+      </w:r>
+      <w:r>
+        <w:t>Vägledningar och kunskapsstöd artskydd – Skogsstyrelsen</w:t>
+      </w:r>
+    </w:p>
+    <w:p>
+      <w:r>
+        <w:t xml:space="preserve">SLU Artdatabanken, 2026. </w:t>
+      </w:r>
+      <w:r>
+        <w:rPr>
+          <w:i/>
+        </w:rPr>
+        <w:t xml:space="preserve">Artfaktablad. Naturvård – artfakta. </w:t>
+      </w:r>
+      <w:r>
+        <w:t>SLU Artdatabanken, Uppsala</w:t>
       </w:r>
     </w:p>
     <w:p>
@@ -691,7 +1275,7 @@
     </w:p>
     <w:p>
       <w:r>
-        <w:t>En analys av 79 floraväktarlokaler åren 1990–2015 vilka återbesökts under 2020–2024 visade på en tydlig negativ påverkan på knärotsförekomster från större hyggen i närområdet (inom 150–200 m) vilket indikerar att kanteffekter har en stor påverkan på populationerna. Resultaten bekräftar knärotens känslighet för kanteffekter och visar vikten av att skydda större skogsbestånd för att bevara arten. Om det blir höga andelar (&gt;30%) hyggen inom 200 meter från en knärotsförekomst så ökar risken för att en knärotspopulation dör ut och det verkar det behövas någonstans mellan 100 och 150 meters skyddszon för att bevara arten på lång sikt (Sebestyén &amp; Sundberg, 2025).</w:t>
+        <w:t>En analys av 79 floraväktarlokaler åren 1990–2015 vilka återbesökts under 2020–2024 visade på en tydlig negativ påverkan på knärotsförekomster från större hyggen i närområdet (inom 150–200 m) vilket indikerar att kanteffekter har en stor påverkan på populationerna. Resultaten bekräftar knärotens känslighet för kanteffekter och visar vikten av att skydda större skogsbestånd för att bevara arten. Om det blir höga andelar (&gt;30%) hyggen inom 200 meter från en knärotsförekomst så ökar risken för att en knärotspopulation dör ut och det verkar det behövas någonstans mellan 100 och 150 meters skyddszon för att bevara arten på lång sikt (Sebestyén &amp; Sundberg, 2025). Detta stöds även av en studie (Johansson et al, 2026) baserad på data från Riksskogstaxeringen som visar att knäroten minskat med 66 % under perioden 1993–2022 samt att det finns en stark korrelation mellan minskande arealer kontinuitetsskog och lokal utdöenderisk. Knäroten uppvisade en mycket låg koloniseringsgrad (0,7 % över 10 år) i kombination med hög lokal utrotningsrisk (75,2 %), där utrotningssannolikheten ökade kraftigt när arealen kontinuitetsskog minskade mellan undersökningar, t.ex. på grund av kalhyggesbruk (Johansson et al., 2026).</w:t>
       </w:r>
     </w:p>
     <w:p>
@@ -736,7 +1320,7 @@
     </w:p>
     <w:p>
       <w:r>
-        <w:t>En nyligen publicerad vetenskaplig uppsats av Koelmeijer m.fl. (2022) inkluderar orkidén knärots skyddsbehov. I uppsatsen berörs problemet med uttorkning för växter, bl.a. för knärot, ett problem som blivit accentuerat på grund av den pågående klimatförändringen och torra somrar, t.ex. den exceptionellt torra sommaren 2018. I uppsatsen undersöks områden med tre olika avstånd från kalhyggeskant med avseende på skydd bl.a. för knärot. Det första området har avstånd upp till 20 m från hyggeskant (Strong edge effect), det andra 20–40 m från hyggeskant (Weak edge effect) och det tredje avser större avstånd från hyggeskant, där kanteffekten anses vara försumbar (Interior). Ett resultat var att man fann stor eller mycket stor uttorkningseffekt på känsliga och rödlistade skogsarter vid de kortare avstånden till hyggeskant, medan effekt av uttorkning inte konstaterades på större avstånd (Interior). För orkidén knärot fann man en rik förekomst (upp till 0,06 dm2/m2) på stort avstånd från hyggeskant (Interior), medan förekomsten var liten eller närmast försumbar i de områden som klassificerades som Weak edge effect respektive Strong edge effect. Arbetet påpekar att de allt oftare förekommande torra somrarna ger ytterligare skäl att utöka skyddsavståndet från hyggen till den fuktkrävande arten knärot (Koelmeijer m.fl., 2022).</w:t>
+        <w:t>Ytterligare en studie (Koelmeijer m.fl., 2022) inkluderar knärotens skyddsbehov. I uppsatsen berörs problemet med uttorkning för växter, bl.a. för knärot, ett problem som blivit accentuerat på grund av den pågående klimatförändringen och torra somrar, t.ex. den exceptionellt torra sommaren 2018. I uppsatsen undersöks områden med tre olika avstånd från kalhyggeskant med avseende på skydd bl.a. för knärot. Det första området har avstånd upp till 20 m från hyggeskant (Strong edge effect), det andra 20–40 m från hyggeskant (Weak edge effect) och det tredje avser större avstånd från hyggeskant, där kanteffekten anses vara försumbar (Interior). Ett resultat var att man fann stor eller mycket stor uttorkningseffekt på känsliga och rödlistade skogsarter vid de kortare avstånden till hyggeskant, medan effekt av uttorkning inte konstaterades på större avstånd (Interior). För orkidén knärot fann man en rik förekomst (upp till 0,06 dm2/m2) på stort avstånd från hyggeskant (Interior), medan förekomsten var liten eller närmast försumbar i de områden som klassificerades som Weak edge effect respektive Strong edge effect. Arbetet påpekar att de allt oftare förekommande torra somrarna ger ytterligare skäl att utöka skyddsavståndet från hyggen till den fuktkrävande arten knärot (Koelmeijer m.fl., 2022).</w:t>
       </w:r>
     </w:p>
     <w:p>
@@ -768,7 +1352,7 @@
         <w:t xml:space="preserve">Short-term response of the herbaceous layer within leave patches after harvest. </w:t>
       </w:r>
       <w:r>
-        <w:t>Forest Ecology and Management 257, 1014–1025</w:t>
+        <w:t>Forest Ecology and Management 257, 1014–1025.</w:t>
       </w:r>
     </w:p>
     <w:p>
@@ -782,7 +1366,30 @@
         <w:t xml:space="preserve">Level and pattern of overstory retention interact to shape long-term responses of understories to timber harvest. </w:t>
       </w:r>
       <w:r>
-        <w:t>Ecological Applications, 22, 2049–2064</w:t>
+        <w:t>Ecological Applications, 22, 2049–2064.</w:t>
+      </w:r>
+    </w:p>
+    <w:p>
+      <w:r>
+        <w:t>Johansson, V., Jansson, M. och Bergman, K-O</w:t>
+      </w:r>
+      <w:r>
+        <w:rPr>
+          <w:i/>
+        </w:rPr>
+        <w:t>.</w:t>
+      </w:r>
+      <w:r>
+        <w:t>, 2026.</w:t>
+      </w:r>
+      <w:r>
+        <w:rPr>
+          <w:i/>
+        </w:rPr>
+        <w:t xml:space="preserve"> A 30-year population decline of a threatened forest orchid associated with old growth forests</w:t>
+      </w:r>
+      <w:r>
+        <w:t>. Department of Physics, Chemistry and Biology (IFM), Linköping University.</w:t>
       </w:r>
     </w:p>
     <w:p>
@@ -796,7 +1403,7 @@
         <w:t>Retention Forestry as a Conservation Measure for Boreal Forest Ground Vegetation</w:t>
       </w:r>
       <w:r>
-        <w:t>. Doktorsavhandling, SLU, Uppsala</w:t>
+        <w:t>. Doktorsavhandling, SLU, Uppsala.</w:t>
       </w:r>
     </w:p>
     <w:p>
@@ -810,7 +1417,7 @@
         <w:t xml:space="preserve">Interactive effects of drought and edge exposure on old-growth forest understory species. </w:t>
       </w:r>
       <w:r>
-        <w:t>Landscape Ecology, 37, sid 1839–1853</w:t>
+        <w:t>Landscape Ecology, 37, sid 1839–1853.</w:t>
       </w:r>
     </w:p>
     <w:p>
@@ -838,7 +1445,7 @@
         <w:t>Påverkan på knärotslokaler från hyggen i närheten.</w:t>
       </w:r>
       <w:r>
-        <w:t xml:space="preserve"> DAPHNE 36:1 2025. Botaniska Sällskapet i Stockholm</w:t>
+        <w:t xml:space="preserve"> DAPHNE 36:1 2025. Botaniska Sällskapet i Stockholm.</w:t>
       </w:r>
     </w:p>
     <w:p>
@@ -852,12 +1459,516 @@
         <w:t xml:space="preserve">Vägledning för hänsyn till knärot. </w:t>
       </w:r>
       <w:r>
-        <w:t>https://www.skogsstyrelsen.se/lag-och-tillsyn/artskydd/vagledningar-och-kunskapsstod-artskydd/vagledning-for-hansyn-till-knarot/</w:t>
+        <w:t>https://www.skogsstyrelsen.se/lag-och-tillsyn/artskydd/vagledningar-och-kunskapsstod-artskydd/vagledning-for-hansyn-till-knarot/.</w:t>
       </w:r>
     </w:p>
     <w:p>
       <w:r>
         <w:t xml:space="preserve">SLU Artdatabanken, 2024. </w:t>
+      </w:r>
+      <w:r>
+        <w:rPr>
+          <w:i/>
+        </w:rPr>
+        <w:t xml:space="preserve">Artfaktablad. Naturvård – artfakta. </w:t>
+      </w:r>
+      <w:r>
+        <w:t>SLU Artdatabanken, Uppsala.</w:t>
+      </w:r>
+    </w:p>
+    <w:p>
+      <w:pPr>
+        <w:pStyle w:val="Heading1"/>
+      </w:pPr>
+      <w:r>
+        <w:t>Kungsörn – ekologi samt krav på livsmiljön</w:t>
+      </w:r>
+    </w:p>
+    <w:p>
+      <w:r>
+        <w:t>Kungsörn är rödlistad som nära hotad (NT) och fridlyst enligt 4§ Artskyddsförordningen samt upptagen i bilaga 1 EU:s fågeldirektiv. Kungsörnen häckar i skogs- och fjällområden där den bygger stora risbon i grova träd eller på klipphyllor. Risboet är ca 1,5 m i diameter och i extremfall upp till 5 m högt, vanligtvis beläget i en kraftig tall eller i ett klippstup, ofta med utsikt över terrängen. Varje par har ofta flera alternativa boplatser inom sitt revir och dessa kan ligga åtskilliga kilometer från varandra (upp till 6,5 km konstaterat i Norge). Bon i träd placeras oftast på 2/3 höjd, mera sällan i eller nära toppen (SLU Artdatabanken, 2024).</w:t>
+      </w:r>
+    </w:p>
+    <w:p>
+      <w:r>
+        <w:t>I marker med medelgod bytestillgång är avståndet mellan etablerade par under naturliga förhållanden i genomsnitt cirka 10 km. I områden med gott om byten, som t.ex. i Skåne och Gotland men lokalt även i Norrland, kan avstånden vara betydligt kortare. Till exempel på Gotland har samtidiga häckningar skett i bon belägna endast lite drygt tre kilometer från varandra. I fattiga norrlandsskogar är medelavståndet mellan paren drygt 15 km. (SLU Artdatabanken, 2024).</w:t>
+      </w:r>
+    </w:p>
+    <w:p>
+      <w:r>
+        <w:t>Boträd får inte avverkas och skyddande skog bör vid avverkning alltid sparas runt örnbon, även runt s.k. alternativbon. Som utgångspunkt vid bedömning av hur mycket skog som skall lämnas runt boträdet bör 200 meters radie gälla. Under häckningsperioden (1 januari till 31 augusti) är kungsörnen störningskänslig och inga skogsbruksåtgärder eller annan störande berksamhet får förekomma närmare än 500 m från boet under den tiden. Arealen på det sparade skogspartiet kan uppgå till åtskilliga tiotals hektar beroende på t.ex. topografi, vindexponering och insyn. Det är även värdefullt om sammanhängande skog kan lämnas i någon riktning. Avverkning av gammelskog i bergsbranter och annan svår terräng måste undvikas (SLU Artdatabanken, 2024; Skogsstyrelsen, 2016).</w:t>
+      </w:r>
+    </w:p>
+    <w:p>
+      <w:r>
+        <w:t>Kungsörnen har på lång sikt en något osäker framtid på grund av den genomhuggning och kalavverkning av äldre, urskogsartade bestånd som fortfarande sker långt upp mot fjällområdena. Därvid kan brist på lämpliga boträd uppstå, likaså försämrad bytestillgång. Boträden, tallar i minst 95 % av fallen, bör vara kraftiga och i Norrland helst minst 200 år gamla. Medelåldern på 97 friska träd var 311 år vid en studie i Norrland 1975–1980. På Gotland har medelåldern på boträden konstaterats vara 145 år. Den gammelskog som i dagens läge finns kvar i Norrland hittas framför allt i svåravverkade, branta sluttningar i anslutning till berg, på blockrika berg, i eller i anslutning till raviner och sprickdalar eller på myrholmar. Eftersom ungefär halva den svenska kungsörnsstammen är beroende av lämpliga boträd skulle en mer omfattande avverkning i ovan nämnda terrängtyper troligen vara starkt negativ för artens fortbestånd. (SLU Artdatabanken, 2024).</w:t>
+      </w:r>
+    </w:p>
+    <w:p>
+      <w:pPr>
+        <w:pStyle w:val="Heading2"/>
+      </w:pPr>
+      <w:r>
+        <w:t>Referenser – kungsörn</w:t>
+      </w:r>
+    </w:p>
+    <w:p>
+      <w:r>
+        <w:t xml:space="preserve">Skogsstyrelsen, 2016. </w:t>
+      </w:r>
+      <w:r>
+        <w:rPr>
+          <w:i/>
+        </w:rPr>
+        <w:t xml:space="preserve">Vägledning för hänsyn till kungsörn. </w:t>
+      </w:r>
+      <w:r>
+        <w:t>Vägledningar och kunskapsstöd artskydd – Skogsstyrelsen</w:t>
+      </w:r>
+    </w:p>
+    <w:p>
+      <w:r>
+        <w:t xml:space="preserve">SLU Artdatabanken, 2024. </w:t>
+      </w:r>
+      <w:r>
+        <w:rPr>
+          <w:i/>
+        </w:rPr>
+        <w:t xml:space="preserve">Artfaktablad. Naturvård – artfakta. </w:t>
+      </w:r>
+      <w:r>
+        <w:t>SLU Artdatabanken, Uppsala</w:t>
+      </w:r>
+    </w:p>
+    <w:p>
+      <w:pPr>
+        <w:pStyle w:val="Heading1"/>
+      </w:pPr>
+      <w:r>
+        <w:t>Mindre hackspett – ekologi samt krav på livsmiljön</w:t>
+      </w:r>
+    </w:p>
+    <w:p>
+      <w:r>
+        <w:t xml:space="preserve">Mindre hackspett (NT) är rödlistad som nära hotad, fridlyst och prioriterad art i Skogsvårdslagen. Den är typisk art för </w:t>
+      </w:r>
+      <w:r>
+        <w:rPr>
+          <w:i/>
+        </w:rPr>
+        <w:t>9010 Taiga, 9750 Svämlövskog, 9080 Lövsumpskog, 9030 Landhöjningsskog och 9040 Fjällbjörkskog</w:t>
+      </w:r>
+      <w:r>
+        <w:t>. Minskningstakten har uppgått till 25 (10–40) % under de senaste 15 åren och bedöms vara nära gränsvärdet för Sårbar (VU). (A2bc). (SLU Artdatabanken 2021).</w:t>
+      </w:r>
+    </w:p>
+    <w:p>
+      <w:r>
+        <w:t>Den mindre hackspetten lever i löv- och blandskog med förekomst av äldre lövträd, gärna ädellövträd i södra Sverige. Norrut förekommer arten i gamla löv- och blandskogar med al, björk och asp. Ett mycket glest bestånd förekommer i fjällbjörkskogen. Under vintern kan födosök ske även i äldre grandominerad skog, troligen för att den ger bättre skydd mot rovdjur och rovfåglar än ren lövskog. (SLU Artdatabanken, 2021).</w:t>
+      </w:r>
+    </w:p>
+    <w:p>
+      <w:r>
+        <w:t>Arten har stora revir och höga krav när det gäller förekomst av lövskog på landskapsnivå. För att häcka framgångsrikt behöver ett par cirka 40 ha äldre lövdominerad skog inom ett område på upp till 200 ha. Under vintern utsträcks födosöket till ett större område på flera hundra hektar, men varje individ återvänder till samma natthål kväll efter kväll. Arten häckar i murkna lövträdsstammar eller stubbar (oftast klibbal eller björk), vanligen 3–7 meter över marken. Ett nytt bohål hackas ut varje vår (Skogsstyrelsen, 2016 &amp; SLU Artdatabanken, 2021).</w:t>
+      </w:r>
+    </w:p>
+    <w:p>
+      <w:r>
+        <w:t>Den mindre hackspetten missgynnas av gallring i löv- och blandskogar, om lövträd tas bort. Vidare så missgynnas arten starkt genom avverkning av äldre lövträd, dränering och avverkning av al- och björkkärr, röjning eller gallring av täta strandskogar, alkärr samt borttagande av murkna träd och grenar. Nedhuggning av äldre hagmarksbjörkar och alar är också negativt. Arten hotas dessutom av biobränsleuttag i gamla inägomarker och andra lövskogar (Skogsstyrelsen, 2016 &amp; SLU Artdatabanken, 2021).</w:t>
+      </w:r>
+    </w:p>
+    <w:p>
+      <w:pPr>
+        <w:pStyle w:val="Heading2"/>
+      </w:pPr>
+      <w:r>
+        <w:t>Referenser – mindre hackspett</w:t>
+      </w:r>
+    </w:p>
+    <w:p>
+      <w:r>
+        <w:t xml:space="preserve">Skogsstyrelsen, 2016. </w:t>
+      </w:r>
+      <w:r>
+        <w:rPr>
+          <w:i/>
+        </w:rPr>
+        <w:t xml:space="preserve">Vägledning för hänsyn till mindre hackspett. </w:t>
+      </w:r>
+      <w:r>
+        <w:t>https://www.skogsstyrelsen.se/globalassets/lag-och-tillsyn/artskydd/vagledningar-for-hansyn-till-faglar/mindre-hackspett-vagledning-hansyn2.pdf</w:t>
+      </w:r>
+    </w:p>
+    <w:p>
+      <w:r>
+        <w:t xml:space="preserve">SLU Artdatabanken, 2021. </w:t>
+      </w:r>
+      <w:r>
+        <w:rPr>
+          <w:i/>
+        </w:rPr>
+        <w:t xml:space="preserve">Artfaktablad. Naturvård – artfakta. </w:t>
+      </w:r>
+      <w:r>
+        <w:t>SLU Artdatabanken, Uppsala</w:t>
+      </w:r>
+    </w:p>
+    <w:p>
+      <w:pPr>
+        <w:pStyle w:val="Heading1"/>
+      </w:pPr>
+      <w:r>
+        <w:t>Nordfladdermus – ekologi samt krav på livsmiljön</w:t>
+      </w:r>
+    </w:p>
+    <w:p>
+      <w:r>
+        <w:t>Nordfladdermus (NT, §4a) omfattas av bilaga 4 EU:s art- och habitatdirektiv vilket innebär ett strikt skydd för arten och dess livsmiljöer. Arten har minskat med 27,5 (5–50) % under de senaste 21 åren och minskningstakten för den svenska populationen bedöms vara nära gränsvärdet för Sårbar (VU). (A2bc) (SLU Artdatabanken, 2024).</w:t>
+      </w:r>
+    </w:p>
+    <w:p>
+      <w:r>
+        <w:t>Nordfladdermus föredrar variationsrik skog med förekomst av sjöar, vattendrag och våtmarker och hittas framförallt i halvöppna miljöer som trädbärande beteshagar och i kantzoner mellan skog och odlingsmark. Den undviker stora öppna områden som stora hyggen och större sammanhängande planteringar vilket minskar längden bryn och landskapets heterogenitet och därmed födotillgången och mängden lämpliga jaktplatser. Skogsbruksåtgärder som leder till minskad förekomst av äldre, gles skog och då särskilt tillgång på hålträd och träd med löst sittande bark kan leda till brist på koloniplatser och viloplatser (SLU Artdatabanken, 2024; Skogsstyrelsen, 2016).</w:t>
+      </w:r>
+    </w:p>
+    <w:p>
+      <w:r>
+        <w:t>Fladdermöss är beroende av hänsyn på landskapsnivå och det är viktigt att alla typer av vatten och våtmarker samt fuktiga skogspartier återställs och bevaras. Sväm- och sumpskog ska alltid sparas, och äldre lövmiljöer bör alltid sparas för födosök, koloniplatser och viloplatser. Utöver kantzoner mot vatten och våtmarker bör tillräckligt breda skyddszoner av uppväxt skog sparas för att skapa och bevara vindskyddade födosöksmiljöer. Genom att binda samman befintliga skogsbestånd med korridorer av uppvuxen skog skapas ett fladdermusvänligt landskap (SLU Artdatabanken, 2024; Skogsstyrelsen, 2016).</w:t>
+      </w:r>
+    </w:p>
+    <w:p>
+      <w:pPr>
+        <w:pStyle w:val="Heading2"/>
+      </w:pPr>
+      <w:r>
+        <w:t>Referenser – nordfladdermus</w:t>
+      </w:r>
+    </w:p>
+    <w:p>
+      <w:r>
+        <w:t xml:space="preserve">Skogsstyrelsen, 2016. </w:t>
+      </w:r>
+      <w:r>
+        <w:rPr>
+          <w:i/>
+        </w:rPr>
+        <w:t xml:space="preserve">Vägledning för hänsyn till nordfladdermus. </w:t>
+      </w:r>
+      <w:r>
+        <w:t>Vägledningar och kunskapsstöd artskydd - Skogsstyrelsen</w:t>
+      </w:r>
+    </w:p>
+    <w:p>
+      <w:r>
+        <w:t>SLU Artdatabanken, 2024.</w:t>
+      </w:r>
+      <w:r>
+        <w:rPr>
+          <w:i/>
+        </w:rPr>
+        <w:t xml:space="preserve">  Artfakta: nordfladdermus (Eptesicus nilssonii). </w:t>
+      </w:r>
+      <w:r>
+        <w:t>https://artfakta.se/taxa/205998</w:t>
+      </w:r>
+    </w:p>
+    <w:p>
+      <w:pPr>
+        <w:pStyle w:val="Heading1"/>
+      </w:pPr>
+      <w:r>
+        <w:t>Sparvuggla – ekologi samt krav på livsmiljön</w:t>
+      </w:r>
+    </w:p>
+    <w:p>
+      <w:r>
+        <w:t>Sparvuggla (NT, §4) är fridlyst enligt 4§ artskyddsförordningen och omfattas av bilaga 1 EU:s fågeldirektiv. Den har minskat med 15 (5–25) % under de senaste 15 åren och minskningstakten för den svenska populationen bedöms vara nära gränsvärdet för Sårbar (VU) (SLU Artdatabanken 2026).</w:t>
+      </w:r>
+    </w:p>
+    <w:p>
+      <w:r>
+        <w:t>Sparvugglan häckar i naturskog samt i klassisk bondeskog och förekommer främst i större skogsområden som domineras av barrblandskog med stort inslag av asp, björk och andra lövträd. Den behöver relativt stora skogsområden och saknas helt i mindre skogar och isolerade dungar. Reviren är i storleksordningen upp till 200 hektar. Sparvugglan missgynnas av överföring av variationsrika bondeskogar till ensartade produktionsskogar – särskilt avverkning av lövträdsrika kantzoner och igenplantering av gamla inägor (Skogsstyrelsen, 2016).</w:t>
+      </w:r>
+    </w:p>
+    <w:p>
+      <w:pPr>
+        <w:pStyle w:val="Heading2"/>
+      </w:pPr>
+      <w:r>
+        <w:t>Referenser – sparvuggla</w:t>
+      </w:r>
+    </w:p>
+    <w:p>
+      <w:r>
+        <w:t xml:space="preserve">Skogsstyrelsen, 2016. </w:t>
+      </w:r>
+      <w:r>
+        <w:rPr>
+          <w:i/>
+        </w:rPr>
+        <w:t>Vägledning för hänsyn till sparvuggla.</w:t>
+      </w:r>
+    </w:p>
+    <w:p>
+      <w:r>
+        <w:t xml:space="preserve">SLU Artdatabanken, 2026. </w:t>
+      </w:r>
+      <w:r>
+        <w:rPr>
+          <w:i/>
+        </w:rPr>
+        <w:t xml:space="preserve">Artfaktablad. Naturvård – artfakta. </w:t>
+      </w:r>
+      <w:r>
+        <w:t>SLU Artdatabanken, Uppsala.</w:t>
+      </w:r>
+    </w:p>
+    <w:p>
+      <w:pPr>
+        <w:pStyle w:val="Heading1"/>
+      </w:pPr>
+      <w:r>
+        <w:t>Spillkråka – ekologi samt krav på livsmiljön</w:t>
+      </w:r>
+    </w:p>
+    <w:p>
+      <w:r>
+        <w:t xml:space="preserve">Spillkråka (§4) ingår i bilaga 1 EU:s fågeldirektiv och är typisk art för </w:t>
+      </w:r>
+      <w:r>
+        <w:rPr>
+          <w:i/>
+        </w:rPr>
+        <w:t xml:space="preserve">9010 Taiga </w:t>
+      </w:r>
+      <w:r>
+        <w:t>och</w:t>
+      </w:r>
+      <w:r>
+        <w:rPr>
+          <w:i/>
+        </w:rPr>
+        <w:t xml:space="preserve"> 9740 Skogsbevuxen myr</w:t>
+      </w:r>
+      <w:r>
+        <w:t>. Den lever i både barr- och blandskog liksom i ren lövskog. De tätaste populationerna tenderar att finnas i äldre, variationsrik blandskog med gott om död ved och gamla träd. Varje par utnyttjar 400–1000 hektar skog beroende på skogens kvalitet. Skogsbruk med korta omloppstider och täta, homogena ungskogar utgör det största hotet (SLU Artdatabanken, 2026).</w:t>
+      </w:r>
+    </w:p>
+    <w:p>
+      <w:r>
+        <w:t>Spillkråka är en nyckelart i skogliga miljöer vars övergivna bohål utnyttjas av flera andra hålhäckande fågelarter och fladdermöss, däribland pärluggla (EN, §4), knipa (§4), salskrake (§4) och skogsduva (§4). Hökuggla (VU, §4) och slaguggla (§4) häckar ofta i högstubbar som brutits av i höjd med ett gammalt spillkråkebo (Skogsstyrelsen, 2016).</w:t>
+      </w:r>
+    </w:p>
+    <w:p>
+      <w:pPr>
+        <w:pStyle w:val="Heading2"/>
+      </w:pPr>
+      <w:r>
+        <w:t>Referenser – spillkråka</w:t>
+      </w:r>
+    </w:p>
+    <w:p>
+      <w:r>
+        <w:t xml:space="preserve">Skogsstyrelsen, 2016. </w:t>
+      </w:r>
+      <w:r>
+        <w:rPr>
+          <w:i/>
+        </w:rPr>
+        <w:t xml:space="preserve">Vägledning för hänsyn till spillkråka. </w:t>
+      </w:r>
+      <w:r>
+        <w:t>Vägledningar och kunskapsstöd artskydd – Skogsstyrelsen.</w:t>
+      </w:r>
+    </w:p>
+    <w:p>
+      <w:r>
+        <w:t xml:space="preserve">SLU Artdatabanken, 2026. </w:t>
+      </w:r>
+      <w:r>
+        <w:rPr>
+          <w:i/>
+        </w:rPr>
+        <w:t xml:space="preserve">Artfaktablad. Naturvård – artfakta. </w:t>
+      </w:r>
+      <w:r>
+        <w:t>SLU Artdatabanken, Uppsala.</w:t>
+      </w:r>
+    </w:p>
+    <w:p>
+      <w:pPr>
+        <w:pStyle w:val="Heading1"/>
+      </w:pPr>
+      <w:r>
+        <w:t>Tallbit – ekologi samt krav på livsmiljön</w:t>
+      </w:r>
+    </w:p>
+    <w:p>
+      <w:r>
+        <w:t xml:space="preserve">Tallbit (§4) är typisk art för </w:t>
+      </w:r>
+      <w:r>
+        <w:rPr>
+          <w:i/>
+        </w:rPr>
+        <w:t>9010 Taiga</w:t>
+      </w:r>
+      <w:r>
+        <w:t xml:space="preserve"> och prioriterad art enligt Skogsvårdslagen. Den förekommer från norra Dalarna och norrut genom de inre delarna av Norrland, norrut till norra Norrbotten. Tallbiten ställer höga krav på sin livsmiljö och permanent förekomst av häckande tallbit finns huvudsakligen i gammal grandominerad barrblandskog av naturskogskaraktär med inslag av björk, gråal, rönn och viden, påfallande ofta i områden med inslag av myrmark och små vattendrag. Reviren är relativt stora (12–75 hektar enligt befintliga studier) och arten saknas i områden med storskaligt skogsbruk med hög andel stora hyggen och täta ungskogar. Områden med dokumenterad permanent förekomst har ofta så stora naturvärden att skogsbruk är olämpligt (SLU Artdatabanken, 2026; Skogsstyrelsen, 2016).</w:t>
+      </w:r>
+    </w:p>
+    <w:p>
+      <w:r>
+        <w:t>Arealerna grandominerad naturskog har i stora delar av landet blivit allt för små, och bestånden är dessutom i många fall allt för isolerade, för att kunna upprätthålla stabila populationer. Omdaningen av naturskogsartad skog till produktionsskog medför en förlust av viktiga häckningsmiljöer, något som förstärks av ökad fragmentering av kvarvarande naturskogsartade bestånd. Områden med dokumenterad permanent förekomst i naturskogsmiljöer kan ha så stora naturvärden att de bör bli föremål för områdesskydd eller naturvårdsavsättningar (Skogsstyrelsen, 2016).</w:t>
+      </w:r>
+    </w:p>
+    <w:p>
+      <w:r>
+        <w:t>Tallbiten flyttar normalt endast begränsade sträckor inom norra barrskogsregionen och de flesta vintrar ses den endast i mycket liten omfattning utanför häckningsområdet. Med långa och oregelbundna mellanrum uppträder tallbiten invasionsaktigt och i samband med sådana rörelser kan den observeras i stora delar av Sverige (SLU Artdatabanken, 2026).</w:t>
+      </w:r>
+    </w:p>
+    <w:p>
+      <w:pPr>
+        <w:pStyle w:val="Heading2"/>
+      </w:pPr>
+      <w:r>
+        <w:t>Referenser – tallbit</w:t>
+      </w:r>
+    </w:p>
+    <w:p>
+      <w:r>
+        <w:t xml:space="preserve">Skogsstyrelsen, 2016. </w:t>
+      </w:r>
+      <w:r>
+        <w:rPr>
+          <w:i/>
+        </w:rPr>
+        <w:t xml:space="preserve">Vägledning för hänsyn till tallbit. </w:t>
+      </w:r>
+      <w:r>
+        <w:t>Vägledningar och kunskapsstöd artskydd - Skogsstyrelsen</w:t>
+      </w:r>
+    </w:p>
+    <w:p>
+      <w:r>
+        <w:t>SLU Artdatabanken, 2026.</w:t>
+      </w:r>
+      <w:r>
+        <w:rPr>
+          <w:i/>
+        </w:rPr>
+        <w:t xml:space="preserve"> Artfakta: tallbit (Pinicola enucleator).</w:t>
+      </w:r>
+    </w:p>
+    <w:p>
+      <w:pPr>
+        <w:pStyle w:val="Heading1"/>
+      </w:pPr>
+      <w:r>
+        <w:t>Talltita – ekologi samt krav på livsmiljön</w:t>
+      </w:r>
+    </w:p>
+    <w:p>
+      <w:r>
+        <w:t>Talltita är rödlistad som NT, fridlyst och prioriterad art i Skogsvårdslagen. Den omfattas av EU:s fågeldirektiv. Arten har minskat kraftigt de senaste 30 åren och minskningstakten innevarande 10-årsperiod beräknas till 20 (10–30) % (SLU Artdatabanken, 2022).</w:t>
+      </w:r>
+    </w:p>
+    <w:p>
+      <w:r>
+        <w:t>Talltita föredrar större sammanhängande barrskogar, och finns såväl i tallskog som granskog och i lövblandad barrskog. Skogens struktur är viktig och ska helst vara flerskiktad med riklig underväxt av mindre granar, björk och andra lövträd och buskar. Tillgång på murknande högstubbar är särskilt viktig, eftersom talltitan helst själv hackar ut sitt bohål (SLU Artdatabanken, 2022).</w:t>
+      </w:r>
+    </w:p>
+    <w:p>
+      <w:r>
+        <w:t>Det finns flera studier som visar att talltita är känslig för gallring och inte överlever när dess livsmiljö kalavverkas (Eggers and Low, 2014; Griesser et al., 2007; Klein, 2020). Talltitans revir är förhållandevis stora, 10–20 hektar och arten missgynnas när skogen fragmenteras. Kalavverkning av större delar av reviret innebär att det överges (Artdatabanken, 2021).</w:t>
+      </w:r>
+    </w:p>
+    <w:p>
+      <w:r>
+        <w:t>Talltitan är synnerligen trogen sitt revir så länge paret lever och biotopen förblir intakt. Paret stannar i sitt revir året om. En förlust av ett revir har därför en stor inverkan på den lokala populationen och trakthyggesbruket anses vara orsak till den svenska populationens kraftiga minskning. Talltiteparets revirtrohet innebär att närhelst under året man observerar en adult talltita så ingår denna plats i reviret (Siffczyk et al., 2003; Ekman, 1979).</w:t>
+      </w:r>
+    </w:p>
+    <w:p>
+      <w:pPr>
+        <w:pStyle w:val="Heading2"/>
+      </w:pPr>
+      <w:r>
+        <w:t>Referenser – talltita</w:t>
+      </w:r>
+    </w:p>
+    <w:p>
+      <w:r>
+        <w:t xml:space="preserve">Eggers, S., Low, M., 2014. </w:t>
+      </w:r>
+      <w:r>
+        <w:rPr>
+          <w:i/>
+        </w:rPr>
+        <w:t xml:space="preserve">Differential demographic responses of sympatric Parids to vegetation management in boreal forest. </w:t>
+      </w:r>
+      <w:r>
+        <w:t>For. Ecol. Manage. 319, 169–175.</w:t>
+      </w:r>
+    </w:p>
+    <w:p>
+      <w:r>
+        <w:t xml:space="preserve">Ekman, J., 1979. </w:t>
+      </w:r>
+      <w:r>
+        <w:rPr>
+          <w:i/>
+        </w:rPr>
+        <w:t xml:space="preserve">Coherence, composition and territories of winter social groups of the Willow Tit Parus montanus and the Crested Tit P. cristatus. </w:t>
+      </w:r>
+      <w:r>
+        <w:t>Ornis Scandinavica, 10, pp 56–68</w:t>
+      </w:r>
+    </w:p>
+    <w:p>
+      <w:r>
+        <w:t xml:space="preserve">Griesser, M., Nystrand, M., Eggers, S., Ekman, J., 2007. </w:t>
+      </w:r>
+      <w:r>
+        <w:rPr>
+          <w:i/>
+        </w:rPr>
+        <w:t xml:space="preserve">Impact of forestry practices on fitness correlates and population productivity in an open-nesting bird species. </w:t>
+      </w:r>
+      <w:r>
+        <w:t>Conserv. Biol. 21, 767–774. https://doi.org/10.1111/j.1523- 1739.2007.00675.x</w:t>
+      </w:r>
+    </w:p>
+    <w:p>
+      <w:r>
+        <w:t xml:space="preserve">Klein, J., 2020. </w:t>
+      </w:r>
+      <w:r>
+        <w:rPr>
+          <w:i/>
+        </w:rPr>
+        <w:t xml:space="preserve">The forgotten forest – On thinning, retention, and biodiversity in the boreal forest. </w:t>
+      </w:r>
+      <w:r>
+        <w:t>Doctoral Thesis No. 2020:50</w:t>
+      </w:r>
+    </w:p>
+    <w:p>
+      <w:r>
+        <w:t xml:space="preserve">Siffczyk, C., Brotons, L., Kangas, K., Orell, M., 2003. </w:t>
+      </w:r>
+      <w:r>
+        <w:rPr>
+          <w:i/>
+        </w:rPr>
+        <w:t xml:space="preserve">Home range size of willow tits. </w:t>
+      </w:r>
+      <w:r>
+        <w:t>Oecologica, 136, 635–642 (2003)</w:t>
+      </w:r>
+    </w:p>
+    <w:p>
+      <w:r>
+        <w:t xml:space="preserve">SLU Artdatabanken, 2021. </w:t>
       </w:r>
       <w:r>
         <w:rPr>
@@ -887,7 +1998,7 @@
 </file>
 
 <file path=word/endnotes.xml><?xml version="1.0" encoding="utf-8"?>
-<w:endnotes xmlns:wpc="http://schemas.microsoft.com/office/word/2010/wordprocessingCanvas" xmlns:cx="http://schemas.microsoft.com/office/drawing/2014/chartex" xmlns:cx1="http://schemas.microsoft.com/office/drawing/2015/9/8/chartex" xmlns:cx2="http://schemas.microsoft.com/office/drawing/2015/10/21/chartex" xmlns:cx3="http://schemas.microsoft.com/office/drawing/2016/5/9/chartex" xmlns:cx4="http://schemas.microsoft.com/office/drawing/2016/5/10/chartex" xmlns:cx5="http://schemas.microsoft.com/office/drawing/2016/5/11/chartex" xmlns:cx6="http://schemas.microsoft.com/office/drawing/2016/5/12/chartex" xmlns:cx7="http://schemas.microsoft.com/office/drawing/2016/5/13/chartex" xmlns:cx8="http://schemas.microsoft.com/office/drawing/2016/5/14/chartex" xmlns:mc="http://schemas.openxmlformats.org/markup-compatibility/2006" xmlns:aink="http://schemas.microsoft.com/office/drawing/2016/ink" xmlns:am3d="http://schemas.microsoft.com/office/drawing/2017/model3d" xmlns:o="urn:schemas-microsoft-com:office:office" xmlns:oel="http://schemas.microsoft.com/office/2019/extlst" xmlns:r="http://schemas.openxmlformats.org/officeDocument/2006/relationships" xmlns:m="http://schemas.openxmlformats.org/officeDocument/2006/math" xmlns:v="urn:schemas-microsoft-com:vml" xmlns:wp14="http://schemas.microsoft.com/office/word/2010/wordprocessingDrawing" xmlns:wp="http://schemas.openxmlformats.org/drawingml/2006/wordprocessingDrawing" xmlns:w10="urn:schemas-microsoft-com:office:word" xmlns:w="http://schemas.openxmlformats.org/wordprocessingml/2006/main" xmlns:w14="http://schemas.microsoft.com/office/word/2010/wordml" xmlns:w15="http://schemas.microsoft.com/office/word/2012/wordml" xmlns:w16cex="http://schemas.microsoft.com/office/word/2018/wordml/cex" xmlns:w16cid="http://schemas.microsoft.com/office/word/2016/wordml/cid" xmlns:w16="http://schemas.microsoft.com/office/word/2018/wordml" xmlns:w16sdtdh="http://schemas.microsoft.com/office/word/2020/wordml/sdtdatahash" xmlns:w16se="http://schemas.microsoft.com/office/word/2015/wordml/symex" xmlns:wpg="http://schemas.microsoft.com/office/word/2010/wordprocessingGroup" xmlns:wpi="http://schemas.microsoft.com/office/word/2010/wordprocessingInk" xmlns:wne="http://schemas.microsoft.com/office/word/2006/wordml" xmlns:wps="http://schemas.microsoft.com/office/word/2010/wordprocessingShape" mc:Ignorable="w14 w15 w16se w16cid w16 w16cex w16sdtdh wp14">
+<w:endnotes xmlns:wpc="http://schemas.microsoft.com/office/word/2010/wordprocessingCanvas" xmlns:cx="http://schemas.microsoft.com/office/drawing/2014/chartex" xmlns:cx1="http://schemas.microsoft.com/office/drawing/2015/9/8/chartex" xmlns:cx2="http://schemas.microsoft.com/office/drawing/2015/10/21/chartex" xmlns:cx3="http://schemas.microsoft.com/office/drawing/2016/5/9/chartex" xmlns:cx4="http://schemas.microsoft.com/office/drawing/2016/5/10/chartex" xmlns:cx5="http://schemas.microsoft.com/office/drawing/2016/5/11/chartex" xmlns:cx6="http://schemas.microsoft.com/office/drawing/2016/5/12/chartex" xmlns:cx7="http://schemas.microsoft.com/office/drawing/2016/5/13/chartex" xmlns:cx8="http://schemas.microsoft.com/office/drawing/2016/5/14/chartex" xmlns:mc="http://schemas.openxmlformats.org/markup-compatibility/2006" xmlns:aink="http://schemas.microsoft.com/office/drawing/2016/ink" xmlns:am3d="http://schemas.microsoft.com/office/drawing/2017/model3d" xmlns:o="urn:schemas-microsoft-com:office:office" xmlns:oel="http://schemas.microsoft.com/office/2019/extlst" xmlns:r="http://schemas.openxmlformats.org/officeDocument/2006/relationships" xmlns:m="http://schemas.openxmlformats.org/officeDocument/2006/math" xmlns:v="urn:schemas-microsoft-com:vml" xmlns:wp14="http://schemas.microsoft.com/office/word/2010/wordprocessingDrawing" xmlns:wp="http://schemas.openxmlformats.org/drawingml/2006/wordprocessingDrawing" xmlns:w10="urn:schemas-microsoft-com:office:word" xmlns:w="http://schemas.openxmlformats.org/wordprocessingml/2006/main" xmlns:w14="http://schemas.microsoft.com/office/word/2010/wordml" xmlns:w15="http://schemas.microsoft.com/office/word/2012/wordml" xmlns:w16cex="http://schemas.microsoft.com/office/word/2018/wordml/cex" xmlns:w16cid="http://schemas.microsoft.com/office/word/2016/wordml/cid" xmlns:w16="http://schemas.microsoft.com/office/word/2018/wordml" xmlns:w16du="http://schemas.microsoft.com/office/word/2023/wordml/word16du" xmlns:w16sdtdh="http://schemas.microsoft.com/office/word/2020/wordml/sdtdatahash" xmlns:w16sdtfl="http://schemas.microsoft.com/office/word/2024/wordml/sdtformatlock" xmlns:w16se="http://schemas.microsoft.com/office/word/2015/wordml/symex" xmlns:wpg="http://schemas.microsoft.com/office/word/2010/wordprocessingGroup" xmlns:wpi="http://schemas.microsoft.com/office/word/2010/wordprocessingInk" xmlns:wne="http://schemas.microsoft.com/office/word/2006/wordml" xmlns:wps="http://schemas.microsoft.com/office/word/2010/wordprocessingShape" mc:Ignorable="w14 w15 w16se w16cid w16 w16cex w16sdtdh w16sdtfl w16du wp14">
   <w:endnote w:type="separator" w:id="-1">
     <w:p>
       <w:pPr>
@@ -912,7 +2023,7 @@
 </file>
 
 <file path=word/footer1.xml><?xml version="1.0" encoding="utf-8"?>
-<w:ftr xmlns:wpc="http://schemas.microsoft.com/office/word/2010/wordprocessingCanvas" xmlns:cx="http://schemas.microsoft.com/office/drawing/2014/chartex" xmlns:cx1="http://schemas.microsoft.com/office/drawing/2015/9/8/chartex" xmlns:cx2="http://schemas.microsoft.com/office/drawing/2015/10/21/chartex" xmlns:cx3="http://schemas.microsoft.com/office/drawing/2016/5/9/chartex" xmlns:cx4="http://schemas.microsoft.com/office/drawing/2016/5/10/chartex" xmlns:cx5="http://schemas.microsoft.com/office/drawing/2016/5/11/chartex" xmlns:cx6="http://schemas.microsoft.com/office/drawing/2016/5/12/chartex" xmlns:cx7="http://schemas.microsoft.com/office/drawing/2016/5/13/chartex" xmlns:cx8="http://schemas.microsoft.com/office/drawing/2016/5/14/chartex" xmlns:mc="http://schemas.openxmlformats.org/markup-compatibility/2006" xmlns:aink="http://schemas.microsoft.com/office/drawing/2016/ink" xmlns:am3d="http://schemas.microsoft.com/office/drawing/2017/model3d" xmlns:o="urn:schemas-microsoft-com:office:office" xmlns:oel="http://schemas.microsoft.com/office/2019/extlst" xmlns:r="http://schemas.openxmlformats.org/officeDocument/2006/relationships" xmlns:m="http://schemas.openxmlformats.org/officeDocument/2006/math" xmlns:v="urn:schemas-microsoft-com:vml" xmlns:wp14="http://schemas.microsoft.com/office/word/2010/wordprocessingDrawing" xmlns:wp="http://schemas.openxmlformats.org/drawingml/2006/wordprocessingDrawing" xmlns:w10="urn:schemas-microsoft-com:office:word" xmlns:w="http://schemas.openxmlformats.org/wordprocessingml/2006/main" xmlns:w14="http://schemas.microsoft.com/office/word/2010/wordml" xmlns:w15="http://schemas.microsoft.com/office/word/2012/wordml" xmlns:w16cex="http://schemas.microsoft.com/office/word/2018/wordml/cex" xmlns:w16cid="http://schemas.microsoft.com/office/word/2016/wordml/cid" xmlns:w16="http://schemas.microsoft.com/office/word/2018/wordml" xmlns:w16sdtdh="http://schemas.microsoft.com/office/word/2020/wordml/sdtdatahash" xmlns:w16se="http://schemas.microsoft.com/office/word/2015/wordml/symex" xmlns:wpg="http://schemas.microsoft.com/office/word/2010/wordprocessingGroup" xmlns:wpi="http://schemas.microsoft.com/office/word/2010/wordprocessingInk" xmlns:wne="http://schemas.microsoft.com/office/word/2006/wordml" xmlns:wps="http://schemas.microsoft.com/office/word/2010/wordprocessingShape" mc:Ignorable="w14 w15 w16se w16cid w16 w16cex w16sdtdh wp14">
+<w:ftr xmlns:wpc="http://schemas.microsoft.com/office/word/2010/wordprocessingCanvas" xmlns:cx="http://schemas.microsoft.com/office/drawing/2014/chartex" xmlns:cx1="http://schemas.microsoft.com/office/drawing/2015/9/8/chartex" xmlns:cx2="http://schemas.microsoft.com/office/drawing/2015/10/21/chartex" xmlns:cx3="http://schemas.microsoft.com/office/drawing/2016/5/9/chartex" xmlns:cx4="http://schemas.microsoft.com/office/drawing/2016/5/10/chartex" xmlns:cx5="http://schemas.microsoft.com/office/drawing/2016/5/11/chartex" xmlns:cx6="http://schemas.microsoft.com/office/drawing/2016/5/12/chartex" xmlns:cx7="http://schemas.microsoft.com/office/drawing/2016/5/13/chartex" xmlns:cx8="http://schemas.microsoft.com/office/drawing/2016/5/14/chartex" xmlns:mc="http://schemas.openxmlformats.org/markup-compatibility/2006" xmlns:aink="http://schemas.microsoft.com/office/drawing/2016/ink" xmlns:am3d="http://schemas.microsoft.com/office/drawing/2017/model3d" xmlns:o="urn:schemas-microsoft-com:office:office" xmlns:oel="http://schemas.microsoft.com/office/2019/extlst" xmlns:r="http://schemas.openxmlformats.org/officeDocument/2006/relationships" xmlns:m="http://schemas.openxmlformats.org/officeDocument/2006/math" xmlns:v="urn:schemas-microsoft-com:vml" xmlns:wp14="http://schemas.microsoft.com/office/word/2010/wordprocessingDrawing" xmlns:wp="http://schemas.openxmlformats.org/drawingml/2006/wordprocessingDrawing" xmlns:w10="urn:schemas-microsoft-com:office:word" xmlns:w="http://schemas.openxmlformats.org/wordprocessingml/2006/main" xmlns:w14="http://schemas.microsoft.com/office/word/2010/wordml" xmlns:w15="http://schemas.microsoft.com/office/word/2012/wordml" xmlns:w16cex="http://schemas.microsoft.com/office/word/2018/wordml/cex" xmlns:w16cid="http://schemas.microsoft.com/office/word/2016/wordml/cid" xmlns:w16="http://schemas.microsoft.com/office/word/2018/wordml" xmlns:w16du="http://schemas.microsoft.com/office/word/2023/wordml/word16du" xmlns:w16sdtdh="http://schemas.microsoft.com/office/word/2020/wordml/sdtdatahash" xmlns:w16sdtfl="http://schemas.microsoft.com/office/word/2024/wordml/sdtformatlock" xmlns:w16se="http://schemas.microsoft.com/office/word/2015/wordml/symex" xmlns:wpg="http://schemas.microsoft.com/office/word/2010/wordprocessingGroup" xmlns:wpi="http://schemas.microsoft.com/office/word/2010/wordprocessingInk" xmlns:wne="http://schemas.microsoft.com/office/word/2006/wordml" xmlns:wps="http://schemas.microsoft.com/office/word/2010/wordprocessingShape" mc:Ignorable="w14 w15 w16se w16cid w16 w16cex w16sdtdh w16sdtfl w16du wp14">
   <w:p>
     <w:pPr>
       <w:pStyle w:val="Footer"/>
@@ -922,7 +2033,7 @@
 </file>
 
 <file path=word/footer2.xml><?xml version="1.0" encoding="utf-8"?>
-<w:ftr xmlns:wpc="http://schemas.microsoft.com/office/word/2010/wordprocessingCanvas" xmlns:cx="http://schemas.microsoft.com/office/drawing/2014/chartex" xmlns:cx1="http://schemas.microsoft.com/office/drawing/2015/9/8/chartex" xmlns:cx2="http://schemas.microsoft.com/office/drawing/2015/10/21/chartex" xmlns:cx3="http://schemas.microsoft.com/office/drawing/2016/5/9/chartex" xmlns:cx4="http://schemas.microsoft.com/office/drawing/2016/5/10/chartex" xmlns:cx5="http://schemas.microsoft.com/office/drawing/2016/5/11/chartex" xmlns:cx6="http://schemas.microsoft.com/office/drawing/2016/5/12/chartex" xmlns:cx7="http://schemas.microsoft.com/office/drawing/2016/5/13/chartex" xmlns:cx8="http://schemas.microsoft.com/office/drawing/2016/5/14/chartex" xmlns:mc="http://schemas.openxmlformats.org/markup-compatibility/2006" xmlns:aink="http://schemas.microsoft.com/office/drawing/2016/ink" xmlns:am3d="http://schemas.microsoft.com/office/drawing/2017/model3d" xmlns:o="urn:schemas-microsoft-com:office:office" xmlns:oel="http://schemas.microsoft.com/office/2019/extlst" xmlns:r="http://schemas.openxmlformats.org/officeDocument/2006/relationships" xmlns:m="http://schemas.openxmlformats.org/officeDocument/2006/math" xmlns:v="urn:schemas-microsoft-com:vml" xmlns:wp14="http://schemas.microsoft.com/office/word/2010/wordprocessingDrawing" xmlns:wp="http://schemas.openxmlformats.org/drawingml/2006/wordprocessingDrawing" xmlns:w10="urn:schemas-microsoft-com:office:word" xmlns:w="http://schemas.openxmlformats.org/wordprocessingml/2006/main" xmlns:w14="http://schemas.microsoft.com/office/word/2010/wordml" xmlns:w15="http://schemas.microsoft.com/office/word/2012/wordml" xmlns:w16cex="http://schemas.microsoft.com/office/word/2018/wordml/cex" xmlns:w16cid="http://schemas.microsoft.com/office/word/2016/wordml/cid" xmlns:w16="http://schemas.microsoft.com/office/word/2018/wordml" xmlns:w16sdtdh="http://schemas.microsoft.com/office/word/2020/wordml/sdtdatahash" xmlns:w16se="http://schemas.microsoft.com/office/word/2015/wordml/symex" xmlns:wpg="http://schemas.microsoft.com/office/word/2010/wordprocessingGroup" xmlns:wpi="http://schemas.microsoft.com/office/word/2010/wordprocessingInk" xmlns:wne="http://schemas.microsoft.com/office/word/2006/wordml" xmlns:wps="http://schemas.microsoft.com/office/word/2010/wordprocessingShape" mc:Ignorable="w14 w15 w16se w16cid w16 w16cex w16sdtdh wp14">
+<w:ftr xmlns:wpc="http://schemas.microsoft.com/office/word/2010/wordprocessingCanvas" xmlns:cx="http://schemas.microsoft.com/office/drawing/2014/chartex" xmlns:cx1="http://schemas.microsoft.com/office/drawing/2015/9/8/chartex" xmlns:cx2="http://schemas.microsoft.com/office/drawing/2015/10/21/chartex" xmlns:cx3="http://schemas.microsoft.com/office/drawing/2016/5/9/chartex" xmlns:cx4="http://schemas.microsoft.com/office/drawing/2016/5/10/chartex" xmlns:cx5="http://schemas.microsoft.com/office/drawing/2016/5/11/chartex" xmlns:cx6="http://schemas.microsoft.com/office/drawing/2016/5/12/chartex" xmlns:cx7="http://schemas.microsoft.com/office/drawing/2016/5/13/chartex" xmlns:cx8="http://schemas.microsoft.com/office/drawing/2016/5/14/chartex" xmlns:mc="http://schemas.openxmlformats.org/markup-compatibility/2006" xmlns:aink="http://schemas.microsoft.com/office/drawing/2016/ink" xmlns:am3d="http://schemas.microsoft.com/office/drawing/2017/model3d" xmlns:o="urn:schemas-microsoft-com:office:office" xmlns:oel="http://schemas.microsoft.com/office/2019/extlst" xmlns:r="http://schemas.openxmlformats.org/officeDocument/2006/relationships" xmlns:m="http://schemas.openxmlformats.org/officeDocument/2006/math" xmlns:v="urn:schemas-microsoft-com:vml" xmlns:wp14="http://schemas.microsoft.com/office/word/2010/wordprocessingDrawing" xmlns:wp="http://schemas.openxmlformats.org/drawingml/2006/wordprocessingDrawing" xmlns:w10="urn:schemas-microsoft-com:office:word" xmlns:w="http://schemas.openxmlformats.org/wordprocessingml/2006/main" xmlns:w14="http://schemas.microsoft.com/office/word/2010/wordml" xmlns:w15="http://schemas.microsoft.com/office/word/2012/wordml" xmlns:w16cex="http://schemas.microsoft.com/office/word/2018/wordml/cex" xmlns:w16cid="http://schemas.microsoft.com/office/word/2016/wordml/cid" xmlns:w16="http://schemas.microsoft.com/office/word/2018/wordml" xmlns:w16du="http://schemas.microsoft.com/office/word/2023/wordml/word16du" xmlns:w16sdtdh="http://schemas.microsoft.com/office/word/2020/wordml/sdtdatahash" xmlns:w16sdtfl="http://schemas.microsoft.com/office/word/2024/wordml/sdtformatlock" xmlns:w16se="http://schemas.microsoft.com/office/word/2015/wordml/symex" xmlns:wpg="http://schemas.microsoft.com/office/word/2010/wordprocessingGroup" xmlns:wpi="http://schemas.microsoft.com/office/word/2010/wordprocessingInk" xmlns:wne="http://schemas.microsoft.com/office/word/2006/wordml" xmlns:wps="http://schemas.microsoft.com/office/word/2010/wordprocessingShape" mc:Ignorable="w14 w15 w16se w16cid w16 w16cex w16sdtdh w16sdtfl w16du wp14">
   <w:p>
     <w:pPr>
       <w:pStyle w:val="Footer"/>
@@ -932,7 +2043,7 @@
 </file>
 
 <file path=word/footer3.xml><?xml version="1.0" encoding="utf-8"?>
-<w:ftr xmlns:wpc="http://schemas.microsoft.com/office/word/2010/wordprocessingCanvas" xmlns:cx="http://schemas.microsoft.com/office/drawing/2014/chartex" xmlns:cx1="http://schemas.microsoft.com/office/drawing/2015/9/8/chartex" xmlns:cx2="http://schemas.microsoft.com/office/drawing/2015/10/21/chartex" xmlns:cx3="http://schemas.microsoft.com/office/drawing/2016/5/9/chartex" xmlns:cx4="http://schemas.microsoft.com/office/drawing/2016/5/10/chartex" xmlns:cx5="http://schemas.microsoft.com/office/drawing/2016/5/11/chartex" xmlns:cx6="http://schemas.microsoft.com/office/drawing/2016/5/12/chartex" xmlns:cx7="http://schemas.microsoft.com/office/drawing/2016/5/13/chartex" xmlns:cx8="http://schemas.microsoft.com/office/drawing/2016/5/14/chartex" xmlns:mc="http://schemas.openxmlformats.org/markup-compatibility/2006" xmlns:aink="http://schemas.microsoft.com/office/drawing/2016/ink" xmlns:am3d="http://schemas.microsoft.com/office/drawing/2017/model3d" xmlns:o="urn:schemas-microsoft-com:office:office" xmlns:oel="http://schemas.microsoft.com/office/2019/extlst" xmlns:r="http://schemas.openxmlformats.org/officeDocument/2006/relationships" xmlns:m="http://schemas.openxmlformats.org/officeDocument/2006/math" xmlns:v="urn:schemas-microsoft-com:vml" xmlns:wp14="http://schemas.microsoft.com/office/word/2010/wordprocessingDrawing" xmlns:wp="http://schemas.openxmlformats.org/drawingml/2006/wordprocessingDrawing" xmlns:w10="urn:schemas-microsoft-com:office:word" xmlns:w="http://schemas.openxmlformats.org/wordprocessingml/2006/main" xmlns:w14="http://schemas.microsoft.com/office/word/2010/wordml" xmlns:w15="http://schemas.microsoft.com/office/word/2012/wordml" xmlns:w16cex="http://schemas.microsoft.com/office/word/2018/wordml/cex" xmlns:w16cid="http://schemas.microsoft.com/office/word/2016/wordml/cid" xmlns:w16="http://schemas.microsoft.com/office/word/2018/wordml" xmlns:w16sdtdh="http://schemas.microsoft.com/office/word/2020/wordml/sdtdatahash" xmlns:w16se="http://schemas.microsoft.com/office/word/2015/wordml/symex" xmlns:wpg="http://schemas.microsoft.com/office/word/2010/wordprocessingGroup" xmlns:wpi="http://schemas.microsoft.com/office/word/2010/wordprocessingInk" xmlns:wne="http://schemas.microsoft.com/office/word/2006/wordml" xmlns:wps="http://schemas.microsoft.com/office/word/2010/wordprocessingShape" mc:Ignorable="w14 w15 w16se w16cid w16 w16cex w16sdtdh wp14">
+<w:ftr xmlns:wpc="http://schemas.microsoft.com/office/word/2010/wordprocessingCanvas" xmlns:cx="http://schemas.microsoft.com/office/drawing/2014/chartex" xmlns:cx1="http://schemas.microsoft.com/office/drawing/2015/9/8/chartex" xmlns:cx2="http://schemas.microsoft.com/office/drawing/2015/10/21/chartex" xmlns:cx3="http://schemas.microsoft.com/office/drawing/2016/5/9/chartex" xmlns:cx4="http://schemas.microsoft.com/office/drawing/2016/5/10/chartex" xmlns:cx5="http://schemas.microsoft.com/office/drawing/2016/5/11/chartex" xmlns:cx6="http://schemas.microsoft.com/office/drawing/2016/5/12/chartex" xmlns:cx7="http://schemas.microsoft.com/office/drawing/2016/5/13/chartex" xmlns:cx8="http://schemas.microsoft.com/office/drawing/2016/5/14/chartex" xmlns:mc="http://schemas.openxmlformats.org/markup-compatibility/2006" xmlns:aink="http://schemas.microsoft.com/office/drawing/2016/ink" xmlns:am3d="http://schemas.microsoft.com/office/drawing/2017/model3d" xmlns:o="urn:schemas-microsoft-com:office:office" xmlns:oel="http://schemas.microsoft.com/office/2019/extlst" xmlns:r="http://schemas.openxmlformats.org/officeDocument/2006/relationships" xmlns:m="http://schemas.openxmlformats.org/officeDocument/2006/math" xmlns:v="urn:schemas-microsoft-com:vml" xmlns:wp14="http://schemas.microsoft.com/office/word/2010/wordprocessingDrawing" xmlns:wp="http://schemas.openxmlformats.org/drawingml/2006/wordprocessingDrawing" xmlns:w10="urn:schemas-microsoft-com:office:word" xmlns:w="http://schemas.openxmlformats.org/wordprocessingml/2006/main" xmlns:w14="http://schemas.microsoft.com/office/word/2010/wordml" xmlns:w15="http://schemas.microsoft.com/office/word/2012/wordml" xmlns:w16cex="http://schemas.microsoft.com/office/word/2018/wordml/cex" xmlns:w16cid="http://schemas.microsoft.com/office/word/2016/wordml/cid" xmlns:w16="http://schemas.microsoft.com/office/word/2018/wordml" xmlns:w16du="http://schemas.microsoft.com/office/word/2023/wordml/word16du" xmlns:w16sdtdh="http://schemas.microsoft.com/office/word/2020/wordml/sdtdatahash" xmlns:w16sdtfl="http://schemas.microsoft.com/office/word/2024/wordml/sdtformatlock" xmlns:w16se="http://schemas.microsoft.com/office/word/2015/wordml/symex" xmlns:wpg="http://schemas.microsoft.com/office/word/2010/wordprocessingGroup" xmlns:wpi="http://schemas.microsoft.com/office/word/2010/wordprocessingInk" xmlns:wne="http://schemas.microsoft.com/office/word/2006/wordml" xmlns:wps="http://schemas.microsoft.com/office/word/2010/wordprocessingShape" mc:Ignorable="w14 w15 w16se w16cid w16 w16cex w16sdtdh w16sdtfl w16du wp14">
   <w:p>
     <w:pPr>
       <w:pStyle w:val="Footer"/>
@@ -942,7 +2053,7 @@
 </file>
 
 <file path=word/footnotes.xml><?xml version="1.0" encoding="utf-8"?>
-<w:footnotes xmlns:wpc="http://schemas.microsoft.com/office/word/2010/wordprocessingCanvas" xmlns:cx="http://schemas.microsoft.com/office/drawing/2014/chartex" xmlns:cx1="http://schemas.microsoft.com/office/drawing/2015/9/8/chartex" xmlns:cx2="http://schemas.microsoft.com/office/drawing/2015/10/21/chartex" xmlns:cx3="http://schemas.microsoft.com/office/drawing/2016/5/9/chartex" xmlns:cx4="http://schemas.microsoft.com/office/drawing/2016/5/10/chartex" xmlns:cx5="http://schemas.microsoft.com/office/drawing/2016/5/11/chartex" xmlns:cx6="http://schemas.microsoft.com/office/drawing/2016/5/12/chartex" xmlns:cx7="http://schemas.microsoft.com/office/drawing/2016/5/13/chartex" xmlns:cx8="http://schemas.microsoft.com/office/drawing/2016/5/14/chartex" xmlns:mc="http://schemas.openxmlformats.org/markup-compatibility/2006" xmlns:aink="http://schemas.microsoft.com/office/drawing/2016/ink" xmlns:am3d="http://schemas.microsoft.com/office/drawing/2017/model3d" xmlns:o="urn:schemas-microsoft-com:office:office" xmlns:oel="http://schemas.microsoft.com/office/2019/extlst" xmlns:r="http://schemas.openxmlformats.org/officeDocument/2006/relationships" xmlns:m="http://schemas.openxmlformats.org/officeDocument/2006/math" xmlns:v="urn:schemas-microsoft-com:vml" xmlns:wp14="http://schemas.microsoft.com/office/word/2010/wordprocessingDrawing" xmlns:wp="http://schemas.openxmlformats.org/drawingml/2006/wordprocessingDrawing" xmlns:w10="urn:schemas-microsoft-com:office:word" xmlns:w="http://schemas.openxmlformats.org/wordprocessingml/2006/main" xmlns:w14="http://schemas.microsoft.com/office/word/2010/wordml" xmlns:w15="http://schemas.microsoft.com/office/word/2012/wordml" xmlns:w16cex="http://schemas.microsoft.com/office/word/2018/wordml/cex" xmlns:w16cid="http://schemas.microsoft.com/office/word/2016/wordml/cid" xmlns:w16="http://schemas.microsoft.com/office/word/2018/wordml" xmlns:w16sdtdh="http://schemas.microsoft.com/office/word/2020/wordml/sdtdatahash" xmlns:w16se="http://schemas.microsoft.com/office/word/2015/wordml/symex" xmlns:wpg="http://schemas.microsoft.com/office/word/2010/wordprocessingGroup" xmlns:wpi="http://schemas.microsoft.com/office/word/2010/wordprocessingInk" xmlns:wne="http://schemas.microsoft.com/office/word/2006/wordml" xmlns:wps="http://schemas.microsoft.com/office/word/2010/wordprocessingShape" mc:Ignorable="w14 w15 w16se w16cid w16 w16cex w16sdtdh wp14">
+<w:footnotes xmlns:wpc="http://schemas.microsoft.com/office/word/2010/wordprocessingCanvas" xmlns:cx="http://schemas.microsoft.com/office/drawing/2014/chartex" xmlns:cx1="http://schemas.microsoft.com/office/drawing/2015/9/8/chartex" xmlns:cx2="http://schemas.microsoft.com/office/drawing/2015/10/21/chartex" xmlns:cx3="http://schemas.microsoft.com/office/drawing/2016/5/9/chartex" xmlns:cx4="http://schemas.microsoft.com/office/drawing/2016/5/10/chartex" xmlns:cx5="http://schemas.microsoft.com/office/drawing/2016/5/11/chartex" xmlns:cx6="http://schemas.microsoft.com/office/drawing/2016/5/12/chartex" xmlns:cx7="http://schemas.microsoft.com/office/drawing/2016/5/13/chartex" xmlns:cx8="http://schemas.microsoft.com/office/drawing/2016/5/14/chartex" xmlns:mc="http://schemas.openxmlformats.org/markup-compatibility/2006" xmlns:aink="http://schemas.microsoft.com/office/drawing/2016/ink" xmlns:am3d="http://schemas.microsoft.com/office/drawing/2017/model3d" xmlns:o="urn:schemas-microsoft-com:office:office" xmlns:oel="http://schemas.microsoft.com/office/2019/extlst" xmlns:r="http://schemas.openxmlformats.org/officeDocument/2006/relationships" xmlns:m="http://schemas.openxmlformats.org/officeDocument/2006/math" xmlns:v="urn:schemas-microsoft-com:vml" xmlns:wp14="http://schemas.microsoft.com/office/word/2010/wordprocessingDrawing" xmlns:wp="http://schemas.openxmlformats.org/drawingml/2006/wordprocessingDrawing" xmlns:w10="urn:schemas-microsoft-com:office:word" xmlns:w="http://schemas.openxmlformats.org/wordprocessingml/2006/main" xmlns:w14="http://schemas.microsoft.com/office/word/2010/wordml" xmlns:w15="http://schemas.microsoft.com/office/word/2012/wordml" xmlns:w16cex="http://schemas.microsoft.com/office/word/2018/wordml/cex" xmlns:w16cid="http://schemas.microsoft.com/office/word/2016/wordml/cid" xmlns:w16="http://schemas.microsoft.com/office/word/2018/wordml" xmlns:w16du="http://schemas.microsoft.com/office/word/2023/wordml/word16du" xmlns:w16sdtdh="http://schemas.microsoft.com/office/word/2020/wordml/sdtdatahash" xmlns:w16sdtfl="http://schemas.microsoft.com/office/word/2024/wordml/sdtformatlock" xmlns:w16se="http://schemas.microsoft.com/office/word/2015/wordml/symex" xmlns:wpg="http://schemas.microsoft.com/office/word/2010/wordprocessingGroup" xmlns:wpi="http://schemas.microsoft.com/office/word/2010/wordprocessingInk" xmlns:wne="http://schemas.microsoft.com/office/word/2006/wordml" xmlns:wps="http://schemas.microsoft.com/office/word/2010/wordprocessingShape" mc:Ignorable="w14 w15 w16se w16cid w16 w16cex w16sdtdh w16sdtfl w16du wp14">
   <w:footnote w:type="separator" w:id="-1">
     <w:p>
       <w:pPr>
@@ -967,7 +2078,7 @@
 </file>
 
 <file path=word/header1.xml><?xml version="1.0" encoding="utf-8"?>
-<w:hdr xmlns:wpc="http://schemas.microsoft.com/office/word/2010/wordprocessingCanvas" xmlns:cx="http://schemas.microsoft.com/office/drawing/2014/chartex" xmlns:cx1="http://schemas.microsoft.com/office/drawing/2015/9/8/chartex" xmlns:cx2="http://schemas.microsoft.com/office/drawing/2015/10/21/chartex" xmlns:cx3="http://schemas.microsoft.com/office/drawing/2016/5/9/chartex" xmlns:cx4="http://schemas.microsoft.com/office/drawing/2016/5/10/chartex" xmlns:cx5="http://schemas.microsoft.com/office/drawing/2016/5/11/chartex" xmlns:cx6="http://schemas.microsoft.com/office/drawing/2016/5/12/chartex" xmlns:cx7="http://schemas.microsoft.com/office/drawing/2016/5/13/chartex" xmlns:cx8="http://schemas.microsoft.com/office/drawing/2016/5/14/chartex" xmlns:mc="http://schemas.openxmlformats.org/markup-compatibility/2006" xmlns:aink="http://schemas.microsoft.com/office/drawing/2016/ink" xmlns:am3d="http://schemas.microsoft.com/office/drawing/2017/model3d" xmlns:o="urn:schemas-microsoft-com:office:office" xmlns:oel="http://schemas.microsoft.com/office/2019/extlst" xmlns:r="http://schemas.openxmlformats.org/officeDocument/2006/relationships" xmlns:m="http://schemas.openxmlformats.org/officeDocument/2006/math" xmlns:v="urn:schemas-microsoft-com:vml" xmlns:wp14="http://schemas.microsoft.com/office/word/2010/wordprocessingDrawing" xmlns:wp="http://schemas.openxmlformats.org/drawingml/2006/wordprocessingDrawing" xmlns:w10="urn:schemas-microsoft-com:office:word" xmlns:w="http://schemas.openxmlformats.org/wordprocessingml/2006/main" xmlns:w14="http://schemas.microsoft.com/office/word/2010/wordml" xmlns:w15="http://schemas.microsoft.com/office/word/2012/wordml" xmlns:w16cex="http://schemas.microsoft.com/office/word/2018/wordml/cex" xmlns:w16cid="http://schemas.microsoft.com/office/word/2016/wordml/cid" xmlns:w16="http://schemas.microsoft.com/office/word/2018/wordml" xmlns:w16sdtdh="http://schemas.microsoft.com/office/word/2020/wordml/sdtdatahash" xmlns:w16se="http://schemas.microsoft.com/office/word/2015/wordml/symex" xmlns:wpg="http://schemas.microsoft.com/office/word/2010/wordprocessingGroup" xmlns:wpi="http://schemas.microsoft.com/office/word/2010/wordprocessingInk" xmlns:wne="http://schemas.microsoft.com/office/word/2006/wordml" xmlns:wps="http://schemas.microsoft.com/office/word/2010/wordprocessingShape" mc:Ignorable="w14 w15 w16se w16cid w16 w16cex w16sdtdh wp14">
+<w:hdr xmlns:wpc="http://schemas.microsoft.com/office/word/2010/wordprocessingCanvas" xmlns:cx="http://schemas.microsoft.com/office/drawing/2014/chartex" xmlns:cx1="http://schemas.microsoft.com/office/drawing/2015/9/8/chartex" xmlns:cx2="http://schemas.microsoft.com/office/drawing/2015/10/21/chartex" xmlns:cx3="http://schemas.microsoft.com/office/drawing/2016/5/9/chartex" xmlns:cx4="http://schemas.microsoft.com/office/drawing/2016/5/10/chartex" xmlns:cx5="http://schemas.microsoft.com/office/drawing/2016/5/11/chartex" xmlns:cx6="http://schemas.microsoft.com/office/drawing/2016/5/12/chartex" xmlns:cx7="http://schemas.microsoft.com/office/drawing/2016/5/13/chartex" xmlns:cx8="http://schemas.microsoft.com/office/drawing/2016/5/14/chartex" xmlns:mc="http://schemas.openxmlformats.org/markup-compatibility/2006" xmlns:aink="http://schemas.microsoft.com/office/drawing/2016/ink" xmlns:am3d="http://schemas.microsoft.com/office/drawing/2017/model3d" xmlns:o="urn:schemas-microsoft-com:office:office" xmlns:oel="http://schemas.microsoft.com/office/2019/extlst" xmlns:r="http://schemas.openxmlformats.org/officeDocument/2006/relationships" xmlns:m="http://schemas.openxmlformats.org/officeDocument/2006/math" xmlns:v="urn:schemas-microsoft-com:vml" xmlns:wp14="http://schemas.microsoft.com/office/word/2010/wordprocessingDrawing" xmlns:wp="http://schemas.openxmlformats.org/drawingml/2006/wordprocessingDrawing" xmlns:w10="urn:schemas-microsoft-com:office:word" xmlns:w="http://schemas.openxmlformats.org/wordprocessingml/2006/main" xmlns:w14="http://schemas.microsoft.com/office/word/2010/wordml" xmlns:w15="http://schemas.microsoft.com/office/word/2012/wordml" xmlns:w16cex="http://schemas.microsoft.com/office/word/2018/wordml/cex" xmlns:w16cid="http://schemas.microsoft.com/office/word/2016/wordml/cid" xmlns:w16="http://schemas.microsoft.com/office/word/2018/wordml" xmlns:w16du="http://schemas.microsoft.com/office/word/2023/wordml/word16du" xmlns:w16sdtdh="http://schemas.microsoft.com/office/word/2020/wordml/sdtdatahash" xmlns:w16sdtfl="http://schemas.microsoft.com/office/word/2024/wordml/sdtformatlock" xmlns:w16se="http://schemas.microsoft.com/office/word/2015/wordml/symex" xmlns:wpg="http://schemas.microsoft.com/office/word/2010/wordprocessingGroup" xmlns:wpi="http://schemas.microsoft.com/office/word/2010/wordprocessingInk" xmlns:wne="http://schemas.microsoft.com/office/word/2006/wordml" xmlns:wps="http://schemas.microsoft.com/office/word/2010/wordprocessingShape" mc:Ignorable="w14 w15 w16se w16cid w16 w16cex w16sdtdh w16sdtfl w16du wp14">
   <w:p>
     <w:pPr>
       <w:pStyle w:val="Header"/>
@@ -977,7 +2088,7 @@
 </file>
 
 <file path=word/header2.xml><?xml version="1.0" encoding="utf-8"?>
-<w:hdr xmlns:wpc="http://schemas.microsoft.com/office/word/2010/wordprocessingCanvas" xmlns:cx="http://schemas.microsoft.com/office/drawing/2014/chartex" xmlns:cx1="http://schemas.microsoft.com/office/drawing/2015/9/8/chartex" xmlns:cx2="http://schemas.microsoft.com/office/drawing/2015/10/21/chartex" xmlns:cx3="http://schemas.microsoft.com/office/drawing/2016/5/9/chartex" xmlns:cx4="http://schemas.microsoft.com/office/drawing/2016/5/10/chartex" xmlns:cx5="http://schemas.microsoft.com/office/drawing/2016/5/11/chartex" xmlns:cx6="http://schemas.microsoft.com/office/drawing/2016/5/12/chartex" xmlns:cx7="http://schemas.microsoft.com/office/drawing/2016/5/13/chartex" xmlns:cx8="http://schemas.microsoft.com/office/drawing/2016/5/14/chartex" xmlns:mc="http://schemas.openxmlformats.org/markup-compatibility/2006" xmlns:aink="http://schemas.microsoft.com/office/drawing/2016/ink" xmlns:am3d="http://schemas.microsoft.com/office/drawing/2017/model3d" xmlns:o="urn:schemas-microsoft-com:office:office" xmlns:oel="http://schemas.microsoft.com/office/2019/extlst" xmlns:r="http://schemas.openxmlformats.org/officeDocument/2006/relationships" xmlns:m="http://schemas.openxmlformats.org/officeDocument/2006/math" xmlns:v="urn:schemas-microsoft-com:vml" xmlns:wp14="http://schemas.microsoft.com/office/word/2010/wordprocessingDrawing" xmlns:wp="http://schemas.openxmlformats.org/drawingml/2006/wordprocessingDrawing" xmlns:w10="urn:schemas-microsoft-com:office:word" xmlns:w="http://schemas.openxmlformats.org/wordprocessingml/2006/main" xmlns:w14="http://schemas.microsoft.com/office/word/2010/wordml" xmlns:w15="http://schemas.microsoft.com/office/word/2012/wordml" xmlns:w16cex="http://schemas.microsoft.com/office/word/2018/wordml/cex" xmlns:w16cid="http://schemas.microsoft.com/office/word/2016/wordml/cid" xmlns:w16="http://schemas.microsoft.com/office/word/2018/wordml" xmlns:w16sdtdh="http://schemas.microsoft.com/office/word/2020/wordml/sdtdatahash" xmlns:w16se="http://schemas.microsoft.com/office/word/2015/wordml/symex" xmlns:wpg="http://schemas.microsoft.com/office/word/2010/wordprocessingGroup" xmlns:wpi="http://schemas.microsoft.com/office/word/2010/wordprocessingInk" xmlns:wne="http://schemas.microsoft.com/office/word/2006/wordml" xmlns:wps="http://schemas.microsoft.com/office/word/2010/wordprocessingShape" mc:Ignorable="w14 w15 w16se w16cid w16 w16cex w16sdtdh wp14">
+<w:hdr xmlns:wpc="http://schemas.microsoft.com/office/word/2010/wordprocessingCanvas" xmlns:cx="http://schemas.microsoft.com/office/drawing/2014/chartex" xmlns:cx1="http://schemas.microsoft.com/office/drawing/2015/9/8/chartex" xmlns:cx2="http://schemas.microsoft.com/office/drawing/2015/10/21/chartex" xmlns:cx3="http://schemas.microsoft.com/office/drawing/2016/5/9/chartex" xmlns:cx4="http://schemas.microsoft.com/office/drawing/2016/5/10/chartex" xmlns:cx5="http://schemas.microsoft.com/office/drawing/2016/5/11/chartex" xmlns:cx6="http://schemas.microsoft.com/office/drawing/2016/5/12/chartex" xmlns:cx7="http://schemas.microsoft.com/office/drawing/2016/5/13/chartex" xmlns:cx8="http://schemas.microsoft.com/office/drawing/2016/5/14/chartex" xmlns:mc="http://schemas.openxmlformats.org/markup-compatibility/2006" xmlns:aink="http://schemas.microsoft.com/office/drawing/2016/ink" xmlns:am3d="http://schemas.microsoft.com/office/drawing/2017/model3d" xmlns:o="urn:schemas-microsoft-com:office:office" xmlns:oel="http://schemas.microsoft.com/office/2019/extlst" xmlns:r="http://schemas.openxmlformats.org/officeDocument/2006/relationships" xmlns:m="http://schemas.openxmlformats.org/officeDocument/2006/math" xmlns:v="urn:schemas-microsoft-com:vml" xmlns:wp14="http://schemas.microsoft.com/office/word/2010/wordprocessingDrawing" xmlns:wp="http://schemas.openxmlformats.org/drawingml/2006/wordprocessingDrawing" xmlns:w10="urn:schemas-microsoft-com:office:word" xmlns:w="http://schemas.openxmlformats.org/wordprocessingml/2006/main" xmlns:w14="http://schemas.microsoft.com/office/word/2010/wordml" xmlns:w15="http://schemas.microsoft.com/office/word/2012/wordml" xmlns:w16cex="http://schemas.microsoft.com/office/word/2018/wordml/cex" xmlns:w16cid="http://schemas.microsoft.com/office/word/2016/wordml/cid" xmlns:w16="http://schemas.microsoft.com/office/word/2018/wordml" xmlns:w16du="http://schemas.microsoft.com/office/word/2023/wordml/word16du" xmlns:w16sdtdh="http://schemas.microsoft.com/office/word/2020/wordml/sdtdatahash" xmlns:w16sdtfl="http://schemas.microsoft.com/office/word/2024/wordml/sdtformatlock" xmlns:w16se="http://schemas.microsoft.com/office/word/2015/wordml/symex" xmlns:wpg="http://schemas.microsoft.com/office/word/2010/wordprocessingGroup" xmlns:wpi="http://schemas.microsoft.com/office/word/2010/wordprocessingInk" xmlns:wne="http://schemas.microsoft.com/office/word/2006/wordml" xmlns:wps="http://schemas.microsoft.com/office/word/2010/wordprocessingShape" mc:Ignorable="w14 w15 w16se w16cid w16 w16cex w16sdtdh w16sdtfl w16du wp14">
   <w:p>
     <w:pPr>
       <w:pStyle w:val="Header"/>
@@ -988,7 +2099,7 @@
 </file>
 
 <file path=word/header3.xml><?xml version="1.0" encoding="utf-8"?>
-<w:hdr xmlns:wpc="http://schemas.microsoft.com/office/word/2010/wordprocessingCanvas" xmlns:cx="http://schemas.microsoft.com/office/drawing/2014/chartex" xmlns:cx1="http://schemas.microsoft.com/office/drawing/2015/9/8/chartex" xmlns:cx2="http://schemas.microsoft.com/office/drawing/2015/10/21/chartex" xmlns:cx3="http://schemas.microsoft.com/office/drawing/2016/5/9/chartex" xmlns:cx4="http://schemas.microsoft.com/office/drawing/2016/5/10/chartex" xmlns:cx5="http://schemas.microsoft.com/office/drawing/2016/5/11/chartex" xmlns:cx6="http://schemas.microsoft.com/office/drawing/2016/5/12/chartex" xmlns:cx7="http://schemas.microsoft.com/office/drawing/2016/5/13/chartex" xmlns:cx8="http://schemas.microsoft.com/office/drawing/2016/5/14/chartex" xmlns:mc="http://schemas.openxmlformats.org/markup-compatibility/2006" xmlns:aink="http://schemas.microsoft.com/office/drawing/2016/ink" xmlns:am3d="http://schemas.microsoft.com/office/drawing/2017/model3d" xmlns:o="urn:schemas-microsoft-com:office:office" xmlns:oel="http://schemas.microsoft.com/office/2019/extlst" xmlns:r="http://schemas.openxmlformats.org/officeDocument/2006/relationships" xmlns:m="http://schemas.openxmlformats.org/officeDocument/2006/math" xmlns:v="urn:schemas-microsoft-com:vml" xmlns:wp14="http://schemas.microsoft.com/office/word/2010/wordprocessingDrawing" xmlns:wp="http://schemas.openxmlformats.org/drawingml/2006/wordprocessingDrawing" xmlns:w10="urn:schemas-microsoft-com:office:word" xmlns:w="http://schemas.openxmlformats.org/wordprocessingml/2006/main" xmlns:w14="http://schemas.microsoft.com/office/word/2010/wordml" xmlns:w15="http://schemas.microsoft.com/office/word/2012/wordml" xmlns:w16cex="http://schemas.microsoft.com/office/word/2018/wordml/cex" xmlns:w16cid="http://schemas.microsoft.com/office/word/2016/wordml/cid" xmlns:w16="http://schemas.microsoft.com/office/word/2018/wordml" xmlns:w16sdtdh="http://schemas.microsoft.com/office/word/2020/wordml/sdtdatahash" xmlns:w16se="http://schemas.microsoft.com/office/word/2015/wordml/symex" xmlns:wpg="http://schemas.microsoft.com/office/word/2010/wordprocessingGroup" xmlns:wpi="http://schemas.microsoft.com/office/word/2010/wordprocessingInk" xmlns:wne="http://schemas.microsoft.com/office/word/2006/wordml" xmlns:wps="http://schemas.microsoft.com/office/word/2010/wordprocessingShape" mc:Ignorable="w14 w15 w16se w16cid w16 w16cex w16sdtdh wp14">
+<w:hdr xmlns:wpc="http://schemas.microsoft.com/office/word/2010/wordprocessingCanvas" xmlns:cx="http://schemas.microsoft.com/office/drawing/2014/chartex" xmlns:cx1="http://schemas.microsoft.com/office/drawing/2015/9/8/chartex" xmlns:cx2="http://schemas.microsoft.com/office/drawing/2015/10/21/chartex" xmlns:cx3="http://schemas.microsoft.com/office/drawing/2016/5/9/chartex" xmlns:cx4="http://schemas.microsoft.com/office/drawing/2016/5/10/chartex" xmlns:cx5="http://schemas.microsoft.com/office/drawing/2016/5/11/chartex" xmlns:cx6="http://schemas.microsoft.com/office/drawing/2016/5/12/chartex" xmlns:cx7="http://schemas.microsoft.com/office/drawing/2016/5/13/chartex" xmlns:cx8="http://schemas.microsoft.com/office/drawing/2016/5/14/chartex" xmlns:mc="http://schemas.openxmlformats.org/markup-compatibility/2006" xmlns:aink="http://schemas.microsoft.com/office/drawing/2016/ink" xmlns:am3d="http://schemas.microsoft.com/office/drawing/2017/model3d" xmlns:o="urn:schemas-microsoft-com:office:office" xmlns:oel="http://schemas.microsoft.com/office/2019/extlst" xmlns:r="http://schemas.openxmlformats.org/officeDocument/2006/relationships" xmlns:m="http://schemas.openxmlformats.org/officeDocument/2006/math" xmlns:v="urn:schemas-microsoft-com:vml" xmlns:wp14="http://schemas.microsoft.com/office/word/2010/wordprocessingDrawing" xmlns:wp="http://schemas.openxmlformats.org/drawingml/2006/wordprocessingDrawing" xmlns:w10="urn:schemas-microsoft-com:office:word" xmlns:w="http://schemas.openxmlformats.org/wordprocessingml/2006/main" xmlns:w14="http://schemas.microsoft.com/office/word/2010/wordml" xmlns:w15="http://schemas.microsoft.com/office/word/2012/wordml" xmlns:w16cex="http://schemas.microsoft.com/office/word/2018/wordml/cex" xmlns:w16cid="http://schemas.microsoft.com/office/word/2016/wordml/cid" xmlns:w16="http://schemas.microsoft.com/office/word/2018/wordml" xmlns:w16du="http://schemas.microsoft.com/office/word/2023/wordml/word16du" xmlns:w16sdtdh="http://schemas.microsoft.com/office/word/2020/wordml/sdtdatahash" xmlns:w16sdtfl="http://schemas.microsoft.com/office/word/2024/wordml/sdtformatlock" xmlns:w16se="http://schemas.microsoft.com/office/word/2015/wordml/symex" xmlns:wpg="http://schemas.microsoft.com/office/word/2010/wordprocessingGroup" xmlns:wpi="http://schemas.microsoft.com/office/word/2010/wordprocessingInk" xmlns:wne="http://schemas.microsoft.com/office/word/2006/wordml" xmlns:wps="http://schemas.microsoft.com/office/word/2010/wordprocessingShape" mc:Ignorable="w14 w15 w16se w16cid w16 w16cex w16sdtdh w16sdtfl w16du wp14">
   <w:p>
     <w:pPr>
       <w:pStyle w:val="Header"/>
@@ -997,7 +2108,7 @@
     <w:r>
       <w:tab/>
       <w:tab/>
-      <w:t>2026-06-17</w:t>
+      <w:t>2026-06-18</w:t>
       <w:br/>
       <w:br/>
     </w:r>
@@ -1014,7 +2125,7 @@
 </file>
 
 <file path=word/numbering.xml><?xml version="1.0" encoding="utf-8"?>
-<w:numbering xmlns:wpc="http://schemas.microsoft.com/office/word/2010/wordprocessingCanvas" xmlns:cx="http://schemas.microsoft.com/office/drawing/2014/chartex" xmlns:cx1="http://schemas.microsoft.com/office/drawing/2015/9/8/chartex" xmlns:cx2="http://schemas.microsoft.com/office/drawing/2015/10/21/chartex" xmlns:cx3="http://schemas.microsoft.com/office/drawing/2016/5/9/chartex" xmlns:cx4="http://schemas.microsoft.com/office/drawing/2016/5/10/chartex" xmlns:cx5="http://schemas.microsoft.com/office/drawing/2016/5/11/chartex" xmlns:cx6="http://schemas.microsoft.com/office/drawing/2016/5/12/chartex" xmlns:cx7="http://schemas.microsoft.com/office/drawing/2016/5/13/chartex" xmlns:cx8="http://schemas.microsoft.com/office/drawing/2016/5/14/chartex" xmlns:mc="http://schemas.openxmlformats.org/markup-compatibility/2006" xmlns:aink="http://schemas.microsoft.com/office/drawing/2016/ink" xmlns:am3d="http://schemas.microsoft.com/office/drawing/2017/model3d" xmlns:o="urn:schemas-microsoft-com:office:office" xmlns:oel="http://schemas.microsoft.com/office/2019/extlst" xmlns:r="http://schemas.openxmlformats.org/officeDocument/2006/relationships" xmlns:m="http://schemas.openxmlformats.org/officeDocument/2006/math" xmlns:v="urn:schemas-microsoft-com:vml" xmlns:wp14="http://schemas.microsoft.com/office/word/2010/wordprocessingDrawing" xmlns:wp="http://schemas.openxmlformats.org/drawingml/2006/wordprocessingDrawing" xmlns:w10="urn:schemas-microsoft-com:office:word" xmlns:w="http://schemas.openxmlformats.org/wordprocessingml/2006/main" xmlns:w14="http://schemas.microsoft.com/office/word/2010/wordml" xmlns:w15="http://schemas.microsoft.com/office/word/2012/wordml" xmlns:w16cex="http://schemas.microsoft.com/office/word/2018/wordml/cex" xmlns:w16cid="http://schemas.microsoft.com/office/word/2016/wordml/cid" xmlns:w16="http://schemas.microsoft.com/office/word/2018/wordml" xmlns:w16sdtdh="http://schemas.microsoft.com/office/word/2020/wordml/sdtdatahash" xmlns:w16se="http://schemas.microsoft.com/office/word/2015/wordml/symex" xmlns:wpg="http://schemas.microsoft.com/office/word/2010/wordprocessingGroup" xmlns:wpi="http://schemas.microsoft.com/office/word/2010/wordprocessingInk" xmlns:wne="http://schemas.microsoft.com/office/word/2006/wordml" xmlns:wps="http://schemas.microsoft.com/office/word/2010/wordprocessingShape" mc:Ignorable="w14 w15 w16se w16cid w16 w16cex w16sdtdh wp14">
+<w:numbering xmlns:wpc="http://schemas.microsoft.com/office/word/2010/wordprocessingCanvas" xmlns:cx="http://schemas.microsoft.com/office/drawing/2014/chartex" xmlns:cx1="http://schemas.microsoft.com/office/drawing/2015/9/8/chartex" xmlns:cx2="http://schemas.microsoft.com/office/drawing/2015/10/21/chartex" xmlns:cx3="http://schemas.microsoft.com/office/drawing/2016/5/9/chartex" xmlns:cx4="http://schemas.microsoft.com/office/drawing/2016/5/10/chartex" xmlns:cx5="http://schemas.microsoft.com/office/drawing/2016/5/11/chartex" xmlns:cx6="http://schemas.microsoft.com/office/drawing/2016/5/12/chartex" xmlns:cx7="http://schemas.microsoft.com/office/drawing/2016/5/13/chartex" xmlns:cx8="http://schemas.microsoft.com/office/drawing/2016/5/14/chartex" xmlns:mc="http://schemas.openxmlformats.org/markup-compatibility/2006" xmlns:aink="http://schemas.microsoft.com/office/drawing/2016/ink" xmlns:am3d="http://schemas.microsoft.com/office/drawing/2017/model3d" xmlns:o="urn:schemas-microsoft-com:office:office" xmlns:oel="http://schemas.microsoft.com/office/2019/extlst" xmlns:r="http://schemas.openxmlformats.org/officeDocument/2006/relationships" xmlns:m="http://schemas.openxmlformats.org/officeDocument/2006/math" xmlns:v="urn:schemas-microsoft-com:vml" xmlns:wp14="http://schemas.microsoft.com/office/word/2010/wordprocessingDrawing" xmlns:wp="http://schemas.openxmlformats.org/drawingml/2006/wordprocessingDrawing" xmlns:w10="urn:schemas-microsoft-com:office:word" xmlns:w="http://schemas.openxmlformats.org/wordprocessingml/2006/main" xmlns:w14="http://schemas.microsoft.com/office/word/2010/wordml" xmlns:w15="http://schemas.microsoft.com/office/word/2012/wordml" xmlns:w16cex="http://schemas.microsoft.com/office/word/2018/wordml/cex" xmlns:w16cid="http://schemas.microsoft.com/office/word/2016/wordml/cid" xmlns:w16="http://schemas.microsoft.com/office/word/2018/wordml" xmlns:w16du="http://schemas.microsoft.com/office/word/2023/wordml/word16du" xmlns:w16sdtdh="http://schemas.microsoft.com/office/word/2020/wordml/sdtdatahash" xmlns:w16sdtfl="http://schemas.microsoft.com/office/word/2024/wordml/sdtformatlock" xmlns:w16se="http://schemas.microsoft.com/office/word/2015/wordml/symex" xmlns:wpg="http://schemas.microsoft.com/office/word/2010/wordprocessingGroup" xmlns:wpi="http://schemas.microsoft.com/office/word/2010/wordprocessingInk" xmlns:wne="http://schemas.microsoft.com/office/word/2006/wordml" xmlns:wps="http://schemas.microsoft.com/office/word/2010/wordprocessingShape" mc:Ignorable="w14 w15 w16se w16cid w16 w16cex w16sdtdh w16sdtfl w16du wp14">
   <w:abstractNum w:abstractNumId="0" w15:restartNumberingAfterBreak="0">
     <w:nsid w:val="FFFFFF7C"/>
     <w:multiLevelType w:val="singleLevel"/>
@@ -1217,7 +2328,7 @@
 </file>
 
 <file path=word/styles.xml><?xml version="1.0" encoding="utf-8"?>
-<w:styles xmlns:mc="http://schemas.openxmlformats.org/markup-compatibility/2006" xmlns:r="http://schemas.openxmlformats.org/officeDocument/2006/relationships" xmlns:w="http://schemas.openxmlformats.org/wordprocessingml/2006/main" xmlns:w14="http://schemas.microsoft.com/office/word/2010/wordml" xmlns:w15="http://schemas.microsoft.com/office/word/2012/wordml" xmlns:w16cex="http://schemas.microsoft.com/office/word/2018/wordml/cex" xmlns:w16cid="http://schemas.microsoft.com/office/word/2016/wordml/cid" xmlns:w16="http://schemas.microsoft.com/office/word/2018/wordml" xmlns:w16sdtdh="http://schemas.microsoft.com/office/word/2020/wordml/sdtdatahash" xmlns:w16se="http://schemas.microsoft.com/office/word/2015/wordml/symex" mc:Ignorable="w14 w15 w16se w16cid w16 w16cex w16sdtdh">
+<w:styles xmlns:mc="http://schemas.openxmlformats.org/markup-compatibility/2006" xmlns:r="http://schemas.openxmlformats.org/officeDocument/2006/relationships" xmlns:w="http://schemas.openxmlformats.org/wordprocessingml/2006/main" xmlns:w14="http://schemas.microsoft.com/office/word/2010/wordml" xmlns:w15="http://schemas.microsoft.com/office/word/2012/wordml" xmlns:w16cex="http://schemas.microsoft.com/office/word/2018/wordml/cex" xmlns:w16cid="http://schemas.microsoft.com/office/word/2016/wordml/cid" xmlns:w16="http://schemas.microsoft.com/office/word/2018/wordml" xmlns:w16du="http://schemas.microsoft.com/office/word/2023/wordml/word16du" xmlns:w16sdtdh="http://schemas.microsoft.com/office/word/2020/wordml/sdtdatahash" xmlns:w16sdtfl="http://schemas.microsoft.com/office/word/2024/wordml/sdtformatlock" xmlns:w16se="http://schemas.microsoft.com/office/word/2015/wordml/symex" mc:Ignorable="w14 w15 w16se w16cid w16 w16cex w16sdtdh w16sdtfl w16du">
   <w:docDefaults>
     <w:rPrDefault>
       <w:rPr>
@@ -1975,7 +3086,7 @@
     <w:link w:val="TitleChar"/>
     <w:uiPriority w:val="10"/>
     <w:qFormat/>
-    <w:rsid w:val="007106C8"/>
+    <w:rsid w:val="00E854FA"/>
     <w:pPr>
       <w:spacing w:after="300" w:line="240" w:lineRule="auto"/>
       <w:contextualSpacing/>
@@ -1985,7 +3096,7 @@
       <w:rFonts w:eastAsiaTheme="majorEastAsia" w:cstheme="majorBidi"/>
       <w:spacing w:val="5"/>
       <w:kern w:val="28"/>
-      <w:sz w:val="52"/>
+      <w:sz w:val="40"/>
       <w:szCs w:val="52"/>
       <w:lang w:val="sv-SE" w:eastAsia="en-US" w:bidi="ar-SA"/>
     </w:rPr>
@@ -1995,12 +3106,12 @@
     <w:basedOn w:val="DefaultParagraphFont"/>
     <w:link w:val="Title"/>
     <w:uiPriority w:val="10"/>
-    <w:rsid w:val="007106C8"/>
+    <w:rsid w:val="00E854FA"/>
     <w:rPr>
       <w:rFonts w:ascii="Times New Roman" w:eastAsiaTheme="majorEastAsia" w:hAnsi="Times New Roman" w:cstheme="majorBidi"/>
       <w:spacing w:val="5"/>
       <w:kern w:val="28"/>
-      <w:sz w:val="52"/>
+      <w:sz w:val="40"/>
       <w:szCs w:val="52"/>
       <w:lang w:val="sv-SE" w:eastAsia="en-US" w:bidi="ar-SA"/>
     </w:rPr>

--- a/klagomål/A 13924-2026 FSC-klagomål.docx
+++ b/klagomål/A 13924-2026 FSC-klagomål.docx
@@ -2108,7 +2108,7 @@
     <w:r>
       <w:tab/>
       <w:tab/>
-      <w:t>2026-06-18</w:t>
+      <w:t>2026-06-19</w:t>
       <w:br/>
       <w:br/>
     </w:r>

--- a/klagomål/A 13924-2026 FSC-klagomål.docx
+++ b/klagomål/A 13924-2026 FSC-klagomål.docx
@@ -2108,7 +2108,7 @@
     <w:r>
       <w:tab/>
       <w:tab/>
-      <w:t>2026-06-19</w:t>
+      <w:t>2026-06-20</w:t>
       <w:br/>
       <w:br/>
     </w:r>

--- a/klagomål/A 13924-2026 FSC-klagomål.docx
+++ b/klagomål/A 13924-2026 FSC-klagomål.docx
@@ -168,38 +168,7 @@
     </w:p>
     <w:p>
       <w:r>
-        <w:t>Detta dokument behandlar höga naturvärden i avverkningsanmälan A 13924-2026 i Timrå kommun som inkom 2026-03-17 och omfattar 3,7 ha.</w:t>
-      </w:r>
-    </w:p>
-    <w:p>
-      <w:r>
-        <w:t>Nedan presenteras fynd av naturvårdsarter och fridlysta arter som gjorts i det avverkningsanmälda området, samt relevanta utdrag ur standarderna för FSC, Chain of Custody, Controlled Wood och PEFC. I BILAGA 1 finns artfakta om fridlysta arter.</w:t>
-      </w:r>
-    </w:p>
-    <w:p>
-      <w:r>
-        <w:t>Vi förväntar oss att ni återkommer med ett skriftligt svar på vårt klagomål och även beskriver vilka korrigerande åtgärder ni satt in för att rätta till identifierade brister i er efterlevnad av den svenska FSC standarden.</w:t>
-      </w:r>
-    </w:p>
-    <w:p>
-      <w:pPr>
-        <w:pStyle w:val="Heading1"/>
-      </w:pPr>
-      <w:r>
-        <w:t>Naturvårdsarter</w:t>
-      </w:r>
-    </w:p>
-    <w:p>
-      <w:r>
-        <w:t>I och inom 24 meter från avverkningsanmälan har följande 37 naturvårdsarter hittats: storspov (EN, §4), blå kärrhök (VU, §4), hussvala (VU, §4), igelkott (VU), knärot (VU, T, §8), pilgrimsfalk (VU, §4), tofsvipa (VU, §4), tornseglare (VU, §4), bivråk (NT, §4), björktrast (NT, §4), duvhök (NT, §4), göktyta (NT, §4), järnsparv (NT, §4), kungsörn (NT, §4), ladusvala (NT, §4), mindre hackspett (NT, T, §4), nordfladdermus (NT, §4a), nötkråka (NT, T, §4), rosenfink (NT, §4), rödvingetrast (NT, §4), sparvuggla (NT, §4), sädesärla (NT, §4), talltita (NT, §4), bergfink (T, §4), gråspett (T, §4), spillkråka (T, §4), stenfalk (T, §4), stjärtmes (T, §4), tallbit (T, §4), fiskgjuse (§4), fjällvråk (§4), grönsiska (§4), havsörn (§4), smålom (§4), svartvit flugsnappare (§4), trana (§4) och ärtsångare (§4). Av dessa är 23 rödlistade. För rödlistade arter har rödlistekategorin angivits inom parentes. Typiska arter inom Natura 2000 som är kopplade till skogsekosystem har markerats med (T). För fridlysta arter anges även paragrafen i Artskyddsförordningen som arten är fridlyst enligt.</w:t>
-      </w:r>
-    </w:p>
-    <w:p>
-      <w:r>
-        <w:t>De påträffade naturvårdsarterna är ett tydligt kvitto på att det rör sig om en skog med höga naturvärden.</w:t>
-      </w:r>
-      <w:r>
-        <w:t xml:space="preserve"> I Figur 1 visas fyndplatser för naturvårdsarter i området, som finns registrerade på Artportalen.</w:t>
+        <w:t>Detta klagomål behandlar höga naturvärden i avverkningsanmälan A 13924-2026 i Timrå kommun som inkom 2026-03-17 och omfattar 3,7 ha.</w:t>
       </w:r>
     </w:p>
     <w:p>
@@ -247,127 +216,35 @@
         <w:spacing w:after="240"/>
       </w:pPr>
       <w:r>
-        <w:t>Figur 1. Fyndplatser för naturvårdsarter i och inom 24 meter från avverkningsanmälan (röd linje). Markörer utan svart kant är placerade på fyndplatsen. Markörer med svart kant är placerade vid sidan av fyndplatsen och har ett svart streck som visar fyndplatsens exakta position. Kartans mittpunktskoordinat är N 6930289, E 618452 i SWEREF 99 TM.</w:t>
+        <w:t>Figur 1. Fyndplatser för naturvårdsarter i och inom 24 meter från avverkningsanmälan. Markörer utan svart kant är placerade på fyndplatsen. Markörer med svart kant är placerade vid sidan av fyndplatsen har ett svart streck som visar fyndplatsens exakta position. Kartans mittpunktskoordinat är N 6930289, E 618452 i SWEREF 99 TM.</w:t>
+      </w:r>
+    </w:p>
+    <w:p>
+      <w:r>
+        <w:t>I och inom 24 meter från avverkningsanmälan finns fynd av 37 naturvårdsarter, varav 23 är rödlistade, 36 är fridlysta och 9 är typiska (T): storspov (EN, §4), blå kärrhök (VU, §4), hussvala (VU, §4), igelkott (VU), knärot (VU, T, §8), pilgrimsfalk (VU, §4), tofsvipa (VU, §4), tornseglare (VU, §4), bivråk (NT, §4), björktrast (NT, §4), duvhök (NT, §4), göktyta (NT, §4), järnsparv (NT, §4), kungsörn (NT, §4), ladusvala (NT, §4), mindre hackspett (NT, T, §4), nordfladdermus (NT, §4a), nötkråka (NT, T, §4), rosenfink (NT, §4), rödvingetrast (NT, §4), sparvuggla (NT, §4), sädesärla (NT, §4), talltita (NT, §4), bergfink (T, §4), gråspett (T, §4), spillkråka (T, §4), stenfalk (T, §4), stjärtmes (T, §4), tallbit (T, §4), fiskgjuse (§4), fjällvråk (§4), grönsiska (§4), havsörn (§4), smålom (§4), svartvit flugsnappare (§4), trana (§4) och ärtsångare (§4). Se Figur 1.</w:t>
+      </w:r>
+    </w:p>
+    <w:p>
+      <w:r>
+        <w:t>Nedan presenteras relevanta utdrag ur standarderna för FSC, Chain of Custody, Controlled Wood och PEFC.</w:t>
+      </w:r>
+    </w:p>
+    <w:p>
+      <w:r>
+        <w:t>Vi förväntar oss att ni återkommer med ett skriftligt svar på vårt klagomål och även beskriver vilka korrigerande åtgärder ni satt in för att rätta till identifierade brister i er efterlevnad av den svenska FSC standarden.</w:t>
       </w:r>
     </w:p>
     <w:p>
       <w:pPr>
-        <w:pStyle w:val="Heading2"/>
+        <w:pStyle w:val="Heading1"/>
       </w:pPr>
       <w:r>
-        <w:t>Fridlysta arter</w:t>
-      </w:r>
-    </w:p>
-    <w:p>
-      <w:r>
-        <w:t>Följande fridlysta arter har sina livsmiljöer och växtplatser i den avverkningsanmälda skogen: storspov (EN, §4), blå kärrhök (VU, §4), hussvala (VU, §4), knärot (VU, T, §8), pilgrimsfalk (VU, §4), tofsvipa (VU, §4), tornseglare (VU, §4), bivråk (NT, §4), björktrast (NT, §4), duvhök (NT, §4), göktyta (NT, §4), järnsparv (NT, §4), kungsörn (NT, §4), ladusvala (NT, §4), mindre hackspett (NT, T, §4), nordfladdermus (NT, §4a), nötkråka (NT, T, §4), rosenfink (NT, §4), rödvingetrast (NT, §4), sparvuggla (NT, §4), sädesärla (NT, §4), talltita (NT, §4), bergfink (T, §4), gråspett (T, §4), spillkråka (T, §4), stenfalk (T, §4), stjärtmes (T, §4), tallbit (T, §4), fiskgjuse (§4), fjällvråk (§4), grönsiska (§4), havsörn (§4), smålom (§4), svartvit flugsnappare (§4), trana (§4) och ärtsångare (§4).</w:t>
-      </w:r>
-    </w:p>
-    <w:p>
-      <w:r>
-        <w:t xml:space="preserve">Observera att medlemsländerna är skyldiga att agera i enlighet med EU:s fågeldirektiv där det uttryckligen står att direktivet gäller för fåglar samt för deras ägg, bon och </w:t>
-      </w:r>
-      <w:r>
-        <w:rPr>
-          <w:b/>
-        </w:rPr>
-        <w:t xml:space="preserve">livsmiljöer </w:t>
-      </w:r>
-      <w:r>
-        <w:t>(artikel 1). Vidare att de åtgärder som vidtas inte får leda till en försämring av den nuvarande situationen beträffande bevarandet av de fågelarter som avses i artikel 1 (artikel 13). Fågeldirektivet är styrande för tillsynsansvariga myndigheters ärendehantering, ställningstaganden och beslutsfattande.</w:t>
-      </w:r>
-    </w:p>
-    <w:p>
-      <w:r>
-        <w:rPr>
-          <w:b/>
-        </w:rPr>
-        <w:t>Bergfink (§4)</w:t>
-      </w:r>
-      <w:r>
-        <w:t xml:space="preserve"> häckar i barr- och blandskog samt i fjällbjörkskog. Den förekommer i Norrland, västra Dalarna och norra Värmland samt sparsamt till sällsynt vidare söderut till mellersta Värmland, norra Västmanland och södra Gästrikland. Bergfink är typisk art för </w:t>
-      </w:r>
-      <w:r>
-        <w:rPr>
-          <w:i/>
-        </w:rPr>
-        <w:t>9040 Fjällbjörkskog</w:t>
-      </w:r>
-      <w:r>
-        <w:t xml:space="preserve"> (SLU Artdatabanken, 2025).</w:t>
-      </w:r>
-    </w:p>
-    <w:p>
-      <w:r>
-        <w:rPr>
-          <w:b/>
-        </w:rPr>
-        <w:t>Bivråk (NT, §4)</w:t>
-      </w:r>
-      <w:r>
-        <w:t xml:space="preserve"> ingår i bilaga 1 i EU:s fågeldirektiv och är prioriterad art i Skogsvårdslagen. Den har minskat med 2/3-delar sedan 1970-talet och under de senaste 30 åren har minskningstakten uppgått till 22.5 (15–30) %. Arten häckar i tät, ogallrad skog på högproduktiv mark, i södra Sverige främst i lövskogsrika trakter, i Norrland till stor del i högproduktiv granskog, Födan består av getinglarver och -puppor, men även av fågelungar och groddjur. Bivråken påverkas negativt av avverkning och omföring av lövträdsrika marker till täta produktionsskogar av barrträd samt av den allmänna "</w:t>
-      </w:r>
-      <w:r>
-        <w:rPr>
-          <w:i/>
-        </w:rPr>
-        <w:t>förtorkningen</w:t>
-      </w:r>
-      <w:r>
-        <w:t>" av landskapet genom täckdikning, dikning av skogsmark etc. Bevara lövskogar och öka andelen löv i barrskog. Gallra inte i onödan och inte alls i sumpskog. Dika inte ut vattensamlingar, sumpskogar, alkärr eller andra våta miljöer. Kring alla boplatser ska det lämnas en skyddszon vid avverkning eller andra skogliga åtgärder. Som tumregel ska skyddszonen vara så bred att boet inte syns väl från öppen mark. Minskningstakten för den svenska populationen bedöms vara nära gränsvärdet för Sårbar (VU) (SLU Artdatabanken, 2026; Skogsstyrelsen, 2016).</w:t>
-      </w:r>
-    </w:p>
-    <w:p>
-      <w:r>
-        <w:rPr>
-          <w:b/>
-        </w:rPr>
-        <w:t>Duvhök (NT, §4)</w:t>
-      </w:r>
-      <w:r>
-        <w:t>, som är rödlistad som nära hotad, har minskat med 15 (0–30) % under de senaste 18 åren och minskningstakten för den svenska populationen bedöms vara nära gränsvärdet för sårbar (VU). Arten är starkt bunden till skogsmark och jagar helst inne i äldre skog. Den missgynnas av stora hyggen och täta planteringar. De gamla fåglarna är i huvudsak stationära i sina revir och boet läggs inne i tät, oftast äldre skog. Kantzoner mot öppen mark undviks och duvhöken, som är beroende av insynsskyddade boplatser, är därför känsligare för slutavverkning än flera andra rovfåglar. Friställande av boträd eller avverkning så att boplatsen blir exponerad mot öppen mark, medför att platsen överges. Eftersom duvhöken helst häckar i gammal skog, är dess häckningsplatser i princip alltid mer eller mindre hotade av skogsbruk och avverkningar (SLU Artdatabanken, 2026; Skogsstyrelsen 2016).</w:t>
-      </w:r>
-    </w:p>
-    <w:p>
-      <w:r>
-        <w:rPr>
-          <w:b/>
-        </w:rPr>
-        <w:t>Fiskgjuse (§4)</w:t>
-      </w:r>
-      <w:r>
-        <w:t xml:space="preserve"> är fridlyst enligt 4§ artskyddsförordningen och upptagen i bilaga 1 EU:s fågeldirektiv. Den bygger vanligen sitt stora risbo i toppen av en plattkronad, kraftig tall (&gt;90%) med utsikt över omgivningen. Skogsavverkningar utan hänsyn till bevarandet av fiskgjusens boträd och häckningsbiotop utgör en fara genom att tillgången på lämpliga träd minskar. Lämna en skyddszon kring boplatser vid avverkning eller gallring. Boträdets placering styr behovet av skyddszon vilket måste bedömas från fall till fall, men skyddszonen bör vara tillräckligt bred för att behålla skydd mot insyn, erbjuda lämpliga sittplatser och förhindra att boträdet blåser ner. Avstå från skogsbruksåtgärder i hänsynskrävande miljöer, som på uddar eller öar med äldre skog eller hällmarkstallskog där det häckar fiskgjuse. Gör naturvårdsavsättningar i äldre skog i lämpliga områden för fiskgjuse, t.ex. på uddar och i hällmarksområden (SLU Artdatabanken, 2024; Skogsstyrelsen, 2016).</w:t>
-      </w:r>
-    </w:p>
-    <w:p>
-      <w:r>
-        <w:rPr>
-          <w:b/>
-        </w:rPr>
-        <w:t>Gråspett (§4)</w:t>
-      </w:r>
-      <w:r>
-        <w:t xml:space="preserve"> är fridlyst enligt 4§ artskyddsförordningen och upptagen i bilaga 1 fågeldirektivet. Gråspetten är en bra indikator för lövrika områden på landskapsnivå och försvinner när gles, flerskiktad, lövrik skog med hög andel döda och döende träd ersätts av täta, barrdominerade likåldriga bestånd. Arten missgynnas av skogliga åtgärder som minskar mängden död ved, som t.ex. bortrensning av vindfällen, avverkning i sumpskogsmiljöer och på brandfält. Häckningsreviret är stort, cirka 50–100 hektar. Under vintern är gråspetten mer beroende av äldre skog och döda träd och kan då röra sig över betydligt större områden, uppemot 2000–5000 hektar. Gråspett är typisk art för </w:t>
-      </w:r>
-      <w:r>
-        <w:rPr>
-          <w:i/>
-        </w:rPr>
-        <w:t xml:space="preserve">9010 Taiga </w:t>
-      </w:r>
-      <w:r>
-        <w:t>(Skogsstyrelsen, 2016; SLU Artdatabanken, 2025).</w:t>
-      </w:r>
-    </w:p>
-    <w:p>
-      <w:r>
-        <w:rPr>
-          <w:b/>
-        </w:rPr>
-        <w:t>Havsörn (§4)</w:t>
-      </w:r>
-      <w:r>
-        <w:t xml:space="preserve"> omfattas av bilaga 1 EU:s fågeldirektiv. Skyddandet av befintliga bon måste upprätthållas och i samband med skogsavverkning bör en skyddszon på minst 100 meters radie runt boplatsen lämnas intakt. Under häckningsperioden (1 januari till 15 augusti) är havsörnen störningskänslig och inga skogsbruksåtgärder eller annan störande verksamhet får förekomma närmare än 500 m från boet under den tiden. För att åstadkomma en succession av lämpliga boträd för kommande generationer av havsörnar behöver ett betydligt större antal s.k. evighetsträd sparas vid avverkningar redan idag (SLU Artdatabanken, 2026; Skogsstyrelsen, 2016).</w:t>
+        <w:t>Naturvårdsarter och fridlysta arter</w:t>
+      </w:r>
+    </w:p>
+    <w:p>
+      <w:r>
+        <w:t>Nedan följer beskrivningar av de naturvårdsarter och fridlysta arter som har sina livsmiljöer och växtplatser i den avverkningsanmälda skogen. Se även ytterligare artfakta i BILAGA 1. De påträffade naturvårdsarterna är ett tydligt kvitto på att det rör sig om en skog med höga naturvärden.</w:t>
       </w:r>
     </w:p>
     <w:p>
@@ -475,6 +352,59 @@
         <w:rPr>
           <w:b/>
         </w:rPr>
+        <w:t>Pilgrimsfalk (VU, §4)</w:t>
+      </w:r>
+      <w:r>
+        <w:t xml:space="preserve"> är rödlistad som sårbar och är upptagen i bilaga 1 EU:s fågeldirektiv. Den har minskat med 17.5 (15–20) % under de senaste 18 åren och minskningstakten överstiger gränsvärdet för sårbar (VU). Pilgrimsfalken häckar i branta klippväggar, där boet läggs på en öppen, svåråtkomlig klipphylla. Många av de bebodda klippstupen gränsar till skogsmark. Markhäckningar förekommer relativt frekvent på stora, blöta myrar i Norrbottens län. Tidigare var häckningar i risbon, framför allt i fiskgjusebon, förhållandevis vanligt men förekommer numera sällan. Lämna en skyddszon med träd mot häckningsplatsen (klippbranten), så att häckningsmiljön behålls oförändrad. Eventuell skog i själva rasbranten lämnas orörd. Vid häckning i risbon, avstå från avverkning inom 100 meter från boet.  Hänsyn bör tas även till äldre, dokumenterade häckningsplatser även om de för tillfället inte är i bruk (SLU Artdatabanken, 2026; Skogsstyrelsen, 2016).</w:t>
+      </w:r>
+    </w:p>
+    <w:p>
+      <w:r>
+        <w:rPr>
+          <w:b/>
+        </w:rPr>
+        <w:t>Tornseglare (VU, §4)</w:t>
+      </w:r>
+      <w:r>
+        <w:t xml:space="preserve"> har minskat med 40 (30–50) % under de senaste 24 åren och minskningstakten överstiger gränsvärdet för sårbar (VU). Tornseglaren är en typisk hålhäckare som numera huvudsakligen är knuten till mänsklig bebyggelse. En mindre andel av beståndet häckar i mer ursprungliga miljöer, i första hand i gamla hackspetthål (främst spillkråkehål) och andra typer av håligheter i träd, men även i klippskrevor. I de inre delarna av de två nordligaste länen (Lappland) häckar den huvudsakligen i ren skogsmiljö, framförallt i gammal gles tallskog. För de tornseglare som häckar i träd i Norrlands inland har situationen sannolikt försämrats till följd av minskad mängd hålträd och av stora arealer tät produktionsskog. När arten förekommer i sluten skog handlar det ofta om skyddsvärda skogsmiljöer med äldre tallskog av naturskogskaraktär (SLU Artdatabanken, 2026; Skogsstyrelsen, 2016).</w:t>
+      </w:r>
+    </w:p>
+    <w:p>
+      <w:r>
+        <w:rPr>
+          <w:b/>
+        </w:rPr>
+        <w:t>Bivråk (NT, §4)</w:t>
+      </w:r>
+      <w:r>
+        <w:t xml:space="preserve"> ingår i bilaga 1 i EU:s fågeldirektiv och är prioriterad art i Skogsvårdslagen. Den har minskat med 2/3-delar sedan 1970-talet och under de senaste 30 åren har minskningstakten uppgått till 22.5 (15–30) %. Arten häckar i tät, ogallrad skog på högproduktiv mark, i södra Sverige främst i lövskogsrika trakter, i Norrland till stor del i högproduktiv granskog, Födan består av getinglarver och -puppor, men även av fågelungar och groddjur. Bivråken påverkas negativt av avverkning och omföring av lövträdsrika marker till täta produktionsskogar av barrträd samt av den allmänna "</w:t>
+      </w:r>
+      <w:r>
+        <w:rPr>
+          <w:i/>
+        </w:rPr>
+        <w:t>förtorkningen</w:t>
+      </w:r>
+      <w:r>
+        <w:t>" av landskapet genom täckdikning, dikning av skogsmark etc. Bevara lövskogar och öka andelen löv i barrskog. Gallra inte i onödan och inte alls i sumpskog. Dika inte ut vattensamlingar, sumpskogar, alkärr eller andra våta miljöer. Kring alla boplatser ska det lämnas en skyddszon vid avverkning eller andra skogliga åtgärder. Som tumregel ska skyddszonen vara så bred att boet inte syns väl från öppen mark. Minskningstakten för den svenska populationen bedöms vara nära gränsvärdet för Sårbar (VU) (SLU Artdatabanken, 2026; Skogsstyrelsen, 2016).</w:t>
+      </w:r>
+    </w:p>
+    <w:p>
+      <w:r>
+        <w:rPr>
+          <w:b/>
+        </w:rPr>
+        <w:t>Duvhök (NT, §4)</w:t>
+      </w:r>
+      <w:r>
+        <w:t>, som är rödlistad som nära hotad, har minskat med 15 (0–30) % under de senaste 18 åren och minskningstakten för den svenska populationen bedöms vara nära gränsvärdet för sårbar (VU). Arten är starkt bunden till skogsmark och jagar helst inne i äldre skog. Den missgynnas av stora hyggen och täta planteringar. De gamla fåglarna är i huvudsak stationära i sina revir och boet läggs inne i tät, oftast äldre skog. Kantzoner mot öppen mark undviks och duvhöken, som är beroende av insynsskyddade boplatser, är därför känsligare för slutavverkning än flera andra rovfåglar. Friställande av boträd eller avverkning så att boplatsen blir exponerad mot öppen mark, medför att platsen överges. Eftersom duvhöken helst häckar i gammal skog, är dess häckningsplatser i princip alltid mer eller mindre hotade av skogsbruk och avverkningar (SLU Artdatabanken, 2026; Skogsstyrelsen 2016).</w:t>
+      </w:r>
+    </w:p>
+    <w:p>
+      <w:r>
+        <w:rPr>
+          <w:b/>
+        </w:rPr>
         <w:t>Kungsörn (NT, §4)</w:t>
       </w:r>
       <w:r>
@@ -542,10 +472,10 @@
         <w:rPr>
           <w:b/>
         </w:rPr>
-        <w:t>Pilgrimsfalk (VU, §4)</w:t>
-      </w:r>
-      <w:r>
-        <w:t xml:space="preserve"> är rödlistad som sårbar och är upptagen i bilaga 1 EU:s fågeldirektiv. Den har minskat med 17.5 (15–20) % under de senaste 18 åren och minskningstakten överstiger gränsvärdet för sårbar (VU). Pilgrimsfalken häckar i branta klippväggar, där boet läggs på en öppen, svåråtkomlig klipphylla. Många av de bebodda klippstupen gränsar till skogsmark. Markhäckningar förekommer relativt frekvent på stora, blöta myrar i Norrbottens län. Tidigare var häckningar i risbon, framför allt i fiskgjusebon, förhållandevis vanligt men förekommer numera sällan. Lämna en skyddszon med träd mot häckningsplatsen (klippbranten), så att häckningsmiljön behålls oförändrad. Eventuell skog i själva rasbranten lämnas orörd. Vid häckning i risbon, avstå från avverkning inom 100 meter från boet.  Hänsyn bör tas även till äldre, dokumenterade häckningsplatser även om de för tillfället inte är i bruk (SLU Artdatabanken, 2026; Skogsstyrelsen, 2016).</w:t>
+        <w:t>Sparvuggla (NT, §4)</w:t>
+      </w:r>
+      <w:r>
+        <w:t xml:space="preserve"> är fridlyst enligt 4§ artskyddsförordningen och omfattas av bilaga 1 EU:s fågeldirektiv. Den har minskat med 15 (5–25) % under de senaste 15 åren och minskningstakten för den svenska populationen bedöms vara nära gränsvärdet för Sårbar (VU).  Sparvugglan häckar i naturskog samt i klassisk bondeskog och förekommer främst i större skogsområden som domineras av barrblandskog med stort inslag av asp, björk och andra lövträd. Den behöver relativt stora skogsområden och saknas helt i mindre skogar och isolerade dungar. Reviren är i storleksordningen upp till 200 hektar. Sparvugglan missgynnas av överföring av variationsrika bondeskogar till ensartade produktionsskogar. Särskilt avverkning av lövträdsrika kantzoner och igenplantering av gamla inägor (SLU Artdatabanken, 2026; Skogsstyrelsen, 2016).</w:t>
       </w:r>
     </w:p>
     <w:p>
@@ -553,10 +483,50 @@
         <w:rPr>
           <w:b/>
         </w:rPr>
-        <w:t>Sparvuggla (NT, §4)</w:t>
-      </w:r>
-      <w:r>
-        <w:t xml:space="preserve"> är fridlyst enligt 4§ artskyddsförordningen och omfattas av bilaga 1 EU:s fågeldirektiv. Den har minskat med 15 (5–25) % under de senaste 15 åren och minskningstakten för den svenska populationen bedöms vara nära gränsvärdet för Sårbar (VU).  Sparvugglan häckar i naturskog samt i klassisk bondeskog och förekommer främst i större skogsområden som domineras av barrblandskog med stort inslag av asp, björk och andra lövträd. Den behöver relativt stora skogsområden och saknas helt i mindre skogar och isolerade dungar. Reviren är i storleksordningen upp till 200 hektar. Sparvugglan missgynnas av överföring av variationsrika bondeskogar till ensartade produktionsskogar. Särskilt avverkning av lövträdsrika kantzoner och igenplantering av gamla inägor (SLU Artdatabanken, 2026; Skogsstyrelsen, 2016).</w:t>
+        <w:t>Talltita (NT, §4)</w:t>
+      </w:r>
+      <w:r>
+        <w:t>, rödlistad som nära hotad och prioriterad art i Skogsvårdslagen, har häckningsrevir i anmälan. Arten har minskat kraftigt de senaste 30 åren och minskningstakten innevarande 10-årsperiod beräknas till 20 (10–30) %. Talltitan är synnerligen trogen sitt cirka 15 hektar stora revir och är beroende av flerskiktade olikåldriga skogar för att kunna föda upp sina ungar. Talltitan försvinner om dess livsmiljö kalavverkas (Eggers &amp; Low, 2014; Ekman, 1979; Griesser et al, 2007; Klein, 2020; Siffczyk et al, 2003; SLU Artdatabanken, 2021).</w:t>
+      </w:r>
+    </w:p>
+    <w:p>
+      <w:r>
+        <w:rPr>
+          <w:b/>
+        </w:rPr>
+        <w:t>Bergfink (§4)</w:t>
+      </w:r>
+      <w:r>
+        <w:t xml:space="preserve"> häckar i barr- och blandskog samt i fjällbjörkskog. Den förekommer i Norrland, västra Dalarna och norra Värmland samt sparsamt till sällsynt vidare söderut till mellersta Värmland, norra Västmanland och södra Gästrikland. Bergfink är typisk art för </w:t>
+      </w:r>
+      <w:r>
+        <w:rPr>
+          <w:i/>
+        </w:rPr>
+        <w:t>9040 Fjällbjörkskog</w:t>
+      </w:r>
+      <w:r>
+        <w:t xml:space="preserve"> (SLU Artdatabanken, 2025).</w:t>
+      </w:r>
+    </w:p>
+    <w:p>
+      <w:r>
+        <w:rPr>
+          <w:b/>
+        </w:rPr>
+        <w:t>Gråspett (§4)</w:t>
+      </w:r>
+      <w:r>
+        <w:t xml:space="preserve"> är fridlyst enligt 4§ artskyddsförordningen och upptagen i bilaga 1 fågeldirektivet. Gråspetten är en bra indikator för lövrika områden på landskapsnivå och försvinner när gles, flerskiktad, lövrik skog med hög andel döda och döende träd ersätts av täta, barrdominerade likåldriga bestånd. Arten missgynnas av skogliga åtgärder som minskar mängden död ved, som t.ex. bortrensning av vindfällen, avverkning i sumpskogsmiljöer och på brandfält. Häckningsreviret är stort, cirka 50–100 hektar. Under vintern är gråspetten mer beroende av äldre skog och döda träd och kan då röra sig över betydligt större områden, uppemot 2000–5000 hektar. Gråspett är typisk art för </w:t>
+      </w:r>
+      <w:r>
+        <w:rPr>
+          <w:i/>
+        </w:rPr>
+        <w:t xml:space="preserve">9010 Taiga </w:t>
+      </w:r>
+      <w:r>
+        <w:t>(Skogsstyrelsen, 2016; SLU Artdatabanken, 2025).</w:t>
       </w:r>
     </w:p>
     <w:p>
@@ -671,10 +641,10 @@
         <w:rPr>
           <w:b/>
         </w:rPr>
-        <w:t>Talltita (NT, §4)</w:t>
-      </w:r>
-      <w:r>
-        <w:t>, rödlistad som nära hotad och prioriterad art i Skogsvårdslagen, har häckningsrevir i anmälan. Arten har minskat kraftigt de senaste 30 åren och minskningstakten innevarande 10-årsperiod beräknas till 20 (10–30) %. Talltitan är synnerligen trogen sitt cirka 15 hektar stora revir och är beroende av flerskiktade olikåldriga skogar för att kunna föda upp sina ungar. Talltitan försvinner om dess livsmiljö kalavverkas (Eggers &amp; Low, 2014; Ekman, 1979; Griesser et al, 2007; Klein, 2020; Siffczyk et al, 2003; SLU Artdatabanken, 2021).</w:t>
+        <w:t>Fiskgjuse (§4)</w:t>
+      </w:r>
+      <w:r>
+        <w:t xml:space="preserve"> är fridlyst enligt 4§ artskyddsförordningen och upptagen i bilaga 1 EU:s fågeldirektiv. Den bygger vanligen sitt stora risbo i toppen av en plattkronad, kraftig tall (&gt;90%) med utsikt över omgivningen. Skogsavverkningar utan hänsyn till bevarandet av fiskgjusens boträd och häckningsbiotop utgör en fara genom att tillgången på lämpliga träd minskar. Lämna en skyddszon kring boplatser vid avverkning eller gallring. Boträdets placering styr behovet av skyddszon vilket måste bedömas från fall till fall, men skyddszonen bör vara tillräckligt bred för att behålla skydd mot insyn, erbjuda lämpliga sittplatser och förhindra att boträdet blåser ner. Avstå från skogsbruksåtgärder i hänsynskrävande miljöer, som på uddar eller öar med äldre skog eller hällmarkstallskog där det häckar fiskgjuse. Gör naturvårdsavsättningar i äldre skog i lämpliga områden för fiskgjuse, t.ex. på uddar och i hällmarksområden (SLU Artdatabanken, 2024; Skogsstyrelsen, 2016).</w:t>
       </w:r>
     </w:p>
     <w:p>
@@ -682,23 +652,10 @@
         <w:rPr>
           <w:b/>
         </w:rPr>
-        <w:t>Tornseglare (VU, §4)</w:t>
-      </w:r>
-      <w:r>
-        <w:t xml:space="preserve"> har minskat med 40 (30–50) % under de senaste 24 åren och minskningstakten överstiger gränsvärdet för sårbar (VU). Tornseglaren är en typisk hålhäckare som numera huvudsakligen är knuten till mänsklig bebyggelse. En mindre andel av beståndet häckar i mer ursprungliga miljöer, i första hand i gamla hackspetthål (främst spillkråkehål) och andra typer av håligheter i träd, men även i klippskrevor. I de inre delarna av de två nordligaste länen (Lappland) häckar den huvudsakligen i ren skogsmiljö, framförallt i gammal gles tallskog. För de tornseglare som häckar i träd i Norrlands inland har situationen sannolikt försämrats till följd av minskad mängd hålträd och av stora arealer tät produktionsskog. När arten förekommer i sluten skog handlar det ofta om skyddsvärda skogsmiljöer med äldre tallskog av naturskogskaraktär (SLU Artdatabanken, 2026; Skogsstyrelsen, 2016).</w:t>
-      </w:r>
-    </w:p>
-    <w:p>
-      <w:r>
-        <w:t>I BILAGA 1 finns mer detaljerad information om ekologi samt krav på livsmiljö hos fridlysta arter.</w:t>
-      </w:r>
-    </w:p>
-    <w:p>
-      <w:pPr>
-        <w:pStyle w:val="Heading2"/>
-      </w:pPr>
-      <w:r>
-        <w:t>Övriga naturvårdsarter</w:t>
+        <w:t>Havsörn (§4)</w:t>
+      </w:r>
+      <w:r>
+        <w:t xml:space="preserve"> omfattas av bilaga 1 EU:s fågeldirektiv. Skyddandet av befintliga bon måste upprätthållas och i samband med skogsavverkning bör en skyddszon på minst 100 meters radie runt boplatsen lämnas intakt. Under häckningsperioden (1 januari till 15 augusti) är havsörnen störningskänslig och inga skogsbruksåtgärder eller annan störande verksamhet får förekomma närmare än 500 m från boet under den tiden. För att åstadkomma en succession av lämpliga boträd för kommande generationer av havsörnar behöver ett betydligt större antal s.k. evighetsträd sparas vid avverkningar redan idag (SLU Artdatabanken, 2026; Skogsstyrelsen, 2016).</w:t>
       </w:r>
     </w:p>
     <w:p>
@@ -1049,6 +1006,240 @@
         <w:pStyle w:val="Heading1"/>
       </w:pPr>
       <w:r>
+        <w:t>Knärot – ekologi samt krav på livsmiljön</w:t>
+      </w:r>
+    </w:p>
+    <w:p>
+      <w:r>
+        <w:t xml:space="preserve">Knärot är typisk art för </w:t>
+      </w:r>
+      <w:r>
+        <w:rPr>
+          <w:i/>
+        </w:rPr>
+        <w:t xml:space="preserve">9010 Taiga </w:t>
+      </w:r>
+      <w:r>
+        <w:t>och</w:t>
+      </w:r>
+      <w:r>
+        <w:rPr>
+          <w:i/>
+        </w:rPr>
+        <w:t xml:space="preserve"> 9050 Näringsrik granskog</w:t>
+      </w:r>
+      <w:r>
+        <w:t>, fridlyst enligt 8 och 15 §§ artskyddsförordningen och klassad som sårbar (VU) enligt rödlistan 2020. Knärot är beroende av hög och jämn luftfuktighet i gamla, ostörda skogsmiljöer och är känslig för snabba förändringar av ljus-/vindförhållanden eller uttorkning. På grund av ett alltför intensivt skogsbruk har den minskat med 40 (25–50) % under de senaste 60 åren och i framtiden bedöms minskningstakten uppgå till 30 (20–40) %. Till följd av att arten har en dokumenterat högre minskningstakt i förhållande till sin generationstid än vad som tidigare varit känt (data från Riksskogstaxeringen) höjdes den till hotkategori sårbar (VU) i rödlistan 2020 (SLU Artdatabanken, 2024).</w:t>
+      </w:r>
+    </w:p>
+    <w:p>
+      <w:r>
+        <w:t>En analys av 79 floraväktarlokaler åren 1990–2015 vilka återbesökts under 2020–2024 visade på en tydlig negativ påverkan på knärotsförekomster från större hyggen i närområdet (inom 150–200 m) vilket indikerar att kanteffekter har en stor påverkan på populationerna. Resultaten bekräftar knärotens känslighet för kanteffekter och visar vikten av att skydda större skogsbestånd för att bevara arten. Om det blir höga andelar (&gt;30%) hyggen inom 200 meter från en knärotsförekomst så ökar risken för att en knärotspopulation dör ut och det verkar det behövas någonstans mellan 100 och 150 meters skyddszon för att bevara arten på lång sikt (Sebestyén &amp; Sundberg, 2025). Detta stöds även av en studie (Johansson et al, 2026) baserad på data från Riksskogstaxeringen som visar att knäroten minskat med 66 % under perioden 1993–2022 samt att det finns en stark korrelation mellan minskande arealer kontinuitetsskog och lokal utdöenderisk. Knäroten uppvisade en mycket låg koloniseringsgrad (0,7 % över 10 år) i kombination med hög lokal utrotningsrisk (75,2 %), där utrotningssannolikheten ökade kraftigt när arealen kontinuitetsskog minskade mellan undersökningar, t.ex. på grund av kalhyggesbruk (Johansson et al., 2026).</w:t>
+      </w:r>
+    </w:p>
+    <w:p>
+      <w:r>
+        <w:t xml:space="preserve">Samuel Johnsons doktorsavhandling </w:t>
+      </w:r>
+      <w:r>
+        <w:rPr>
+          <w:i/>
+        </w:rPr>
+        <w:t>“Retention Forestry as a Conservation Measure for Boreal Forest Ground Vegetation”</w:t>
+      </w:r>
+      <w:r>
+        <w:t xml:space="preserve"> (SLU, Uppsala 2014) visar att det krävs väl tilltagna skyddszoner för att knärotens växtplatser inte ska ta skada av skogsbruksåtgärder i intilliggande områden: </w:t>
+      </w:r>
+      <w:r>
+        <w:rPr>
+          <w:i/>
+        </w:rPr>
+        <w:t xml:space="preserve">“Study III shows that retention patches smaller than 0.5 ha do not lifeboat the sensitive forest herb G. repens, a species that depend on stable microclimatic conditions typical for intact forest stands.” </w:t>
+      </w:r>
+      <w:r>
+        <w:t xml:space="preserve">Vidare </w:t>
+      </w:r>
+      <w:r>
+        <w:rPr>
+          <w:i/>
+        </w:rPr>
+        <w:t>“More sensitive forest species are not lifeboated in retention patches ranging from 0.05 to 0.5 ha (Papers II &amp; III).”</w:t>
+      </w:r>
+    </w:p>
+    <w:p>
+      <w:r>
+        <w:t xml:space="preserve">Johnsons (2014) rekommendation på minst 50 meters breda skyddszoner runt knärotens växtplatser motsvarar en areal på 0,78 hektar, vilket ligger i linje med andra studier som gjorts på känsliga skogsarter: </w:t>
+      </w:r>
+      <w:r>
+        <w:rPr>
+          <w:i/>
+        </w:rPr>
+        <w:t>“In study III I also show that translocated specimens of G. repens survives well in mature forests at least 50 m from the nearest edge to an open area. Moreover, measures of temperature and humidity show that such distances from an open area is far enough to offer a microclimate that is more stable compared to what present in retention patches of around 0.1 ha. This means that the very centre of a circular patch with radius 50 m (equals a size of 0.78 ha) should offer conditions similar to interior forest and would perhaps be a suitable habitat for G. repens and similar species. Previous studies from both North America and Sweden have also concluded that patches between 0.5 and one ha are sufficient for preserving interior forest vegetation as well as sensitive lichens and bryophytes (de Graaf &amp; Roberts 2009; Halpern et al. 2012; Rudolphi et al. 2014).”</w:t>
+      </w:r>
+    </w:p>
+    <w:p>
+      <w:r>
+        <w:t>Ytterligare en studie (Koelmeijer m.fl., 2022) inkluderar knärotens skyddsbehov. I uppsatsen berörs problemet med uttorkning för växter, bl.a. för knärot, ett problem som blivit accentuerat på grund av den pågående klimatförändringen och torra somrar, t.ex. den exceptionellt torra sommaren 2018. I uppsatsen undersöks områden med tre olika avstånd från kalhyggeskant med avseende på skydd bl.a. för knärot. Det första området har avstånd upp till 20 m från hyggeskant (Strong edge effect), det andra 20–40 m från hyggeskant (Weak edge effect) och det tredje avser större avstånd från hyggeskant, där kanteffekten anses vara försumbar (Interior). Ett resultat var att man fann stor eller mycket stor uttorkningseffekt på känsliga och rödlistade skogsarter vid de kortare avstånden till hyggeskant, medan effekt av uttorkning inte konstaterades på större avstånd (Interior). För orkidén knärot fann man en rik förekomst (upp till 0,06 dm2/m2) på stort avstånd från hyggeskant (Interior), medan förekomsten var liten eller närmast försumbar i de områden som klassificerades som Weak edge effect respektive Strong edge effect. Arbetet påpekar att de allt oftare förekommande torra somrarna ger ytterligare skäl att utöka skyddsavståndet från hyggen till den fuktkrävande arten knärot (Koelmeijer m.fl., 2022).</w:t>
+      </w:r>
+    </w:p>
+    <w:p>
+      <w:r>
+        <w:t>Även Skogsstyrelsens egen vägledning för hänsyn till knärot ligger i linje med ovanstående forskningsstudier. Av vägledningen framgår det att för med hög sannolikhet kunna bevara befintliga förekomster krävs relativt stora avsättningar av uppvuxen skog med slutet och relativt tätt kronskikt. Som riktlinje kan krävas ett avstånd på 50 meter in från brynet för att vidmakthålla ett fungerande mikroklimat. Detta innebär att fristående hänsynsytor för många arter (kärlväxter, lavar och mossor) kan behöva ha en area överstigande 0,8 hektar (cirkelyta med radien 50 meter = 0,78 hektar) för att bibehålla lokalklimatet. Även ganska små förändringar i form av förändrade ljus- och fuktighetsförhållanden, till exempel till följd av gallring, kan leda till att arten försvinner till följd av konkurrens med mera ljuskrävande och snabbväxande arter (Skogsstyrelsen, 2022).</w:t>
+      </w:r>
+    </w:p>
+    <w:p>
+      <w:r>
+        <w:t>Vid tillämpning av försiktighetsprincipen enligt 2 kap. 3 § miljöbalken bör sålunda 100–150 meters skyddszon lämnas runt knärotens växtplatser.</w:t>
+      </w:r>
+    </w:p>
+    <w:p>
+      <w:pPr>
+        <w:pStyle w:val="Heading2"/>
+      </w:pPr>
+      <w:r>
+        <w:t>Referenser – knärot</w:t>
+      </w:r>
+    </w:p>
+    <w:p>
+      <w:r>
+        <w:t xml:space="preserve">de Graaf M &amp; Roberts M.R., 2009. </w:t>
+      </w:r>
+      <w:r>
+        <w:rPr>
+          <w:i/>
+        </w:rPr>
+        <w:t xml:space="preserve">Short-term response of the herbaceous layer within leave patches after harvest. </w:t>
+      </w:r>
+      <w:r>
+        <w:t>Forest Ecology and Management 257, 1014–1025.</w:t>
+      </w:r>
+    </w:p>
+    <w:p>
+      <w:r>
+        <w:t xml:space="preserve">Halpern, C. B., Halaj, J., Evans, S. A., &amp; Dovciak, M., 2012. </w:t>
+      </w:r>
+      <w:r>
+        <w:rPr>
+          <w:i/>
+        </w:rPr>
+        <w:t xml:space="preserve">Level and pattern of overstory retention interact to shape long-term responses of understories to timber harvest. </w:t>
+      </w:r>
+      <w:r>
+        <w:t>Ecological Applications, 22, 2049–2064.</w:t>
+      </w:r>
+    </w:p>
+    <w:p>
+      <w:r>
+        <w:t>Johansson, V., Jansson, M. och Bergman, K-O</w:t>
+      </w:r>
+      <w:r>
+        <w:rPr>
+          <w:i/>
+        </w:rPr>
+        <w:t>.</w:t>
+      </w:r>
+      <w:r>
+        <w:t>, 2026.</w:t>
+      </w:r>
+      <w:r>
+        <w:rPr>
+          <w:i/>
+        </w:rPr>
+        <w:t xml:space="preserve"> A 30-year population decline of a threatened forest orchid associated with old growth forests</w:t>
+      </w:r>
+      <w:r>
+        <w:t>. Department of Physics, Chemistry and Biology (IFM), Linköping University.</w:t>
+      </w:r>
+    </w:p>
+    <w:p>
+      <w:r>
+        <w:t xml:space="preserve">Johnson, S., 2014. </w:t>
+      </w:r>
+      <w:r>
+        <w:rPr>
+          <w:i/>
+        </w:rPr>
+        <w:t>Retention Forestry as a Conservation Measure for Boreal Forest Ground Vegetation</w:t>
+      </w:r>
+      <w:r>
+        <w:t>. Doktorsavhandling, SLU, Uppsala.</w:t>
+      </w:r>
+    </w:p>
+    <w:p>
+      <w:r>
+        <w:t xml:space="preserve">Koelmeijer, I. A., Ehrlén, J., Jönsson, M., De Frenne, P., Berg, P., Andersson, J., Weibull, H. &amp; Hylander, N. 2022. </w:t>
+      </w:r>
+      <w:r>
+        <w:rPr>
+          <w:i/>
+        </w:rPr>
+        <w:t xml:space="preserve">Interactive effects of drought and edge exposure on old-growth forest understory species. </w:t>
+      </w:r>
+      <w:r>
+        <w:t>Landscape Ecology, 37, sid 1839–1853.</w:t>
+      </w:r>
+    </w:p>
+    <w:p>
+      <w:r>
+        <w:t xml:space="preserve">Rudolphi, J., Jönsson, M. T., &amp; Gustafsson, L., 2014. </w:t>
+      </w:r>
+      <w:r>
+        <w:rPr>
+          <w:i/>
+        </w:rPr>
+        <w:t xml:space="preserve">Biological legacies buffer local species extinction after logging. </w:t>
+      </w:r>
+      <w:r>
+        <w:t>Journal of Applied Ecology. 51, 53–62.</w:t>
+      </w:r>
+    </w:p>
+    <w:p>
+      <w:r>
+        <w:t xml:space="preserve">Sebestyén, L. och Sundberg, S. 2025.  </w:t>
+      </w:r>
+      <w:r>
+        <w:rPr>
+          <w:i/>
+        </w:rPr>
+        <w:t>Påverkan på knärotslokaler från hyggen i närheten.</w:t>
+      </w:r>
+      <w:r>
+        <w:t xml:space="preserve"> DAPHNE 36:1 2025. Botaniska Sällskapet i Stockholm.</w:t>
+      </w:r>
+    </w:p>
+    <w:p>
+      <w:r>
+        <w:t xml:space="preserve">Skogsstyrelsen, 2022. </w:t>
+      </w:r>
+      <w:r>
+        <w:rPr>
+          <w:i/>
+        </w:rPr>
+        <w:t xml:space="preserve">Vägledning för hänsyn till knärot. </w:t>
+      </w:r>
+      <w:r>
+        <w:t>https://www.skogsstyrelsen.se/lag-och-tillsyn/artskydd/vagledningar-och-kunskapsstod-artskydd/vagledning-for-hansyn-till-knarot/.</w:t>
+      </w:r>
+    </w:p>
+    <w:p>
+      <w:r>
+        <w:t xml:space="preserve">SLU Artdatabanken, 2024. </w:t>
+      </w:r>
+      <w:r>
+        <w:rPr>
+          <w:i/>
+        </w:rPr>
+        <w:t xml:space="preserve">Artfaktablad. Naturvård – artfakta. </w:t>
+      </w:r>
+      <w:r>
+        <w:t>SLU Artdatabanken, Uppsala.</w:t>
+      </w:r>
+    </w:p>
+    <w:p>
+      <w:pPr>
+        <w:pStyle w:val="Heading1"/>
+      </w:pPr>
+      <w:r>
         <w:t>Bivråk – ekologi samt krav på livsmiljön</w:t>
       </w:r>
     </w:p>
@@ -1183,6 +1374,510 @@
         <w:pStyle w:val="Heading1"/>
       </w:pPr>
       <w:r>
+        <w:t>Kungsörn – ekologi samt krav på livsmiljön</w:t>
+      </w:r>
+    </w:p>
+    <w:p>
+      <w:r>
+        <w:t>Kungsörn är rödlistad som nära hotad (NT) och fridlyst enligt 4§ Artskyddsförordningen samt upptagen i bilaga 1 EU:s fågeldirektiv. Kungsörnen häckar i skogs- och fjällområden där den bygger stora risbon i grova träd eller på klipphyllor. Risboet är ca 1,5 m i diameter och i extremfall upp till 5 m högt, vanligtvis beläget i en kraftig tall eller i ett klippstup, ofta med utsikt över terrängen. Varje par har ofta flera alternativa boplatser inom sitt revir och dessa kan ligga åtskilliga kilometer från varandra (upp till 6,5 km konstaterat i Norge). Bon i träd placeras oftast på 2/3 höjd, mera sällan i eller nära toppen (SLU Artdatabanken, 2024).</w:t>
+      </w:r>
+    </w:p>
+    <w:p>
+      <w:r>
+        <w:t>I marker med medelgod bytestillgång är avståndet mellan etablerade par under naturliga förhållanden i genomsnitt cirka 10 km. I områden med gott om byten, som t.ex. i Skåne och Gotland men lokalt även i Norrland, kan avstånden vara betydligt kortare. Till exempel på Gotland har samtidiga häckningar skett i bon belägna endast lite drygt tre kilometer från varandra. I fattiga norrlandsskogar är medelavståndet mellan paren drygt 15 km. (SLU Artdatabanken, 2024).</w:t>
+      </w:r>
+    </w:p>
+    <w:p>
+      <w:r>
+        <w:t>Boträd får inte avverkas och skyddande skog bör vid avverkning alltid sparas runt örnbon, även runt s.k. alternativbon. Som utgångspunkt vid bedömning av hur mycket skog som skall lämnas runt boträdet bör 200 meters radie gälla. Under häckningsperioden (1 januari till 31 augusti) är kungsörnen störningskänslig och inga skogsbruksåtgärder eller annan störande berksamhet får förekomma närmare än 500 m från boet under den tiden. Arealen på det sparade skogspartiet kan uppgå till åtskilliga tiotals hektar beroende på t.ex. topografi, vindexponering och insyn. Det är även värdefullt om sammanhängande skog kan lämnas i någon riktning. Avverkning av gammelskog i bergsbranter och annan svår terräng måste undvikas (SLU Artdatabanken, 2024; Skogsstyrelsen, 2016).</w:t>
+      </w:r>
+    </w:p>
+    <w:p>
+      <w:r>
+        <w:t>Kungsörnen har på lång sikt en något osäker framtid på grund av den genomhuggning och kalavverkning av äldre, urskogsartade bestånd som fortfarande sker långt upp mot fjällområdena. Därvid kan brist på lämpliga boträd uppstå, likaså försämrad bytestillgång. Boträden, tallar i minst 95 % av fallen, bör vara kraftiga och i Norrland helst minst 200 år gamla. Medelåldern på 97 friska träd var 311 år vid en studie i Norrland 1975–1980. På Gotland har medelåldern på boträden konstaterats vara 145 år. Den gammelskog som i dagens läge finns kvar i Norrland hittas framför allt i svåravverkade, branta sluttningar i anslutning till berg, på blockrika berg, i eller i anslutning till raviner och sprickdalar eller på myrholmar. Eftersom ungefär halva den svenska kungsörnsstammen är beroende av lämpliga boträd skulle en mer omfattande avverkning i ovan nämnda terrängtyper troligen vara starkt negativ för artens fortbestånd. (SLU Artdatabanken, 2024).</w:t>
+      </w:r>
+    </w:p>
+    <w:p>
+      <w:pPr>
+        <w:pStyle w:val="Heading2"/>
+      </w:pPr>
+      <w:r>
+        <w:t>Referenser – kungsörn</w:t>
+      </w:r>
+    </w:p>
+    <w:p>
+      <w:r>
+        <w:t xml:space="preserve">Skogsstyrelsen, 2016. </w:t>
+      </w:r>
+      <w:r>
+        <w:rPr>
+          <w:i/>
+        </w:rPr>
+        <w:t xml:space="preserve">Vägledning för hänsyn till kungsörn. </w:t>
+      </w:r>
+      <w:r>
+        <w:t>Vägledningar och kunskapsstöd artskydd – Skogsstyrelsen</w:t>
+      </w:r>
+    </w:p>
+    <w:p>
+      <w:r>
+        <w:t xml:space="preserve">SLU Artdatabanken, 2024. </w:t>
+      </w:r>
+      <w:r>
+        <w:rPr>
+          <w:i/>
+        </w:rPr>
+        <w:t xml:space="preserve">Artfaktablad. Naturvård – artfakta. </w:t>
+      </w:r>
+      <w:r>
+        <w:t>SLU Artdatabanken, Uppsala</w:t>
+      </w:r>
+    </w:p>
+    <w:p>
+      <w:pPr>
+        <w:pStyle w:val="Heading1"/>
+      </w:pPr>
+      <w:r>
+        <w:t>Mindre hackspett – ekologi samt krav på livsmiljön</w:t>
+      </w:r>
+    </w:p>
+    <w:p>
+      <w:r>
+        <w:t xml:space="preserve">Mindre hackspett (NT) är rödlistad som nära hotad, fridlyst och prioriterad art i Skogsvårdslagen. Den är typisk art för </w:t>
+      </w:r>
+      <w:r>
+        <w:rPr>
+          <w:i/>
+        </w:rPr>
+        <w:t>9010 Taiga, 9750 Svämlövskog, 9080 Lövsumpskog, 9030 Landhöjningsskog och 9040 Fjällbjörkskog</w:t>
+      </w:r>
+      <w:r>
+        <w:t>. Minskningstakten har uppgått till 25 (10–40) % under de senaste 15 åren och bedöms vara nära gränsvärdet för Sårbar (VU). (A2bc). (SLU Artdatabanken 2021).</w:t>
+      </w:r>
+    </w:p>
+    <w:p>
+      <w:r>
+        <w:t>Den mindre hackspetten lever i löv- och blandskog med förekomst av äldre lövträd, gärna ädellövträd i södra Sverige. Norrut förekommer arten i gamla löv- och blandskogar med al, björk och asp. Ett mycket glest bestånd förekommer i fjällbjörkskogen. Under vintern kan födosök ske även i äldre grandominerad skog, troligen för att den ger bättre skydd mot rovdjur och rovfåglar än ren lövskog. (SLU Artdatabanken, 2021).</w:t>
+      </w:r>
+    </w:p>
+    <w:p>
+      <w:r>
+        <w:t>Arten har stora revir och höga krav när det gäller förekomst av lövskog på landskapsnivå. För att häcka framgångsrikt behöver ett par cirka 40 ha äldre lövdominerad skog inom ett område på upp till 200 ha. Under vintern utsträcks födosöket till ett större område på flera hundra hektar, men varje individ återvänder till samma natthål kväll efter kväll. Arten häckar i murkna lövträdsstammar eller stubbar (oftast klibbal eller björk), vanligen 3–7 meter över marken. Ett nytt bohål hackas ut varje vår (Skogsstyrelsen, 2016 &amp; SLU Artdatabanken, 2021).</w:t>
+      </w:r>
+    </w:p>
+    <w:p>
+      <w:r>
+        <w:t>Den mindre hackspetten missgynnas av gallring i löv- och blandskogar, om lövträd tas bort. Vidare så missgynnas arten starkt genom avverkning av äldre lövträd, dränering och avverkning av al- och björkkärr, röjning eller gallring av täta strandskogar, alkärr samt borttagande av murkna träd och grenar. Nedhuggning av äldre hagmarksbjörkar och alar är också negativt. Arten hotas dessutom av biobränsleuttag i gamla inägomarker och andra lövskogar (Skogsstyrelsen, 2016 &amp; SLU Artdatabanken, 2021).</w:t>
+      </w:r>
+    </w:p>
+    <w:p>
+      <w:pPr>
+        <w:pStyle w:val="Heading2"/>
+      </w:pPr>
+      <w:r>
+        <w:t>Referenser – mindre hackspett</w:t>
+      </w:r>
+    </w:p>
+    <w:p>
+      <w:r>
+        <w:t xml:space="preserve">Skogsstyrelsen, 2016. </w:t>
+      </w:r>
+      <w:r>
+        <w:rPr>
+          <w:i/>
+        </w:rPr>
+        <w:t xml:space="preserve">Vägledning för hänsyn till mindre hackspett. </w:t>
+      </w:r>
+      <w:r>
+        <w:t>https://www.skogsstyrelsen.se/globalassets/lag-och-tillsyn/artskydd/vagledningar-for-hansyn-till-faglar/mindre-hackspett-vagledning-hansyn2.pdf</w:t>
+      </w:r>
+    </w:p>
+    <w:p>
+      <w:r>
+        <w:t xml:space="preserve">SLU Artdatabanken, 2021. </w:t>
+      </w:r>
+      <w:r>
+        <w:rPr>
+          <w:i/>
+        </w:rPr>
+        <w:t xml:space="preserve">Artfaktablad. Naturvård – artfakta. </w:t>
+      </w:r>
+      <w:r>
+        <w:t>SLU Artdatabanken, Uppsala</w:t>
+      </w:r>
+    </w:p>
+    <w:p>
+      <w:pPr>
+        <w:pStyle w:val="Heading1"/>
+      </w:pPr>
+      <w:r>
+        <w:t>Nordfladdermus – ekologi samt krav på livsmiljön</w:t>
+      </w:r>
+    </w:p>
+    <w:p>
+      <w:r>
+        <w:t>Nordfladdermus (NT, §4a) omfattas av bilaga 4 EU:s art- och habitatdirektiv vilket innebär ett strikt skydd för arten och dess livsmiljöer. Arten har minskat med 27,5 (5–50) % under de senaste 21 åren och minskningstakten för den svenska populationen bedöms vara nära gränsvärdet för Sårbar (VU). (A2bc) (SLU Artdatabanken, 2024).</w:t>
+      </w:r>
+    </w:p>
+    <w:p>
+      <w:r>
+        <w:t>Nordfladdermus föredrar variationsrik skog med förekomst av sjöar, vattendrag och våtmarker och hittas framförallt i halvöppna miljöer som trädbärande beteshagar och i kantzoner mellan skog och odlingsmark. Den undviker stora öppna områden som stora hyggen och större sammanhängande planteringar vilket minskar längden bryn och landskapets heterogenitet och därmed födotillgången och mängden lämpliga jaktplatser. Skogsbruksåtgärder som leder till minskad förekomst av äldre, gles skog och då särskilt tillgång på hålträd och träd med löst sittande bark kan leda till brist på koloniplatser och viloplatser (SLU Artdatabanken, 2024; Skogsstyrelsen, 2016).</w:t>
+      </w:r>
+    </w:p>
+    <w:p>
+      <w:r>
+        <w:t>Fladdermöss är beroende av hänsyn på landskapsnivå och det är viktigt att alla typer av vatten och våtmarker samt fuktiga skogspartier återställs och bevaras. Sväm- och sumpskog ska alltid sparas, och äldre lövmiljöer bör alltid sparas för födosök, koloniplatser och viloplatser. Utöver kantzoner mot vatten och våtmarker bör tillräckligt breda skyddszoner av uppväxt skog sparas för att skapa och bevara vindskyddade födosöksmiljöer. Genom att binda samman befintliga skogsbestånd med korridorer av uppvuxen skog skapas ett fladdermusvänligt landskap (SLU Artdatabanken, 2024; Skogsstyrelsen, 2016).</w:t>
+      </w:r>
+    </w:p>
+    <w:p>
+      <w:pPr>
+        <w:pStyle w:val="Heading2"/>
+      </w:pPr>
+      <w:r>
+        <w:t>Referenser – nordfladdermus</w:t>
+      </w:r>
+    </w:p>
+    <w:p>
+      <w:r>
+        <w:t xml:space="preserve">Skogsstyrelsen, 2016. </w:t>
+      </w:r>
+      <w:r>
+        <w:rPr>
+          <w:i/>
+        </w:rPr>
+        <w:t xml:space="preserve">Vägledning för hänsyn till nordfladdermus. </w:t>
+      </w:r>
+      <w:r>
+        <w:t>Vägledningar och kunskapsstöd artskydd - Skogsstyrelsen</w:t>
+      </w:r>
+    </w:p>
+    <w:p>
+      <w:r>
+        <w:t>SLU Artdatabanken, 2024.</w:t>
+      </w:r>
+      <w:r>
+        <w:rPr>
+          <w:i/>
+        </w:rPr>
+        <w:t xml:space="preserve">  Artfakta: nordfladdermus (Eptesicus nilssonii). </w:t>
+      </w:r>
+      <w:r>
+        <w:t>https://artfakta.se/taxa/205998</w:t>
+      </w:r>
+    </w:p>
+    <w:p>
+      <w:pPr>
+        <w:pStyle w:val="Heading1"/>
+      </w:pPr>
+      <w:r>
+        <w:t>Sparvuggla – ekologi samt krav på livsmiljön</w:t>
+      </w:r>
+    </w:p>
+    <w:p>
+      <w:r>
+        <w:t>Sparvuggla (NT, §4) är fridlyst enligt 4§ artskyddsförordningen och omfattas av bilaga 1 EU:s fågeldirektiv. Den har minskat med 15 (5–25) % under de senaste 15 åren och minskningstakten för den svenska populationen bedöms vara nära gränsvärdet för Sårbar (VU) (SLU Artdatabanken 2026).</w:t>
+      </w:r>
+    </w:p>
+    <w:p>
+      <w:r>
+        <w:t>Sparvugglan häckar i naturskog samt i klassisk bondeskog och förekommer främst i större skogsområden som domineras av barrblandskog med stort inslag av asp, björk och andra lövträd. Den behöver relativt stora skogsområden och saknas helt i mindre skogar och isolerade dungar. Reviren är i storleksordningen upp till 200 hektar. Sparvugglan missgynnas av överföring av variationsrika bondeskogar till ensartade produktionsskogar – särskilt avverkning av lövträdsrika kantzoner och igenplantering av gamla inägor (Skogsstyrelsen, 2016).</w:t>
+      </w:r>
+    </w:p>
+    <w:p>
+      <w:pPr>
+        <w:pStyle w:val="Heading2"/>
+      </w:pPr>
+      <w:r>
+        <w:t>Referenser – sparvuggla</w:t>
+      </w:r>
+    </w:p>
+    <w:p>
+      <w:r>
+        <w:t xml:space="preserve">Skogsstyrelsen, 2016. </w:t>
+      </w:r>
+      <w:r>
+        <w:rPr>
+          <w:i/>
+        </w:rPr>
+        <w:t>Vägledning för hänsyn till sparvuggla.</w:t>
+      </w:r>
+    </w:p>
+    <w:p>
+      <w:r>
+        <w:t xml:space="preserve">SLU Artdatabanken, 2026. </w:t>
+      </w:r>
+      <w:r>
+        <w:rPr>
+          <w:i/>
+        </w:rPr>
+        <w:t xml:space="preserve">Artfaktablad. Naturvård – artfakta. </w:t>
+      </w:r>
+      <w:r>
+        <w:t>SLU Artdatabanken, Uppsala.</w:t>
+      </w:r>
+    </w:p>
+    <w:p>
+      <w:pPr>
+        <w:pStyle w:val="Heading1"/>
+      </w:pPr>
+      <w:r>
+        <w:t>Talltita – ekologi samt krav på livsmiljön</w:t>
+      </w:r>
+    </w:p>
+    <w:p>
+      <w:r>
+        <w:t>Talltita är rödlistad som NT, fridlyst och prioriterad art i Skogsvårdslagen. Den omfattas av EU:s fågeldirektiv. Arten har minskat kraftigt de senaste 30 åren och minskningstakten innevarande 10-årsperiod beräknas till 20 (10–30) % (SLU Artdatabanken, 2022).</w:t>
+      </w:r>
+    </w:p>
+    <w:p>
+      <w:r>
+        <w:t>Talltita föredrar större sammanhängande barrskogar, och finns såväl i tallskog som granskog och i lövblandad barrskog. Skogens struktur är viktig och ska helst vara flerskiktad med riklig underväxt av mindre granar, björk och andra lövträd och buskar. Tillgång på murknande högstubbar är särskilt viktig, eftersom talltitan helst själv hackar ut sitt bohål (SLU Artdatabanken, 2022).</w:t>
+      </w:r>
+    </w:p>
+    <w:p>
+      <w:r>
+        <w:t>Det finns flera studier som visar att talltita är känslig för gallring och inte överlever när dess livsmiljö kalavverkas (Eggers and Low, 2014; Griesser et al., 2007; Klein, 2020). Talltitans revir är förhållandevis stora, 10–20 hektar och arten missgynnas när skogen fragmenteras. Kalavverkning av större delar av reviret innebär att det överges (Artdatabanken, 2021).</w:t>
+      </w:r>
+    </w:p>
+    <w:p>
+      <w:r>
+        <w:t>Talltitan är synnerligen trogen sitt revir så länge paret lever och biotopen förblir intakt. Paret stannar i sitt revir året om. En förlust av ett revir har därför en stor inverkan på den lokala populationen och trakthyggesbruket anses vara orsak till den svenska populationens kraftiga minskning. Talltiteparets revirtrohet innebär att närhelst under året man observerar en adult talltita så ingår denna plats i reviret (Siffczyk et al., 2003; Ekman, 1979).</w:t>
+      </w:r>
+    </w:p>
+    <w:p>
+      <w:pPr>
+        <w:pStyle w:val="Heading2"/>
+      </w:pPr>
+      <w:r>
+        <w:t>Referenser – talltita</w:t>
+      </w:r>
+    </w:p>
+    <w:p>
+      <w:r>
+        <w:t xml:space="preserve">Eggers, S., Low, M., 2014. </w:t>
+      </w:r>
+      <w:r>
+        <w:rPr>
+          <w:i/>
+        </w:rPr>
+        <w:t xml:space="preserve">Differential demographic responses of sympatric Parids to vegetation management in boreal forest. </w:t>
+      </w:r>
+      <w:r>
+        <w:t>For. Ecol. Manage. 319, 169–175.</w:t>
+      </w:r>
+    </w:p>
+    <w:p>
+      <w:r>
+        <w:t xml:space="preserve">Ekman, J., 1979. </w:t>
+      </w:r>
+      <w:r>
+        <w:rPr>
+          <w:i/>
+        </w:rPr>
+        <w:t xml:space="preserve">Coherence, composition and territories of winter social groups of the Willow Tit Parus montanus and the Crested Tit P. cristatus. </w:t>
+      </w:r>
+      <w:r>
+        <w:t>Ornis Scandinavica, 10, pp 56–68</w:t>
+      </w:r>
+    </w:p>
+    <w:p>
+      <w:r>
+        <w:t xml:space="preserve">Griesser, M., Nystrand, M., Eggers, S., Ekman, J., 2007. </w:t>
+      </w:r>
+      <w:r>
+        <w:rPr>
+          <w:i/>
+        </w:rPr>
+        <w:t xml:space="preserve">Impact of forestry practices on fitness correlates and population productivity in an open-nesting bird species. </w:t>
+      </w:r>
+      <w:r>
+        <w:t>Conserv. Biol. 21, 767–774. https://doi.org/10.1111/j.1523- 1739.2007.00675.x</w:t>
+      </w:r>
+    </w:p>
+    <w:p>
+      <w:r>
+        <w:t xml:space="preserve">Klein, J., 2020. </w:t>
+      </w:r>
+      <w:r>
+        <w:rPr>
+          <w:i/>
+        </w:rPr>
+        <w:t xml:space="preserve">The forgotten forest – On thinning, retention, and biodiversity in the boreal forest. </w:t>
+      </w:r>
+      <w:r>
+        <w:t>Doctoral Thesis No. 2020:50</w:t>
+      </w:r>
+    </w:p>
+    <w:p>
+      <w:r>
+        <w:t xml:space="preserve">Siffczyk, C., Brotons, L., Kangas, K., Orell, M., 2003. </w:t>
+      </w:r>
+      <w:r>
+        <w:rPr>
+          <w:i/>
+        </w:rPr>
+        <w:t xml:space="preserve">Home range size of willow tits. </w:t>
+      </w:r>
+      <w:r>
+        <w:t>Oecologica, 136, 635–642 (2003)</w:t>
+      </w:r>
+    </w:p>
+    <w:p>
+      <w:r>
+        <w:t xml:space="preserve">SLU Artdatabanken, 2021. </w:t>
+      </w:r>
+      <w:r>
+        <w:rPr>
+          <w:i/>
+        </w:rPr>
+        <w:t xml:space="preserve">Artfaktablad. Naturvård – artfakta. </w:t>
+      </w:r>
+      <w:r>
+        <w:t>SLU Artdatabanken, Uppsala</w:t>
+      </w:r>
+    </w:p>
+    <w:p>
+      <w:pPr>
+        <w:pStyle w:val="Heading1"/>
+      </w:pPr>
+      <w:r>
+        <w:t>Spillkråka – ekologi samt krav på livsmiljön</w:t>
+      </w:r>
+    </w:p>
+    <w:p>
+      <w:r>
+        <w:t xml:space="preserve">Spillkråka (§4) ingår i bilaga 1 EU:s fågeldirektiv och är typisk art för </w:t>
+      </w:r>
+      <w:r>
+        <w:rPr>
+          <w:i/>
+        </w:rPr>
+        <w:t xml:space="preserve">9010 Taiga </w:t>
+      </w:r>
+      <w:r>
+        <w:t>och</w:t>
+      </w:r>
+      <w:r>
+        <w:rPr>
+          <w:i/>
+        </w:rPr>
+        <w:t xml:space="preserve"> 9740 Skogsbevuxen myr</w:t>
+      </w:r>
+      <w:r>
+        <w:t>. Den lever i både barr- och blandskog liksom i ren lövskog. De tätaste populationerna tenderar att finnas i äldre, variationsrik blandskog med gott om död ved och gamla träd. Varje par utnyttjar 400–1000 hektar skog beroende på skogens kvalitet. Skogsbruk med korta omloppstider och täta, homogena ungskogar utgör det största hotet (SLU Artdatabanken, 2026).</w:t>
+      </w:r>
+    </w:p>
+    <w:p>
+      <w:r>
+        <w:t>Spillkråka är en nyckelart i skogliga miljöer vars övergivna bohål utnyttjas av flera andra hålhäckande fågelarter och fladdermöss, däribland pärluggla (EN, §4), knipa (§4), salskrake (§4) och skogsduva (§4). Hökuggla (VU, §4) och slaguggla (§4) häckar ofta i högstubbar som brutits av i höjd med ett gammalt spillkråkebo (Skogsstyrelsen, 2016).</w:t>
+      </w:r>
+    </w:p>
+    <w:p>
+      <w:pPr>
+        <w:pStyle w:val="Heading2"/>
+      </w:pPr>
+      <w:r>
+        <w:t>Referenser – spillkråka</w:t>
+      </w:r>
+    </w:p>
+    <w:p>
+      <w:r>
+        <w:t xml:space="preserve">Skogsstyrelsen, 2016. </w:t>
+      </w:r>
+      <w:r>
+        <w:rPr>
+          <w:i/>
+        </w:rPr>
+        <w:t xml:space="preserve">Vägledning för hänsyn till spillkråka. </w:t>
+      </w:r>
+      <w:r>
+        <w:t>Vägledningar och kunskapsstöd artskydd – Skogsstyrelsen.</w:t>
+      </w:r>
+    </w:p>
+    <w:p>
+      <w:r>
+        <w:t xml:space="preserve">SLU Artdatabanken, 2026. </w:t>
+      </w:r>
+      <w:r>
+        <w:rPr>
+          <w:i/>
+        </w:rPr>
+        <w:t xml:space="preserve">Artfaktablad. Naturvård – artfakta. </w:t>
+      </w:r>
+      <w:r>
+        <w:t>SLU Artdatabanken, Uppsala.</w:t>
+      </w:r>
+    </w:p>
+    <w:p>
+      <w:pPr>
+        <w:pStyle w:val="Heading1"/>
+      </w:pPr>
+      <w:r>
+        <w:t>Tallbit – ekologi samt krav på livsmiljön</w:t>
+      </w:r>
+    </w:p>
+    <w:p>
+      <w:r>
+        <w:t xml:space="preserve">Tallbit (§4) är typisk art för </w:t>
+      </w:r>
+      <w:r>
+        <w:rPr>
+          <w:i/>
+        </w:rPr>
+        <w:t>9010 Taiga</w:t>
+      </w:r>
+      <w:r>
+        <w:t xml:space="preserve"> och prioriterad art enligt Skogsvårdslagen. Den förekommer från norra Dalarna och norrut genom de inre delarna av Norrland, norrut till norra Norrbotten. Tallbiten ställer höga krav på sin livsmiljö och permanent förekomst av häckande tallbit finns huvudsakligen i gammal grandominerad barrblandskog av naturskogskaraktär med inslag av björk, gråal, rönn och viden, påfallande ofta i områden med inslag av myrmark och små vattendrag. Reviren är relativt stora (12–75 hektar enligt befintliga studier) och arten saknas i områden med storskaligt skogsbruk med hög andel stora hyggen och täta ungskogar. Områden med dokumenterad permanent förekomst har ofta så stora naturvärden att skogsbruk är olämpligt (SLU Artdatabanken, 2026; Skogsstyrelsen, 2016).</w:t>
+      </w:r>
+    </w:p>
+    <w:p>
+      <w:r>
+        <w:t>Arealerna grandominerad naturskog har i stora delar av landet blivit allt för små, och bestånden är dessutom i många fall allt för isolerade, för att kunna upprätthålla stabila populationer. Omdaningen av naturskogsartad skog till produktionsskog medför en förlust av viktiga häckningsmiljöer, något som förstärks av ökad fragmentering av kvarvarande naturskogsartade bestånd. Områden med dokumenterad permanent förekomst i naturskogsmiljöer kan ha så stora naturvärden att de bör bli föremål för områdesskydd eller naturvårdsavsättningar (Skogsstyrelsen, 2016).</w:t>
+      </w:r>
+    </w:p>
+    <w:p>
+      <w:r>
+        <w:t>Tallbiten flyttar normalt endast begränsade sträckor inom norra barrskogsregionen och de flesta vintrar ses den endast i mycket liten omfattning utanför häckningsområdet. Med långa och oregelbundna mellanrum uppträder tallbiten invasionsaktigt och i samband med sådana rörelser kan den observeras i stora delar av Sverige (SLU Artdatabanken, 2026).</w:t>
+      </w:r>
+    </w:p>
+    <w:p>
+      <w:pPr>
+        <w:pStyle w:val="Heading2"/>
+      </w:pPr>
+      <w:r>
+        <w:t>Referenser – tallbit</w:t>
+      </w:r>
+    </w:p>
+    <w:p>
+      <w:r>
+        <w:t xml:space="preserve">Skogsstyrelsen, 2016. </w:t>
+      </w:r>
+      <w:r>
+        <w:rPr>
+          <w:i/>
+        </w:rPr>
+        <w:t xml:space="preserve">Vägledning för hänsyn till tallbit. </w:t>
+      </w:r>
+      <w:r>
+        <w:t>Vägledningar och kunskapsstöd artskydd - Skogsstyrelsen</w:t>
+      </w:r>
+    </w:p>
+    <w:p>
+      <w:r>
+        <w:t>SLU Artdatabanken, 2026.</w:t>
+      </w:r>
+      <w:r>
+        <w:rPr>
+          <w:i/>
+        </w:rPr>
+        <w:t xml:space="preserve"> Artfakta: tallbit (Pinicola enucleator).</w:t>
+      </w:r>
+    </w:p>
+    <w:p>
+      <w:pPr>
+        <w:pStyle w:val="Heading1"/>
+      </w:pPr>
+      <w:r>
         <w:t>Havsörn – ekologi samt krav på livsmiljön</w:t>
       </w:r>
     </w:p>
@@ -1231,744 +1926,6 @@
     <w:p>
       <w:r>
         <w:t xml:space="preserve">SLU Artdatabanken, 2026. </w:t>
-      </w:r>
-      <w:r>
-        <w:rPr>
-          <w:i/>
-        </w:rPr>
-        <w:t xml:space="preserve">Artfaktablad. Naturvård – artfakta. </w:t>
-      </w:r>
-      <w:r>
-        <w:t>SLU Artdatabanken, Uppsala</w:t>
-      </w:r>
-    </w:p>
-    <w:p>
-      <w:pPr>
-        <w:pStyle w:val="Heading1"/>
-      </w:pPr>
-      <w:r>
-        <w:t>Knärot – ekologi samt krav på livsmiljön</w:t>
-      </w:r>
-    </w:p>
-    <w:p>
-      <w:r>
-        <w:t xml:space="preserve">Knärot är typisk art för </w:t>
-      </w:r>
-      <w:r>
-        <w:rPr>
-          <w:i/>
-        </w:rPr>
-        <w:t xml:space="preserve">9010 Taiga </w:t>
-      </w:r>
-      <w:r>
-        <w:t>och</w:t>
-      </w:r>
-      <w:r>
-        <w:rPr>
-          <w:i/>
-        </w:rPr>
-        <w:t xml:space="preserve"> 9050 Näringsrik granskog</w:t>
-      </w:r>
-      <w:r>
-        <w:t>, fridlyst enligt 8 och 15 §§ artskyddsförordningen och klassad som sårbar (VU) enligt rödlistan 2020. Knärot är beroende av hög och jämn luftfuktighet i gamla, ostörda skogsmiljöer och är känslig för snabba förändringar av ljus-/vindförhållanden eller uttorkning. På grund av ett alltför intensivt skogsbruk har den minskat med 40 (25–50) % under de senaste 60 åren och i framtiden bedöms minskningstakten uppgå till 30 (20–40) %. Till följd av att arten har en dokumenterat högre minskningstakt i förhållande till sin generationstid än vad som tidigare varit känt (data från Riksskogstaxeringen) höjdes den till hotkategori sårbar (VU) i rödlistan 2020 (SLU Artdatabanken, 2024).</w:t>
-      </w:r>
-    </w:p>
-    <w:p>
-      <w:r>
-        <w:t>En analys av 79 floraväktarlokaler åren 1990–2015 vilka återbesökts under 2020–2024 visade på en tydlig negativ påverkan på knärotsförekomster från större hyggen i närområdet (inom 150–200 m) vilket indikerar att kanteffekter har en stor påverkan på populationerna. Resultaten bekräftar knärotens känslighet för kanteffekter och visar vikten av att skydda större skogsbestånd för att bevara arten. Om det blir höga andelar (&gt;30%) hyggen inom 200 meter från en knärotsförekomst så ökar risken för att en knärotspopulation dör ut och det verkar det behövas någonstans mellan 100 och 150 meters skyddszon för att bevara arten på lång sikt (Sebestyén &amp; Sundberg, 2025). Detta stöds även av en studie (Johansson et al, 2026) baserad på data från Riksskogstaxeringen som visar att knäroten minskat med 66 % under perioden 1993–2022 samt att det finns en stark korrelation mellan minskande arealer kontinuitetsskog och lokal utdöenderisk. Knäroten uppvisade en mycket låg koloniseringsgrad (0,7 % över 10 år) i kombination med hög lokal utrotningsrisk (75,2 %), där utrotningssannolikheten ökade kraftigt när arealen kontinuitetsskog minskade mellan undersökningar, t.ex. på grund av kalhyggesbruk (Johansson et al., 2026).</w:t>
-      </w:r>
-    </w:p>
-    <w:p>
-      <w:r>
-        <w:t xml:space="preserve">Samuel Johnsons doktorsavhandling </w:t>
-      </w:r>
-      <w:r>
-        <w:rPr>
-          <w:i/>
-        </w:rPr>
-        <w:t>“Retention Forestry as a Conservation Measure for Boreal Forest Ground Vegetation”</w:t>
-      </w:r>
-      <w:r>
-        <w:t xml:space="preserve"> (SLU, Uppsala 2014) visar att det krävs väl tilltagna skyddszoner för att knärotens växtplatser inte ska ta skada av skogsbruksåtgärder i intilliggande områden: </w:t>
-      </w:r>
-      <w:r>
-        <w:rPr>
-          <w:i/>
-        </w:rPr>
-        <w:t xml:space="preserve">“Study III shows that retention patches smaller than 0.5 ha do not lifeboat the sensitive forest herb G. repens, a species that depend on stable microclimatic conditions typical for intact forest stands.” </w:t>
-      </w:r>
-      <w:r>
-        <w:t xml:space="preserve">Vidare </w:t>
-      </w:r>
-      <w:r>
-        <w:rPr>
-          <w:i/>
-        </w:rPr>
-        <w:t>“More sensitive forest species are not lifeboated in retention patches ranging from 0.05 to 0.5 ha (Papers II &amp; III).”</w:t>
-      </w:r>
-    </w:p>
-    <w:p>
-      <w:r>
-        <w:t xml:space="preserve">Johnsons (2014) rekommendation på minst 50 meters breda skyddszoner runt knärotens växtplatser motsvarar en areal på 0,78 hektar, vilket ligger i linje med andra studier som gjorts på känsliga skogsarter: </w:t>
-      </w:r>
-      <w:r>
-        <w:rPr>
-          <w:i/>
-        </w:rPr>
-        <w:t>“In study III I also show that translocated specimens of G. repens survives well in mature forests at least 50 m from the nearest edge to an open area. Moreover, measures of temperature and humidity show that such distances from an open area is far enough to offer a microclimate that is more stable compared to what present in retention patches of around 0.1 ha. This means that the very centre of a circular patch with radius 50 m (equals a size of 0.78 ha) should offer conditions similar to interior forest and would perhaps be a suitable habitat for G. repens and similar species. Previous studies from both North America and Sweden have also concluded that patches between 0.5 and one ha are sufficient for preserving interior forest vegetation as well as sensitive lichens and bryophytes (de Graaf &amp; Roberts 2009; Halpern et al. 2012; Rudolphi et al. 2014).”</w:t>
-      </w:r>
-    </w:p>
-    <w:p>
-      <w:r>
-        <w:t>Ytterligare en studie (Koelmeijer m.fl., 2022) inkluderar knärotens skyddsbehov. I uppsatsen berörs problemet med uttorkning för växter, bl.a. för knärot, ett problem som blivit accentuerat på grund av den pågående klimatförändringen och torra somrar, t.ex. den exceptionellt torra sommaren 2018. I uppsatsen undersöks områden med tre olika avstånd från kalhyggeskant med avseende på skydd bl.a. för knärot. Det första området har avstånd upp till 20 m från hyggeskant (Strong edge effect), det andra 20–40 m från hyggeskant (Weak edge effect) och det tredje avser större avstånd från hyggeskant, där kanteffekten anses vara försumbar (Interior). Ett resultat var att man fann stor eller mycket stor uttorkningseffekt på känsliga och rödlistade skogsarter vid de kortare avstånden till hyggeskant, medan effekt av uttorkning inte konstaterades på större avstånd (Interior). För orkidén knärot fann man en rik förekomst (upp till 0,06 dm2/m2) på stort avstånd från hyggeskant (Interior), medan förekomsten var liten eller närmast försumbar i de områden som klassificerades som Weak edge effect respektive Strong edge effect. Arbetet påpekar att de allt oftare förekommande torra somrarna ger ytterligare skäl att utöka skyddsavståndet från hyggen till den fuktkrävande arten knärot (Koelmeijer m.fl., 2022).</w:t>
-      </w:r>
-    </w:p>
-    <w:p>
-      <w:r>
-        <w:t>Även Skogsstyrelsens egen vägledning för hänsyn till knärot ligger i linje med ovanstående forskningsstudier. Av vägledningen framgår det att för med hög sannolikhet kunna bevara befintliga förekomster krävs relativt stora avsättningar av uppvuxen skog med slutet och relativt tätt kronskikt. Som riktlinje kan krävas ett avstånd på 50 meter in från brynet för att vidmakthålla ett fungerande mikroklimat. Detta innebär att fristående hänsynsytor för många arter (kärlväxter, lavar och mossor) kan behöva ha en area överstigande 0,8 hektar (cirkelyta med radien 50 meter = 0,78 hektar) för att bibehålla lokalklimatet. Även ganska små förändringar i form av förändrade ljus- och fuktighetsförhållanden, till exempel till följd av gallring, kan leda till att arten försvinner till följd av konkurrens med mera ljuskrävande och snabbväxande arter (Skogsstyrelsen, 2022).</w:t>
-      </w:r>
-    </w:p>
-    <w:p>
-      <w:r>
-        <w:t>Vid tillämpning av försiktighetsprincipen enligt 2 kap. 3 § miljöbalken bör sålunda 100–150 meters skyddszon lämnas runt knärotens växtplatser.</w:t>
-      </w:r>
-    </w:p>
-    <w:p>
-      <w:pPr>
-        <w:pStyle w:val="Heading2"/>
-      </w:pPr>
-      <w:r>
-        <w:t>Referenser – knärot</w:t>
-      </w:r>
-    </w:p>
-    <w:p>
-      <w:r>
-        <w:t xml:space="preserve">de Graaf M &amp; Roberts M.R., 2009. </w:t>
-      </w:r>
-      <w:r>
-        <w:rPr>
-          <w:i/>
-        </w:rPr>
-        <w:t xml:space="preserve">Short-term response of the herbaceous layer within leave patches after harvest. </w:t>
-      </w:r>
-      <w:r>
-        <w:t>Forest Ecology and Management 257, 1014–1025.</w:t>
-      </w:r>
-    </w:p>
-    <w:p>
-      <w:r>
-        <w:t xml:space="preserve">Halpern, C. B., Halaj, J., Evans, S. A., &amp; Dovciak, M., 2012. </w:t>
-      </w:r>
-      <w:r>
-        <w:rPr>
-          <w:i/>
-        </w:rPr>
-        <w:t xml:space="preserve">Level and pattern of overstory retention interact to shape long-term responses of understories to timber harvest. </w:t>
-      </w:r>
-      <w:r>
-        <w:t>Ecological Applications, 22, 2049–2064.</w:t>
-      </w:r>
-    </w:p>
-    <w:p>
-      <w:r>
-        <w:t>Johansson, V., Jansson, M. och Bergman, K-O</w:t>
-      </w:r>
-      <w:r>
-        <w:rPr>
-          <w:i/>
-        </w:rPr>
-        <w:t>.</w:t>
-      </w:r>
-      <w:r>
-        <w:t>, 2026.</w:t>
-      </w:r>
-      <w:r>
-        <w:rPr>
-          <w:i/>
-        </w:rPr>
-        <w:t xml:space="preserve"> A 30-year population decline of a threatened forest orchid associated with old growth forests</w:t>
-      </w:r>
-      <w:r>
-        <w:t>. Department of Physics, Chemistry and Biology (IFM), Linköping University.</w:t>
-      </w:r>
-    </w:p>
-    <w:p>
-      <w:r>
-        <w:t xml:space="preserve">Johnson, S., 2014. </w:t>
-      </w:r>
-      <w:r>
-        <w:rPr>
-          <w:i/>
-        </w:rPr>
-        <w:t>Retention Forestry as a Conservation Measure for Boreal Forest Ground Vegetation</w:t>
-      </w:r>
-      <w:r>
-        <w:t>. Doktorsavhandling, SLU, Uppsala.</w:t>
-      </w:r>
-    </w:p>
-    <w:p>
-      <w:r>
-        <w:t xml:space="preserve">Koelmeijer, I. A., Ehrlén, J., Jönsson, M., De Frenne, P., Berg, P., Andersson, J., Weibull, H. &amp; Hylander, N. 2022. </w:t>
-      </w:r>
-      <w:r>
-        <w:rPr>
-          <w:i/>
-        </w:rPr>
-        <w:t xml:space="preserve">Interactive effects of drought and edge exposure on old-growth forest understory species. </w:t>
-      </w:r>
-      <w:r>
-        <w:t>Landscape Ecology, 37, sid 1839–1853.</w:t>
-      </w:r>
-    </w:p>
-    <w:p>
-      <w:r>
-        <w:t xml:space="preserve">Rudolphi, J., Jönsson, M. T., &amp; Gustafsson, L., 2014. </w:t>
-      </w:r>
-      <w:r>
-        <w:rPr>
-          <w:i/>
-        </w:rPr>
-        <w:t xml:space="preserve">Biological legacies buffer local species extinction after logging. </w:t>
-      </w:r>
-      <w:r>
-        <w:t>Journal of Applied Ecology. 51, 53–62.</w:t>
-      </w:r>
-    </w:p>
-    <w:p>
-      <w:r>
-        <w:t xml:space="preserve">Sebestyén, L. och Sundberg, S. 2025.  </w:t>
-      </w:r>
-      <w:r>
-        <w:rPr>
-          <w:i/>
-        </w:rPr>
-        <w:t>Påverkan på knärotslokaler från hyggen i närheten.</w:t>
-      </w:r>
-      <w:r>
-        <w:t xml:space="preserve"> DAPHNE 36:1 2025. Botaniska Sällskapet i Stockholm.</w:t>
-      </w:r>
-    </w:p>
-    <w:p>
-      <w:r>
-        <w:t xml:space="preserve">Skogsstyrelsen, 2022. </w:t>
-      </w:r>
-      <w:r>
-        <w:rPr>
-          <w:i/>
-        </w:rPr>
-        <w:t xml:space="preserve">Vägledning för hänsyn till knärot. </w:t>
-      </w:r>
-      <w:r>
-        <w:t>https://www.skogsstyrelsen.se/lag-och-tillsyn/artskydd/vagledningar-och-kunskapsstod-artskydd/vagledning-for-hansyn-till-knarot/.</w:t>
-      </w:r>
-    </w:p>
-    <w:p>
-      <w:r>
-        <w:t xml:space="preserve">SLU Artdatabanken, 2024. </w:t>
-      </w:r>
-      <w:r>
-        <w:rPr>
-          <w:i/>
-        </w:rPr>
-        <w:t xml:space="preserve">Artfaktablad. Naturvård – artfakta. </w:t>
-      </w:r>
-      <w:r>
-        <w:t>SLU Artdatabanken, Uppsala.</w:t>
-      </w:r>
-    </w:p>
-    <w:p>
-      <w:pPr>
-        <w:pStyle w:val="Heading1"/>
-      </w:pPr>
-      <w:r>
-        <w:t>Kungsörn – ekologi samt krav på livsmiljön</w:t>
-      </w:r>
-    </w:p>
-    <w:p>
-      <w:r>
-        <w:t>Kungsörn är rödlistad som nära hotad (NT) och fridlyst enligt 4§ Artskyddsförordningen samt upptagen i bilaga 1 EU:s fågeldirektiv. Kungsörnen häckar i skogs- och fjällområden där den bygger stora risbon i grova träd eller på klipphyllor. Risboet är ca 1,5 m i diameter och i extremfall upp till 5 m högt, vanligtvis beläget i en kraftig tall eller i ett klippstup, ofta med utsikt över terrängen. Varje par har ofta flera alternativa boplatser inom sitt revir och dessa kan ligga åtskilliga kilometer från varandra (upp till 6,5 km konstaterat i Norge). Bon i träd placeras oftast på 2/3 höjd, mera sällan i eller nära toppen (SLU Artdatabanken, 2024).</w:t>
-      </w:r>
-    </w:p>
-    <w:p>
-      <w:r>
-        <w:t>I marker med medelgod bytestillgång är avståndet mellan etablerade par under naturliga förhållanden i genomsnitt cirka 10 km. I områden med gott om byten, som t.ex. i Skåne och Gotland men lokalt även i Norrland, kan avstånden vara betydligt kortare. Till exempel på Gotland har samtidiga häckningar skett i bon belägna endast lite drygt tre kilometer från varandra. I fattiga norrlandsskogar är medelavståndet mellan paren drygt 15 km. (SLU Artdatabanken, 2024).</w:t>
-      </w:r>
-    </w:p>
-    <w:p>
-      <w:r>
-        <w:t>Boträd får inte avverkas och skyddande skog bör vid avverkning alltid sparas runt örnbon, även runt s.k. alternativbon. Som utgångspunkt vid bedömning av hur mycket skog som skall lämnas runt boträdet bör 200 meters radie gälla. Under häckningsperioden (1 januari till 31 augusti) är kungsörnen störningskänslig och inga skogsbruksåtgärder eller annan störande berksamhet får förekomma närmare än 500 m från boet under den tiden. Arealen på det sparade skogspartiet kan uppgå till åtskilliga tiotals hektar beroende på t.ex. topografi, vindexponering och insyn. Det är även värdefullt om sammanhängande skog kan lämnas i någon riktning. Avverkning av gammelskog i bergsbranter och annan svår terräng måste undvikas (SLU Artdatabanken, 2024; Skogsstyrelsen, 2016).</w:t>
-      </w:r>
-    </w:p>
-    <w:p>
-      <w:r>
-        <w:t>Kungsörnen har på lång sikt en något osäker framtid på grund av den genomhuggning och kalavverkning av äldre, urskogsartade bestånd som fortfarande sker långt upp mot fjällområdena. Därvid kan brist på lämpliga boträd uppstå, likaså försämrad bytestillgång. Boträden, tallar i minst 95 % av fallen, bör vara kraftiga och i Norrland helst minst 200 år gamla. Medelåldern på 97 friska träd var 311 år vid en studie i Norrland 1975–1980. På Gotland har medelåldern på boträden konstaterats vara 145 år. Den gammelskog som i dagens läge finns kvar i Norrland hittas framför allt i svåravverkade, branta sluttningar i anslutning till berg, på blockrika berg, i eller i anslutning till raviner och sprickdalar eller på myrholmar. Eftersom ungefär halva den svenska kungsörnsstammen är beroende av lämpliga boträd skulle en mer omfattande avverkning i ovan nämnda terrängtyper troligen vara starkt negativ för artens fortbestånd. (SLU Artdatabanken, 2024).</w:t>
-      </w:r>
-    </w:p>
-    <w:p>
-      <w:pPr>
-        <w:pStyle w:val="Heading2"/>
-      </w:pPr>
-      <w:r>
-        <w:t>Referenser – kungsörn</w:t>
-      </w:r>
-    </w:p>
-    <w:p>
-      <w:r>
-        <w:t xml:space="preserve">Skogsstyrelsen, 2016. </w:t>
-      </w:r>
-      <w:r>
-        <w:rPr>
-          <w:i/>
-        </w:rPr>
-        <w:t xml:space="preserve">Vägledning för hänsyn till kungsörn. </w:t>
-      </w:r>
-      <w:r>
-        <w:t>Vägledningar och kunskapsstöd artskydd – Skogsstyrelsen</w:t>
-      </w:r>
-    </w:p>
-    <w:p>
-      <w:r>
-        <w:t xml:space="preserve">SLU Artdatabanken, 2024. </w:t>
-      </w:r>
-      <w:r>
-        <w:rPr>
-          <w:i/>
-        </w:rPr>
-        <w:t xml:space="preserve">Artfaktablad. Naturvård – artfakta. </w:t>
-      </w:r>
-      <w:r>
-        <w:t>SLU Artdatabanken, Uppsala</w:t>
-      </w:r>
-    </w:p>
-    <w:p>
-      <w:pPr>
-        <w:pStyle w:val="Heading1"/>
-      </w:pPr>
-      <w:r>
-        <w:t>Mindre hackspett – ekologi samt krav på livsmiljön</w:t>
-      </w:r>
-    </w:p>
-    <w:p>
-      <w:r>
-        <w:t xml:space="preserve">Mindre hackspett (NT) är rödlistad som nära hotad, fridlyst och prioriterad art i Skogsvårdslagen. Den är typisk art för </w:t>
-      </w:r>
-      <w:r>
-        <w:rPr>
-          <w:i/>
-        </w:rPr>
-        <w:t>9010 Taiga, 9750 Svämlövskog, 9080 Lövsumpskog, 9030 Landhöjningsskog och 9040 Fjällbjörkskog</w:t>
-      </w:r>
-      <w:r>
-        <w:t>. Minskningstakten har uppgått till 25 (10–40) % under de senaste 15 åren och bedöms vara nära gränsvärdet för Sårbar (VU). (A2bc). (SLU Artdatabanken 2021).</w:t>
-      </w:r>
-    </w:p>
-    <w:p>
-      <w:r>
-        <w:t>Den mindre hackspetten lever i löv- och blandskog med förekomst av äldre lövträd, gärna ädellövträd i södra Sverige. Norrut förekommer arten i gamla löv- och blandskogar med al, björk och asp. Ett mycket glest bestånd förekommer i fjällbjörkskogen. Under vintern kan födosök ske även i äldre grandominerad skog, troligen för att den ger bättre skydd mot rovdjur och rovfåglar än ren lövskog. (SLU Artdatabanken, 2021).</w:t>
-      </w:r>
-    </w:p>
-    <w:p>
-      <w:r>
-        <w:t>Arten har stora revir och höga krav när det gäller förekomst av lövskog på landskapsnivå. För att häcka framgångsrikt behöver ett par cirka 40 ha äldre lövdominerad skog inom ett område på upp till 200 ha. Under vintern utsträcks födosöket till ett större område på flera hundra hektar, men varje individ återvänder till samma natthål kväll efter kväll. Arten häckar i murkna lövträdsstammar eller stubbar (oftast klibbal eller björk), vanligen 3–7 meter över marken. Ett nytt bohål hackas ut varje vår (Skogsstyrelsen, 2016 &amp; SLU Artdatabanken, 2021).</w:t>
-      </w:r>
-    </w:p>
-    <w:p>
-      <w:r>
-        <w:t>Den mindre hackspetten missgynnas av gallring i löv- och blandskogar, om lövträd tas bort. Vidare så missgynnas arten starkt genom avverkning av äldre lövträd, dränering och avverkning av al- och björkkärr, röjning eller gallring av täta strandskogar, alkärr samt borttagande av murkna träd och grenar. Nedhuggning av äldre hagmarksbjörkar och alar är också negativt. Arten hotas dessutom av biobränsleuttag i gamla inägomarker och andra lövskogar (Skogsstyrelsen, 2016 &amp; SLU Artdatabanken, 2021).</w:t>
-      </w:r>
-    </w:p>
-    <w:p>
-      <w:pPr>
-        <w:pStyle w:val="Heading2"/>
-      </w:pPr>
-      <w:r>
-        <w:t>Referenser – mindre hackspett</w:t>
-      </w:r>
-    </w:p>
-    <w:p>
-      <w:r>
-        <w:t xml:space="preserve">Skogsstyrelsen, 2016. </w:t>
-      </w:r>
-      <w:r>
-        <w:rPr>
-          <w:i/>
-        </w:rPr>
-        <w:t xml:space="preserve">Vägledning för hänsyn till mindre hackspett. </w:t>
-      </w:r>
-      <w:r>
-        <w:t>https://www.skogsstyrelsen.se/globalassets/lag-och-tillsyn/artskydd/vagledningar-for-hansyn-till-faglar/mindre-hackspett-vagledning-hansyn2.pdf</w:t>
-      </w:r>
-    </w:p>
-    <w:p>
-      <w:r>
-        <w:t xml:space="preserve">SLU Artdatabanken, 2021. </w:t>
-      </w:r>
-      <w:r>
-        <w:rPr>
-          <w:i/>
-        </w:rPr>
-        <w:t xml:space="preserve">Artfaktablad. Naturvård – artfakta. </w:t>
-      </w:r>
-      <w:r>
-        <w:t>SLU Artdatabanken, Uppsala</w:t>
-      </w:r>
-    </w:p>
-    <w:p>
-      <w:pPr>
-        <w:pStyle w:val="Heading1"/>
-      </w:pPr>
-      <w:r>
-        <w:t>Nordfladdermus – ekologi samt krav på livsmiljön</w:t>
-      </w:r>
-    </w:p>
-    <w:p>
-      <w:r>
-        <w:t>Nordfladdermus (NT, §4a) omfattas av bilaga 4 EU:s art- och habitatdirektiv vilket innebär ett strikt skydd för arten och dess livsmiljöer. Arten har minskat med 27,5 (5–50) % under de senaste 21 åren och minskningstakten för den svenska populationen bedöms vara nära gränsvärdet för Sårbar (VU). (A2bc) (SLU Artdatabanken, 2024).</w:t>
-      </w:r>
-    </w:p>
-    <w:p>
-      <w:r>
-        <w:t>Nordfladdermus föredrar variationsrik skog med förekomst av sjöar, vattendrag och våtmarker och hittas framförallt i halvöppna miljöer som trädbärande beteshagar och i kantzoner mellan skog och odlingsmark. Den undviker stora öppna områden som stora hyggen och större sammanhängande planteringar vilket minskar längden bryn och landskapets heterogenitet och därmed födotillgången och mängden lämpliga jaktplatser. Skogsbruksåtgärder som leder till minskad förekomst av äldre, gles skog och då särskilt tillgång på hålträd och träd med löst sittande bark kan leda till brist på koloniplatser och viloplatser (SLU Artdatabanken, 2024; Skogsstyrelsen, 2016).</w:t>
-      </w:r>
-    </w:p>
-    <w:p>
-      <w:r>
-        <w:t>Fladdermöss är beroende av hänsyn på landskapsnivå och det är viktigt att alla typer av vatten och våtmarker samt fuktiga skogspartier återställs och bevaras. Sväm- och sumpskog ska alltid sparas, och äldre lövmiljöer bör alltid sparas för födosök, koloniplatser och viloplatser. Utöver kantzoner mot vatten och våtmarker bör tillräckligt breda skyddszoner av uppväxt skog sparas för att skapa och bevara vindskyddade födosöksmiljöer. Genom att binda samman befintliga skogsbestånd med korridorer av uppvuxen skog skapas ett fladdermusvänligt landskap (SLU Artdatabanken, 2024; Skogsstyrelsen, 2016).</w:t>
-      </w:r>
-    </w:p>
-    <w:p>
-      <w:pPr>
-        <w:pStyle w:val="Heading2"/>
-      </w:pPr>
-      <w:r>
-        <w:t>Referenser – nordfladdermus</w:t>
-      </w:r>
-    </w:p>
-    <w:p>
-      <w:r>
-        <w:t xml:space="preserve">Skogsstyrelsen, 2016. </w:t>
-      </w:r>
-      <w:r>
-        <w:rPr>
-          <w:i/>
-        </w:rPr>
-        <w:t xml:space="preserve">Vägledning för hänsyn till nordfladdermus. </w:t>
-      </w:r>
-      <w:r>
-        <w:t>Vägledningar och kunskapsstöd artskydd - Skogsstyrelsen</w:t>
-      </w:r>
-    </w:p>
-    <w:p>
-      <w:r>
-        <w:t>SLU Artdatabanken, 2024.</w:t>
-      </w:r>
-      <w:r>
-        <w:rPr>
-          <w:i/>
-        </w:rPr>
-        <w:t xml:space="preserve">  Artfakta: nordfladdermus (Eptesicus nilssonii). </w:t>
-      </w:r>
-      <w:r>
-        <w:t>https://artfakta.se/taxa/205998</w:t>
-      </w:r>
-    </w:p>
-    <w:p>
-      <w:pPr>
-        <w:pStyle w:val="Heading1"/>
-      </w:pPr>
-      <w:r>
-        <w:t>Sparvuggla – ekologi samt krav på livsmiljön</w:t>
-      </w:r>
-    </w:p>
-    <w:p>
-      <w:r>
-        <w:t>Sparvuggla (NT, §4) är fridlyst enligt 4§ artskyddsförordningen och omfattas av bilaga 1 EU:s fågeldirektiv. Den har minskat med 15 (5–25) % under de senaste 15 åren och minskningstakten för den svenska populationen bedöms vara nära gränsvärdet för Sårbar (VU) (SLU Artdatabanken 2026).</w:t>
-      </w:r>
-    </w:p>
-    <w:p>
-      <w:r>
-        <w:t>Sparvugglan häckar i naturskog samt i klassisk bondeskog och förekommer främst i större skogsområden som domineras av barrblandskog med stort inslag av asp, björk och andra lövträd. Den behöver relativt stora skogsområden och saknas helt i mindre skogar och isolerade dungar. Reviren är i storleksordningen upp till 200 hektar. Sparvugglan missgynnas av överföring av variationsrika bondeskogar till ensartade produktionsskogar – särskilt avverkning av lövträdsrika kantzoner och igenplantering av gamla inägor (Skogsstyrelsen, 2016).</w:t>
-      </w:r>
-    </w:p>
-    <w:p>
-      <w:pPr>
-        <w:pStyle w:val="Heading2"/>
-      </w:pPr>
-      <w:r>
-        <w:t>Referenser – sparvuggla</w:t>
-      </w:r>
-    </w:p>
-    <w:p>
-      <w:r>
-        <w:t xml:space="preserve">Skogsstyrelsen, 2016. </w:t>
-      </w:r>
-      <w:r>
-        <w:rPr>
-          <w:i/>
-        </w:rPr>
-        <w:t>Vägledning för hänsyn till sparvuggla.</w:t>
-      </w:r>
-    </w:p>
-    <w:p>
-      <w:r>
-        <w:t xml:space="preserve">SLU Artdatabanken, 2026. </w:t>
-      </w:r>
-      <w:r>
-        <w:rPr>
-          <w:i/>
-        </w:rPr>
-        <w:t xml:space="preserve">Artfaktablad. Naturvård – artfakta. </w:t>
-      </w:r>
-      <w:r>
-        <w:t>SLU Artdatabanken, Uppsala.</w:t>
-      </w:r>
-    </w:p>
-    <w:p>
-      <w:pPr>
-        <w:pStyle w:val="Heading1"/>
-      </w:pPr>
-      <w:r>
-        <w:t>Spillkråka – ekologi samt krav på livsmiljön</w:t>
-      </w:r>
-    </w:p>
-    <w:p>
-      <w:r>
-        <w:t xml:space="preserve">Spillkråka (§4) ingår i bilaga 1 EU:s fågeldirektiv och är typisk art för </w:t>
-      </w:r>
-      <w:r>
-        <w:rPr>
-          <w:i/>
-        </w:rPr>
-        <w:t xml:space="preserve">9010 Taiga </w:t>
-      </w:r>
-      <w:r>
-        <w:t>och</w:t>
-      </w:r>
-      <w:r>
-        <w:rPr>
-          <w:i/>
-        </w:rPr>
-        <w:t xml:space="preserve"> 9740 Skogsbevuxen myr</w:t>
-      </w:r>
-      <w:r>
-        <w:t>. Den lever i både barr- och blandskog liksom i ren lövskog. De tätaste populationerna tenderar att finnas i äldre, variationsrik blandskog med gott om död ved och gamla träd. Varje par utnyttjar 400–1000 hektar skog beroende på skogens kvalitet. Skogsbruk med korta omloppstider och täta, homogena ungskogar utgör det största hotet (SLU Artdatabanken, 2026).</w:t>
-      </w:r>
-    </w:p>
-    <w:p>
-      <w:r>
-        <w:t>Spillkråka är en nyckelart i skogliga miljöer vars övergivna bohål utnyttjas av flera andra hålhäckande fågelarter och fladdermöss, däribland pärluggla (EN, §4), knipa (§4), salskrake (§4) och skogsduva (§4). Hökuggla (VU, §4) och slaguggla (§4) häckar ofta i högstubbar som brutits av i höjd med ett gammalt spillkråkebo (Skogsstyrelsen, 2016).</w:t>
-      </w:r>
-    </w:p>
-    <w:p>
-      <w:pPr>
-        <w:pStyle w:val="Heading2"/>
-      </w:pPr>
-      <w:r>
-        <w:t>Referenser – spillkråka</w:t>
-      </w:r>
-    </w:p>
-    <w:p>
-      <w:r>
-        <w:t xml:space="preserve">Skogsstyrelsen, 2016. </w:t>
-      </w:r>
-      <w:r>
-        <w:rPr>
-          <w:i/>
-        </w:rPr>
-        <w:t xml:space="preserve">Vägledning för hänsyn till spillkråka. </w:t>
-      </w:r>
-      <w:r>
-        <w:t>Vägledningar och kunskapsstöd artskydd – Skogsstyrelsen.</w:t>
-      </w:r>
-    </w:p>
-    <w:p>
-      <w:r>
-        <w:t xml:space="preserve">SLU Artdatabanken, 2026. </w:t>
-      </w:r>
-      <w:r>
-        <w:rPr>
-          <w:i/>
-        </w:rPr>
-        <w:t xml:space="preserve">Artfaktablad. Naturvård – artfakta. </w:t>
-      </w:r>
-      <w:r>
-        <w:t>SLU Artdatabanken, Uppsala.</w:t>
-      </w:r>
-    </w:p>
-    <w:p>
-      <w:pPr>
-        <w:pStyle w:val="Heading1"/>
-      </w:pPr>
-      <w:r>
-        <w:t>Tallbit – ekologi samt krav på livsmiljön</w:t>
-      </w:r>
-    </w:p>
-    <w:p>
-      <w:r>
-        <w:t xml:space="preserve">Tallbit (§4) är typisk art för </w:t>
-      </w:r>
-      <w:r>
-        <w:rPr>
-          <w:i/>
-        </w:rPr>
-        <w:t>9010 Taiga</w:t>
-      </w:r>
-      <w:r>
-        <w:t xml:space="preserve"> och prioriterad art enligt Skogsvårdslagen. Den förekommer från norra Dalarna och norrut genom de inre delarna av Norrland, norrut till norra Norrbotten. Tallbiten ställer höga krav på sin livsmiljö och permanent förekomst av häckande tallbit finns huvudsakligen i gammal grandominerad barrblandskog av naturskogskaraktär med inslag av björk, gråal, rönn och viden, påfallande ofta i områden med inslag av myrmark och små vattendrag. Reviren är relativt stora (12–75 hektar enligt befintliga studier) och arten saknas i områden med storskaligt skogsbruk med hög andel stora hyggen och täta ungskogar. Områden med dokumenterad permanent förekomst har ofta så stora naturvärden att skogsbruk är olämpligt (SLU Artdatabanken, 2026; Skogsstyrelsen, 2016).</w:t>
-      </w:r>
-    </w:p>
-    <w:p>
-      <w:r>
-        <w:t>Arealerna grandominerad naturskog har i stora delar av landet blivit allt för små, och bestånden är dessutom i många fall allt för isolerade, för att kunna upprätthålla stabila populationer. Omdaningen av naturskogsartad skog till produktionsskog medför en förlust av viktiga häckningsmiljöer, något som förstärks av ökad fragmentering av kvarvarande naturskogsartade bestånd. Områden med dokumenterad permanent förekomst i naturskogsmiljöer kan ha så stora naturvärden att de bör bli föremål för områdesskydd eller naturvårdsavsättningar (Skogsstyrelsen, 2016).</w:t>
-      </w:r>
-    </w:p>
-    <w:p>
-      <w:r>
-        <w:t>Tallbiten flyttar normalt endast begränsade sträckor inom norra barrskogsregionen och de flesta vintrar ses den endast i mycket liten omfattning utanför häckningsområdet. Med långa och oregelbundna mellanrum uppträder tallbiten invasionsaktigt och i samband med sådana rörelser kan den observeras i stora delar av Sverige (SLU Artdatabanken, 2026).</w:t>
-      </w:r>
-    </w:p>
-    <w:p>
-      <w:pPr>
-        <w:pStyle w:val="Heading2"/>
-      </w:pPr>
-      <w:r>
-        <w:t>Referenser – tallbit</w:t>
-      </w:r>
-    </w:p>
-    <w:p>
-      <w:r>
-        <w:t xml:space="preserve">Skogsstyrelsen, 2016. </w:t>
-      </w:r>
-      <w:r>
-        <w:rPr>
-          <w:i/>
-        </w:rPr>
-        <w:t xml:space="preserve">Vägledning för hänsyn till tallbit. </w:t>
-      </w:r>
-      <w:r>
-        <w:t>Vägledningar och kunskapsstöd artskydd - Skogsstyrelsen</w:t>
-      </w:r>
-    </w:p>
-    <w:p>
-      <w:r>
-        <w:t>SLU Artdatabanken, 2026.</w:t>
-      </w:r>
-      <w:r>
-        <w:rPr>
-          <w:i/>
-        </w:rPr>
-        <w:t xml:space="preserve"> Artfakta: tallbit (Pinicola enucleator).</w:t>
-      </w:r>
-    </w:p>
-    <w:p>
-      <w:pPr>
-        <w:pStyle w:val="Heading1"/>
-      </w:pPr>
-      <w:r>
-        <w:t>Talltita – ekologi samt krav på livsmiljön</w:t>
-      </w:r>
-    </w:p>
-    <w:p>
-      <w:r>
-        <w:t>Talltita är rödlistad som NT, fridlyst och prioriterad art i Skogsvårdslagen. Den omfattas av EU:s fågeldirektiv. Arten har minskat kraftigt de senaste 30 åren och minskningstakten innevarande 10-årsperiod beräknas till 20 (10–30) % (SLU Artdatabanken, 2022).</w:t>
-      </w:r>
-    </w:p>
-    <w:p>
-      <w:r>
-        <w:t>Talltita föredrar större sammanhängande barrskogar, och finns såväl i tallskog som granskog och i lövblandad barrskog. Skogens struktur är viktig och ska helst vara flerskiktad med riklig underväxt av mindre granar, björk och andra lövträd och buskar. Tillgång på murknande högstubbar är särskilt viktig, eftersom talltitan helst själv hackar ut sitt bohål (SLU Artdatabanken, 2022).</w:t>
-      </w:r>
-    </w:p>
-    <w:p>
-      <w:r>
-        <w:t>Det finns flera studier som visar att talltita är känslig för gallring och inte överlever när dess livsmiljö kalavverkas (Eggers and Low, 2014; Griesser et al., 2007; Klein, 2020). Talltitans revir är förhållandevis stora, 10–20 hektar och arten missgynnas när skogen fragmenteras. Kalavverkning av större delar av reviret innebär att det överges (Artdatabanken, 2021).</w:t>
-      </w:r>
-    </w:p>
-    <w:p>
-      <w:r>
-        <w:t>Talltitan är synnerligen trogen sitt revir så länge paret lever och biotopen förblir intakt. Paret stannar i sitt revir året om. En förlust av ett revir har därför en stor inverkan på den lokala populationen och trakthyggesbruket anses vara orsak till den svenska populationens kraftiga minskning. Talltiteparets revirtrohet innebär att närhelst under året man observerar en adult talltita så ingår denna plats i reviret (Siffczyk et al., 2003; Ekman, 1979).</w:t>
-      </w:r>
-    </w:p>
-    <w:p>
-      <w:pPr>
-        <w:pStyle w:val="Heading2"/>
-      </w:pPr>
-      <w:r>
-        <w:t>Referenser – talltita</w:t>
-      </w:r>
-    </w:p>
-    <w:p>
-      <w:r>
-        <w:t xml:space="preserve">Eggers, S., Low, M., 2014. </w:t>
-      </w:r>
-      <w:r>
-        <w:rPr>
-          <w:i/>
-        </w:rPr>
-        <w:t xml:space="preserve">Differential demographic responses of sympatric Parids to vegetation management in boreal forest. </w:t>
-      </w:r>
-      <w:r>
-        <w:t>For. Ecol. Manage. 319, 169–175.</w:t>
-      </w:r>
-    </w:p>
-    <w:p>
-      <w:r>
-        <w:t xml:space="preserve">Ekman, J., 1979. </w:t>
-      </w:r>
-      <w:r>
-        <w:rPr>
-          <w:i/>
-        </w:rPr>
-        <w:t xml:space="preserve">Coherence, composition and territories of winter social groups of the Willow Tit Parus montanus and the Crested Tit P. cristatus. </w:t>
-      </w:r>
-      <w:r>
-        <w:t>Ornis Scandinavica, 10, pp 56–68</w:t>
-      </w:r>
-    </w:p>
-    <w:p>
-      <w:r>
-        <w:t xml:space="preserve">Griesser, M., Nystrand, M., Eggers, S., Ekman, J., 2007. </w:t>
-      </w:r>
-      <w:r>
-        <w:rPr>
-          <w:i/>
-        </w:rPr>
-        <w:t xml:space="preserve">Impact of forestry practices on fitness correlates and population productivity in an open-nesting bird species. </w:t>
-      </w:r>
-      <w:r>
-        <w:t>Conserv. Biol. 21, 767–774. https://doi.org/10.1111/j.1523- 1739.2007.00675.x</w:t>
-      </w:r>
-    </w:p>
-    <w:p>
-      <w:r>
-        <w:t xml:space="preserve">Klein, J., 2020. </w:t>
-      </w:r>
-      <w:r>
-        <w:rPr>
-          <w:i/>
-        </w:rPr>
-        <w:t xml:space="preserve">The forgotten forest – On thinning, retention, and biodiversity in the boreal forest. </w:t>
-      </w:r>
-      <w:r>
-        <w:t>Doctoral Thesis No. 2020:50</w:t>
-      </w:r>
-    </w:p>
-    <w:p>
-      <w:r>
-        <w:t xml:space="preserve">Siffczyk, C., Brotons, L., Kangas, K., Orell, M., 2003. </w:t>
-      </w:r>
-      <w:r>
-        <w:rPr>
-          <w:i/>
-        </w:rPr>
-        <w:t xml:space="preserve">Home range size of willow tits. </w:t>
-      </w:r>
-      <w:r>
-        <w:t>Oecologica, 136, 635–642 (2003)</w:t>
-      </w:r>
-    </w:p>
-    <w:p>
-      <w:r>
-        <w:t xml:space="preserve">SLU Artdatabanken, 2021. </w:t>
       </w:r>
       <w:r>
         <w:rPr>
@@ -2108,7 +2065,7 @@
     <w:r>
       <w:tab/>
       <w:tab/>
-      <w:t>2026-06-20</w:t>
+      <w:t>2026-06-21</w:t>
       <w:br/>
       <w:br/>
     </w:r>

--- a/klagomål/A 13924-2026 FSC-klagomål.docx
+++ b/klagomål/A 13924-2026 FSC-klagomål.docx
@@ -2065,7 +2065,7 @@
     <w:r>
       <w:tab/>
       <w:tab/>
-      <w:t>2026-06-21</w:t>
+      <w:t>2026-06-22</w:t>
       <w:br/>
       <w:br/>
     </w:r>

--- a/klagomål/A 13924-2026 FSC-klagomål.docx
+++ b/klagomål/A 13924-2026 FSC-klagomål.docx
@@ -2065,7 +2065,7 @@
     <w:r>
       <w:tab/>
       <w:tab/>
-      <w:t>2026-06-22</w:t>
+      <w:t>2026-06-23</w:t>
       <w:br/>
       <w:br/>
     </w:r>

--- a/klagomål/A 13924-2026 FSC-klagomål.docx
+++ b/klagomål/A 13924-2026 FSC-klagomål.docx
@@ -2065,7 +2065,7 @@
     <w:r>
       <w:tab/>
       <w:tab/>
-      <w:t>2026-06-23</w:t>
+      <w:t>2026-06-24</w:t>
       <w:br/>
       <w:br/>
     </w:r>

--- a/klagomål/A 13924-2026 FSC-klagomål.docx
+++ b/klagomål/A 13924-2026 FSC-klagomål.docx
@@ -2065,7 +2065,7 @@
     <w:r>
       <w:tab/>
       <w:tab/>
-      <w:t>2026-06-24</w:t>
+      <w:t>2026-06-25</w:t>
       <w:br/>
       <w:br/>
     </w:r>

--- a/klagomål/A 13924-2026 FSC-klagomål.docx
+++ b/klagomål/A 13924-2026 FSC-klagomål.docx
@@ -2065,7 +2065,7 @@
     <w:r>
       <w:tab/>
       <w:tab/>
-      <w:t>2026-06-25</w:t>
+      <w:t>2026-06-26</w:t>
       <w:br/>
       <w:br/>
     </w:r>

--- a/klagomål/A 13924-2026 FSC-klagomål.docx
+++ b/klagomål/A 13924-2026 FSC-klagomål.docx
@@ -2065,7 +2065,7 @@
     <w:r>
       <w:tab/>
       <w:tab/>
-      <w:t>2026-06-26</w:t>
+      <w:t>2026-06-27</w:t>
       <w:br/>
       <w:br/>
     </w:r>

--- a/klagomål/A 13924-2026 FSC-klagomål.docx
+++ b/klagomål/A 13924-2026 FSC-klagomål.docx
@@ -2065,7 +2065,7 @@
     <w:r>
       <w:tab/>
       <w:tab/>
-      <w:t>2026-06-27</w:t>
+      <w:t>2026-06-28</w:t>
       <w:br/>
       <w:br/>
     </w:r>

--- a/klagomål/A 13924-2026 FSC-klagomål.docx
+++ b/klagomål/A 13924-2026 FSC-klagomål.docx
@@ -2065,7 +2065,7 @@
     <w:r>
       <w:tab/>
       <w:tab/>
-      <w:t>2026-06-28</w:t>
+      <w:t>2026-06-29</w:t>
       <w:br/>
       <w:br/>
     </w:r>

--- a/klagomål/A 13924-2026 FSC-klagomål.docx
+++ b/klagomål/A 13924-2026 FSC-klagomål.docx
@@ -2065,7 +2065,7 @@
     <w:r>
       <w:tab/>
       <w:tab/>
-      <w:t>2026-06-29</w:t>
+      <w:t>2026-06-30</w:t>
       <w:br/>
       <w:br/>
     </w:r>

--- a/klagomål/A 13924-2026 FSC-klagomål.docx
+++ b/klagomål/A 13924-2026 FSC-klagomål.docx
@@ -2065,7 +2065,7 @@
     <w:r>
       <w:tab/>
       <w:tab/>
-      <w:t>2026-06-30</w:t>
+      <w:t>2026-07-01</w:t>
       <w:br/>
       <w:br/>
     </w:r>

--- a/klagomål/A 13924-2026 FSC-klagomål.docx
+++ b/klagomål/A 13924-2026 FSC-klagomål.docx
@@ -2065,7 +2065,7 @@
     <w:r>
       <w:tab/>
       <w:tab/>
-      <w:t>2026-07-01</w:t>
+      <w:t>2026-07-02</w:t>
       <w:br/>
       <w:br/>
     </w:r>

--- a/klagomål/A 13924-2026 FSC-klagomål.docx
+++ b/klagomål/A 13924-2026 FSC-klagomål.docx
@@ -2065,7 +2065,7 @@
     <w:r>
       <w:tab/>
       <w:tab/>
-      <w:t>2026-07-13</w:t>
+      <w:t>2026-07-14</w:t>
       <w:br/>
       <w:br/>
     </w:r>

--- a/klagomål/A 13924-2026 FSC-klagomål.docx
+++ b/klagomål/A 13924-2026 FSC-klagomål.docx
@@ -2065,7 +2065,7 @@
     <w:r>
       <w:tab/>
       <w:tab/>
-      <w:t>2026-07-14</w:t>
+      <w:t>2026-07-15</w:t>
       <w:br/>
       <w:br/>
     </w:r>

--- a/klagomål/A 13924-2026 FSC-klagomål.docx
+++ b/klagomål/A 13924-2026 FSC-klagomål.docx
@@ -2065,7 +2065,7 @@
     <w:r>
       <w:tab/>
       <w:tab/>
-      <w:t>2026-07-15</w:t>
+      <w:t>2026-07-16</w:t>
       <w:br/>
       <w:br/>
     </w:r>

--- a/klagomål/A 13924-2026 FSC-klagomål.docx
+++ b/klagomål/A 13924-2026 FSC-klagomål.docx
@@ -2065,7 +2065,7 @@
     <w:r>
       <w:tab/>
       <w:tab/>
-      <w:t>2026-07-16</w:t>
+      <w:t>2026-07-17</w:t>
       <w:br/>
       <w:br/>
     </w:r>

--- a/klagomål/A 13924-2026 FSC-klagomål.docx
+++ b/klagomål/A 13924-2026 FSC-klagomål.docx
@@ -2065,7 +2065,7 @@
     <w:r>
       <w:tab/>
       <w:tab/>
-      <w:t>2026-07-17</w:t>
+      <w:t>2026-07-18</w:t>
       <w:br/>
       <w:br/>
     </w:r>

--- a/klagomål/A 13924-2026 FSC-klagomål.docx
+++ b/klagomål/A 13924-2026 FSC-klagomål.docx
@@ -2065,7 +2065,7 @@
     <w:r>
       <w:tab/>
       <w:tab/>
-      <w:t>2026-07-18</w:t>
+      <w:t>2026-07-19</w:t>
       <w:br/>
       <w:br/>
     </w:r>

--- a/klagomål/A 13924-2026 FSC-klagomål.docx
+++ b/klagomål/A 13924-2026 FSC-klagomål.docx
@@ -2065,7 +2065,7 @@
     <w:r>
       <w:tab/>
       <w:tab/>
-      <w:t>2026-07-19</w:t>
+      <w:t>2026-07-20</w:t>
       <w:br/>
       <w:br/>
     </w:r>
